--- a/Outline.docx
+++ b/Outline.docx
@@ -17,89 +17,6 @@
         <w:t>Summary</w:t>
       </w:r>
     </w:p>
-    <w:p>
-      <w:r>
-        <w:t>As the chief of security at Aleph Null Biomedical’s Montreal branch, Cassandra Hao</w:t>
-      </w:r>
-      <w:r>
-        <w:t xml:space="preserve"> is </w:t>
-      </w:r>
-      <w:r>
-        <w:t>charged</w:t>
-      </w:r>
-      <w:r>
-        <w:t xml:space="preserve"> with protecting the company’s newest asset – </w:t>
-      </w:r>
-      <w:r>
-        <w:t>a machine that can</w:t>
-      </w:r>
-      <w:r>
-        <w:t xml:space="preserve"> read</w:t>
-      </w:r>
-      <w:r>
-        <w:t xml:space="preserve"> </w:t>
-      </w:r>
-      <w:r>
-        <w:t xml:space="preserve">and </w:t>
-      </w:r>
-      <w:r>
-        <w:t>alter</w:t>
-      </w:r>
-      <w:r>
-        <w:t xml:space="preserve"> memories. </w:t>
-      </w:r>
-      <w:r>
-        <w:t xml:space="preserve">Intended for therapeutic use, the device becomes the </w:t>
-      </w:r>
-      <w:r>
-        <w:t xml:space="preserve">center of a factional struggle as the company debates </w:t>
-      </w:r>
-      <w:r>
-        <w:t>less benevolent alternatives</w:t>
-      </w:r>
-      <w:r>
-        <w:t xml:space="preserve">, </w:t>
-      </w:r>
-      <w:r>
-        <w:t>a conflict that devolves</w:t>
-      </w:r>
-      <w:r>
-        <w:t xml:space="preserve"> into </w:t>
-      </w:r>
-      <w:r>
-        <w:t xml:space="preserve">vicious </w:t>
-      </w:r>
-      <w:r>
-        <w:t>subterfuge. To protect themselves</w:t>
-      </w:r>
-      <w:r>
-        <w:t xml:space="preserve">, their </w:t>
-      </w:r>
-      <w:r>
-        <w:t>home,</w:t>
-      </w:r>
-      <w:r>
-        <w:t xml:space="preserve"> and their ideals,</w:t>
-      </w:r>
-      <w:r>
-        <w:t xml:space="preserve"> Cassandra and her colleagues must </w:t>
-      </w:r>
-      <w:r>
-        <w:t>enter</w:t>
-      </w:r>
-      <w:r>
-        <w:t xml:space="preserve"> the fray, even if it means</w:t>
-      </w:r>
-      <w:r>
-        <w:t xml:space="preserve"> confront</w:t>
-      </w:r>
-      <w:r>
-        <w:t>ing</w:t>
-      </w:r>
-      <w:r>
-        <w:t xml:space="preserve"> parts of their past they would rather leave behind.</w:t>
-      </w:r>
-    </w:p>
     <w:p/>
     <w:p>
       <w:pPr>
@@ -118,24 +35,29 @@
     </w:p>
     <w:p>
       <w:r>
-        <w:t xml:space="preserve">When her company debuts a fantastical machine that can read and alter memories, Cassandra Hao finds herself locked in a factional struggle that forces </w:t>
-      </w:r>
-      <w:r>
-        <w:t>her</w:t>
-      </w:r>
-      <w:r>
-        <w:t xml:space="preserve"> to confront </w:t>
-      </w:r>
-      <w:r>
-        <w:t>her</w:t>
-      </w:r>
-      <w:r>
-        <w:t xml:space="preserve"> own past</w:t>
-      </w:r>
-      <w:r>
-        <w:t>.</w:t>
-      </w:r>
-    </w:p>
+        <w:t>After her company is shaken by a chain of murders</w:t>
+      </w:r>
+      <w:r>
+        <w:t xml:space="preserve">, Cassandra Hao </w:t>
+      </w:r>
+      <w:r>
+        <w:t>befriends</w:t>
+      </w:r>
+      <w:r>
+        <w:t xml:space="preserve"> a</w:t>
+      </w:r>
+      <w:r>
+        <w:t xml:space="preserve">n amnesiac </w:t>
+      </w:r>
+      <w:r>
+        <w:t>young woman</w:t>
+      </w:r>
+      <w:r>
+        <w:t>, and soon realizes that her companion’s missing memories may hold the key to averting disaster.</w:t>
+      </w:r>
+    </w:p>
+    <w:p/>
+    <w:p/>
     <w:p/>
     <w:p/>
     <w:p/>
@@ -163,6 +85,7 @@
           <w:b/>
           <w:bCs/>
         </w:rPr>
+        <w:lastRenderedPageBreak/>
         <w:t>Outline</w:t>
       </w:r>
     </w:p>
@@ -180,34 +103,64 @@
         <w:t xml:space="preserve"> </w:t>
       </w:r>
       <w:r>
-        <w:t>The Express</w:t>
-      </w:r>
-    </w:p>
-    <w:p>
-      <w:pPr>
-        <w:pStyle w:val="ListParagraph"/>
-        <w:numPr>
-          <w:ilvl w:val="0"/>
-          <w:numId w:val="2"/>
-        </w:numPr>
-      </w:pPr>
-      <w:r>
-        <w:t xml:space="preserve">Akiko, Marcus, Shufen, and Cassandra meet up at the train station after an invasive security screening, where they discuss the ongoing protests. </w:t>
-      </w:r>
-    </w:p>
-    <w:p>
-      <w:pPr>
-        <w:pStyle w:val="ListParagraph"/>
-        <w:numPr>
-          <w:ilvl w:val="0"/>
-          <w:numId w:val="2"/>
-        </w:numPr>
-      </w:pPr>
-      <w:r>
-        <w:t>Lancaster and his security forces board the train to</w:t>
-      </w:r>
-      <w:r>
-        <w:t xml:space="preserve"> arrest Marcus for restarting the mnemonics project without proper authorization or oversight. Cassandra and Shufen speculate that he is doing this to gain further leverage over the Montreal branch campus.</w:t>
+        <w:t>Lethe</w:t>
+      </w:r>
+    </w:p>
+    <w:p>
+      <w:pPr>
+        <w:pStyle w:val="ListParagraph"/>
+        <w:numPr>
+          <w:ilvl w:val="0"/>
+          <w:numId w:val="2"/>
+        </w:numPr>
+      </w:pPr>
+      <w:r>
+        <w:t>Akiko, Marcus, Shufen, and Cassandra meet up at the train station after</w:t>
+      </w:r>
+      <w:r>
+        <w:t xml:space="preserve"> being interrogated about the murder.</w:t>
+      </w:r>
+    </w:p>
+    <w:p>
+      <w:pPr>
+        <w:pStyle w:val="ListParagraph"/>
+        <w:numPr>
+          <w:ilvl w:val="0"/>
+          <w:numId w:val="2"/>
+        </w:numPr>
+      </w:pPr>
+      <w:r>
+        <w:t>Cassandra learns about Akiko’s missing memories</w:t>
+      </w:r>
+      <w:r>
+        <w:t>.</w:t>
+      </w:r>
+    </w:p>
+    <w:p>
+      <w:pPr>
+        <w:pStyle w:val="ListParagraph"/>
+        <w:numPr>
+          <w:ilvl w:val="0"/>
+          <w:numId w:val="2"/>
+        </w:numPr>
+      </w:pPr>
+      <w:r>
+        <w:t xml:space="preserve">Onboard the train, Lancaster tells them that he suspects they might be complicit in the crime, since the victim was an investigator </w:t>
+      </w:r>
+      <w:r>
+        <w:t>looking into “extremist” activity</w:t>
+      </w:r>
+      <w:r>
+        <w:t xml:space="preserve"> (read: attempts to organize a union)</w:t>
+      </w:r>
+      <w:r>
+        <w:t xml:space="preserve">. He threatens to have the </w:t>
+      </w:r>
+      <w:r>
+        <w:t>Montreal</w:t>
+      </w:r>
+      <w:r>
+        <w:t xml:space="preserve"> campus leadership purged if they can’t put a stop to the unrest.</w:t>
       </w:r>
     </w:p>
     <w:p>
@@ -245,7 +198,10 @@
         <w:t>2</w:t>
       </w:r>
       <w:r>
-        <w:t xml:space="preserve"> – J’Accuse!</w:t>
+        <w:t xml:space="preserve"> – </w:t>
+      </w:r>
+      <w:r>
+        <w:t>Thrice a Pattern</w:t>
       </w:r>
     </w:p>
     <w:p>
@@ -260,10 +216,16 @@
         <w:t xml:space="preserve">Cassandra </w:t>
       </w:r>
       <w:r>
-        <w:t xml:space="preserve">attends the conference and meets her brother, Elias, who is representing the </w:t>
-      </w:r>
-      <w:r>
-        <w:t>union</w:t>
+        <w:t>attends the conference and meets her brother, Elias,</w:t>
+      </w:r>
+      <w:r>
+        <w:t xml:space="preserve"> who works as</w:t>
+      </w:r>
+      <w:r>
+        <w:t xml:space="preserve"> </w:t>
+      </w:r>
+      <w:r>
+        <w:t>a union organizer</w:t>
       </w:r>
       <w:r>
         <w:t>. They have a friendly</w:t>
@@ -281,31 +243,22 @@
         </w:numPr>
       </w:pPr>
       <w:r>
-        <w:t xml:space="preserve">A bomb explodes </w:t>
-      </w:r>
-      <w:r>
-        <w:t>while Lancaster is presenting the mnemonics project</w:t>
-      </w:r>
-      <w:r>
-        <w:t xml:space="preserve">, killing many </w:t>
-      </w:r>
-      <w:r>
-        <w:t xml:space="preserve">guests </w:t>
-      </w:r>
-      <w:r>
-        <w:t xml:space="preserve">and destroying the exhibition hall. </w:t>
-      </w:r>
-    </w:p>
-    <w:p>
-      <w:pPr>
-        <w:pStyle w:val="ListParagraph"/>
-        <w:numPr>
-          <w:ilvl w:val="0"/>
-          <w:numId w:val="2"/>
-        </w:numPr>
-      </w:pPr>
-      <w:r>
-        <w:t>Cassandra and her friends escape mostly unharmed, but Lancaster accuses them of harboring the culprits behind this crime</w:t>
+        <w:t>Another murder occurs and panic breaks out.</w:t>
+      </w:r>
+    </w:p>
+    <w:p>
+      <w:pPr>
+        <w:pStyle w:val="ListParagraph"/>
+        <w:numPr>
+          <w:ilvl w:val="0"/>
+          <w:numId w:val="2"/>
+        </w:numPr>
+      </w:pPr>
+      <w:r>
+        <w:t xml:space="preserve">Cassandra and her friends escape mostly unharmed, but Lancaster accuses them of </w:t>
+      </w:r>
+      <w:r>
+        <w:t>conspiring to organize this crime spree</w:t>
       </w:r>
       <w:r>
         <w:t>, especially as she and Elias were conveniently away at the time of the incident.</w:t>
@@ -425,10 +378,19 @@
         <w:t xml:space="preserve"> that Lancaster </w:t>
       </w:r>
       <w:r>
-        <w:t>is claiming that they identified the culprit as a member of the union, which he uses as</w:t>
-      </w:r>
-      <w:r>
-        <w:t xml:space="preserve"> grounds to reintroduce the </w:t>
+        <w:t xml:space="preserve">is </w:t>
+      </w:r>
+      <w:r>
+        <w:t>using the murders as</w:t>
+      </w:r>
+      <w:r>
+        <w:t xml:space="preserve"> grounds to reintroduce </w:t>
+      </w:r>
+      <w:r>
+        <w:t>an amended</w:t>
+      </w:r>
+      <w:r>
+        <w:t xml:space="preserve"> </w:t>
       </w:r>
       <w:r>
         <w:t>Montral</w:t>
@@ -446,7 +408,16 @@
         <w:t xml:space="preserve">This would </w:t>
       </w:r>
       <w:r>
-        <w:t>give Lancaster control over the Montreal branch and allow armed mercenaries to suppress labor strikes</w:t>
+        <w:t xml:space="preserve">give Lancaster control over the Montreal branch </w:t>
+      </w:r>
+      <w:r>
+        <w:t>send private security</w:t>
+      </w:r>
+      <w:r>
+        <w:t xml:space="preserve"> to suppress </w:t>
+      </w:r>
+      <w:r>
+        <w:t>union organizing</w:t>
       </w:r>
       <w:r>
         <w:t>.</w:t>
@@ -461,7 +432,13 @@
         </w:numPr>
       </w:pPr>
       <w:r>
-        <w:t>Elias insists that the attack is a false flag, and that the accused is being framed in order to justify a crackdown against the union.</w:t>
+        <w:t>Elias insists that the attack is a false flag, and that the</w:t>
+      </w:r>
+      <w:r>
+        <w:t xml:space="preserve">y are </w:t>
+      </w:r>
+      <w:r>
+        <w:t>being framed in order to justify a crackdown against the union.</w:t>
       </w:r>
     </w:p>
     <w:p>
@@ -572,21 +549,99 @@
     </w:p>
     <w:p>
       <w:r>
+        <w:t>Chapter 5 – Across the Aisle</w:t>
+      </w:r>
+    </w:p>
+    <w:p>
+      <w:pPr>
+        <w:pStyle w:val="ListParagraph"/>
+        <w:numPr>
+          <w:ilvl w:val="0"/>
+          <w:numId w:val="2"/>
+        </w:numPr>
+        <w:rPr>
+          <w:lang w:val="en-CA"/>
+        </w:rPr>
+      </w:pPr>
+      <w:r>
+        <w:rPr>
+          <w:lang w:val="en-CA"/>
+        </w:rPr>
+        <w:t>Xiang</w:t>
+      </w:r>
+      <w:r>
+        <w:rPr>
+          <w:lang w:val="en-CA"/>
+        </w:rPr>
+        <w:t xml:space="preserve"> and </w:t>
+      </w:r>
+      <w:r>
+        <w:rPr>
+          <w:lang w:val="en-CA"/>
+        </w:rPr>
+        <w:t>Cassandra</w:t>
+      </w:r>
+      <w:r>
+        <w:rPr>
+          <w:lang w:val="en-CA"/>
+        </w:rPr>
+        <w:t xml:space="preserve"> </w:t>
+      </w:r>
+      <w:r>
+        <w:rPr>
+          <w:lang w:val="en-CA"/>
+        </w:rPr>
+        <w:t>travel to th</w:t>
+      </w:r>
+      <w:r>
+        <w:rPr>
+          <w:lang w:val="en-CA"/>
+        </w:rPr>
+        <w:t>e Rose House headquarters</w:t>
+      </w:r>
+      <w:r>
+        <w:rPr>
+          <w:lang w:val="en-CA"/>
+        </w:rPr>
+        <w:t xml:space="preserve"> in Geneva</w:t>
+      </w:r>
+      <w:r>
+        <w:rPr>
+          <w:lang w:val="en-CA"/>
+        </w:rPr>
+        <w:t xml:space="preserve">. </w:t>
+      </w:r>
+      <w:r>
+        <w:rPr>
+          <w:lang w:val="en-CA"/>
+        </w:rPr>
+        <w:t xml:space="preserve">They successfully convince </w:t>
+      </w:r>
+      <w:r>
+        <w:rPr>
+          <w:lang w:val="en-CA"/>
+        </w:rPr>
+        <w:t>Royce to withdraw his support for the initiative by arguing that the company will incur excessive costs if they move into Montreal.</w:t>
+      </w:r>
+    </w:p>
+    <w:p>
+      <w:pPr>
+        <w:pStyle w:val="ListParagraph"/>
+        <w:numPr>
+          <w:ilvl w:val="0"/>
+          <w:numId w:val="2"/>
+        </w:numPr>
+        <w:rPr>
+          <w:lang w:val="en-CA"/>
+        </w:rPr>
+      </w:pPr>
+      <w:r>
+        <w:rPr>
+          <w:lang w:val="en-CA"/>
+        </w:rPr>
         <w:lastRenderedPageBreak/>
-        <w:t>Chapter 5 – Across the Aisle</w:t>
-      </w:r>
-    </w:p>
-    <w:p>
-      <w:pPr>
-        <w:pStyle w:val="ListParagraph"/>
-        <w:numPr>
-          <w:ilvl w:val="0"/>
-          <w:numId w:val="2"/>
-        </w:numPr>
-        <w:rPr>
-          <w:lang w:val="en-CA"/>
-        </w:rPr>
-      </w:pPr>
+        <w:t xml:space="preserve">However, Royce says he will need some compensation, because Lancaster is likely to retaliate against him for the betrayal. </w:t>
+      </w:r>
       <w:r>
         <w:rPr>
           <w:lang w:val="en-CA"/>
@@ -597,387 +652,322 @@
         <w:rPr>
           <w:lang w:val="en-CA"/>
         </w:rPr>
-        <w:t xml:space="preserve"> and </w:t>
-      </w:r>
-      <w:r>
-        <w:rPr>
-          <w:lang w:val="en-CA"/>
-        </w:rPr>
-        <w:t>Cassandra</w:t>
-      </w:r>
-      <w:r>
-        <w:rPr>
-          <w:lang w:val="en-CA"/>
+        <w:t xml:space="preserve"> offers him exclusive access to the mnemonic matrix</w:t>
+      </w:r>
+      <w:r>
+        <w:rPr>
+          <w:lang w:val="en-CA"/>
+        </w:rPr>
+        <w:t xml:space="preserve"> for use in interrogation, which appalls Cassandra.</w:t>
+      </w:r>
+      <w:r>
+        <w:rPr>
+          <w:lang w:val="en-CA"/>
+        </w:rPr>
+        <w:t xml:space="preserve"> They have a brief argument afterwards, with no resolution.</w:t>
+      </w:r>
+    </w:p>
+    <w:p>
+      <w:pPr>
+        <w:rPr>
+          <w:lang w:val="fr-CA"/>
+        </w:rPr>
+      </w:pPr>
+      <w:proofErr w:type="spellStart"/>
+      <w:r>
+        <w:rPr>
+          <w:lang w:val="fr-CA"/>
+        </w:rPr>
+        <w:t>Chapter</w:t>
+      </w:r>
+      <w:proofErr w:type="spellEnd"/>
+      <w:r>
+        <w:rPr>
+          <w:lang w:val="fr-CA"/>
+        </w:rPr>
+        <w:t xml:space="preserve"> 5 – Rose H</w:t>
+      </w:r>
+      <w:r>
+        <w:rPr>
+          <w:lang w:val="fr-CA"/>
+        </w:rPr>
+        <w:t>ouse</w:t>
+      </w:r>
+    </w:p>
+    <w:p>
+      <w:pPr>
+        <w:pStyle w:val="ListParagraph"/>
+        <w:numPr>
+          <w:ilvl w:val="0"/>
+          <w:numId w:val="2"/>
+        </w:numPr>
+        <w:rPr>
+          <w:lang w:val="en-CA"/>
+        </w:rPr>
+      </w:pPr>
+      <w:r>
+        <w:rPr>
+          <w:lang w:val="en-CA"/>
+        </w:rPr>
+        <w:t>Lancaster interrogates Akiko, making h</w:t>
+      </w:r>
+      <w:r>
+        <w:rPr>
+          <w:lang w:val="en-CA"/>
+        </w:rPr>
+        <w:t>er realize that hiding in Cassandra’s apartment won’t let her escape the ongoing conflict. She reaches out to Jackson, and the two of them work out a plan to bug Rose House’s Montreal office like Cassandra had asked.</w:t>
+      </w:r>
+    </w:p>
+    <w:p>
+      <w:pPr>
+        <w:pStyle w:val="ListParagraph"/>
+        <w:numPr>
+          <w:ilvl w:val="0"/>
+          <w:numId w:val="2"/>
+        </w:numPr>
+        <w:rPr>
+          <w:lang w:val="en-CA"/>
+        </w:rPr>
+      </w:pPr>
+      <w:r>
+        <w:rPr>
+          <w:lang w:val="en-CA"/>
+        </w:rPr>
+        <w:t xml:space="preserve">After sifting through the data they collect, they realize that Cassandra and </w:t>
+      </w:r>
+      <w:r>
+        <w:rPr>
+          <w:lang w:val="en-CA"/>
+        </w:rPr>
+        <w:t>Xiang</w:t>
+      </w:r>
+      <w:r>
+        <w:rPr>
+          <w:lang w:val="en-CA"/>
+        </w:rPr>
+        <w:t xml:space="preserve"> are walking into a trap. Lancaster intends to use the vote as a means to identify disloyal board members and have them arrested.</w:t>
+      </w:r>
+    </w:p>
+    <w:p>
+      <w:pPr>
+        <w:pStyle w:val="ListParagraph"/>
+        <w:numPr>
+          <w:ilvl w:val="0"/>
+          <w:numId w:val="2"/>
+        </w:numPr>
+        <w:rPr>
+          <w:lang w:val="en-CA"/>
+        </w:rPr>
+      </w:pPr>
+      <w:r>
+        <w:rPr>
+          <w:lang w:val="en-CA"/>
+        </w:rPr>
+        <w:t xml:space="preserve">At some point during this, Jackson tells Akiko the full story of why </w:t>
+      </w:r>
+      <w:r>
+        <w:rPr>
+          <w:lang w:val="en-CA"/>
+        </w:rPr>
+        <w:t>Xiang</w:t>
+      </w:r>
+      <w:r>
+        <w:rPr>
+          <w:lang w:val="en-CA"/>
+        </w:rPr>
+        <w:t xml:space="preserve"> and Cassandra hate each other.</w:t>
+      </w:r>
+    </w:p>
+    <w:p>
+      <w:pPr>
+        <w:rPr>
+          <w:lang w:val="fr-CA"/>
+        </w:rPr>
+      </w:pPr>
+      <w:proofErr w:type="spellStart"/>
+      <w:r>
+        <w:rPr>
+          <w:lang w:val="fr-CA"/>
+        </w:rPr>
+        <w:t>Chapter</w:t>
+      </w:r>
+      <w:proofErr w:type="spellEnd"/>
+      <w:r>
+        <w:rPr>
+          <w:lang w:val="fr-CA"/>
         </w:rPr>
         <w:t xml:space="preserve"> </w:t>
       </w:r>
       <w:r>
         <w:rPr>
-          <w:lang w:val="en-CA"/>
-        </w:rPr>
-        <w:t>travel to th</w:t>
-      </w:r>
-      <w:r>
-        <w:rPr>
-          <w:lang w:val="en-CA"/>
-        </w:rPr>
-        <w:t>e Rose House headquarters</w:t>
-      </w:r>
-      <w:r>
-        <w:rPr>
-          <w:lang w:val="en-CA"/>
-        </w:rPr>
-        <w:t xml:space="preserve"> in Geneva</w:t>
-      </w:r>
-      <w:r>
-        <w:rPr>
-          <w:lang w:val="en-CA"/>
-        </w:rPr>
-        <w:t xml:space="preserve">. </w:t>
-      </w:r>
-      <w:r>
-        <w:rPr>
-          <w:lang w:val="en-CA"/>
-        </w:rPr>
-        <w:t xml:space="preserve">They successfully convince </w:t>
-      </w:r>
-      <w:r>
-        <w:rPr>
-          <w:lang w:val="en-CA"/>
-        </w:rPr>
-        <w:t>Royce to withdraw his support for the initiative by arguing that the company will incur excessive costs if they move into Montreal.</w:t>
-      </w:r>
-    </w:p>
-    <w:p>
-      <w:pPr>
-        <w:pStyle w:val="ListParagraph"/>
-        <w:numPr>
-          <w:ilvl w:val="0"/>
-          <w:numId w:val="2"/>
-        </w:numPr>
-        <w:rPr>
-          <w:lang w:val="en-CA"/>
-        </w:rPr>
-      </w:pPr>
-      <w:r>
-        <w:rPr>
-          <w:lang w:val="en-CA"/>
-        </w:rPr>
-        <w:t xml:space="preserve">However, Royce says he will need some compensation, because Lancaster is likely to retaliate against him for the betrayal. </w:t>
-      </w:r>
-      <w:r>
-        <w:rPr>
-          <w:lang w:val="en-CA"/>
-        </w:rPr>
+          <w:lang w:val="fr-CA"/>
+        </w:rPr>
+        <w:t>6</w:t>
+      </w:r>
+      <w:r>
+        <w:rPr>
+          <w:lang w:val="fr-CA"/>
+        </w:rPr>
+        <w:t xml:space="preserve"> – </w:t>
+      </w:r>
+      <w:r>
+        <w:rPr>
+          <w:lang w:val="fr-CA"/>
+        </w:rPr>
+        <w:t>Ostracon</w:t>
+      </w:r>
+    </w:p>
+    <w:p>
+      <w:pPr>
+        <w:pStyle w:val="ListParagraph"/>
+        <w:numPr>
+          <w:ilvl w:val="0"/>
+          <w:numId w:val="2"/>
+        </w:numPr>
+      </w:pPr>
+      <w:r>
+        <w:t>With Royce’s support secured, Cassandra, and Xiang travel to Toronto</w:t>
+      </w:r>
+      <w:r>
+        <w:t xml:space="preserve">. The vote is preceded by an open debate amongst the board of directors, during which </w:t>
+      </w:r>
+      <w:r>
+        <w:t>they are able to sway several board members to their side.</w:t>
+      </w:r>
+      <w:r>
+        <w:t xml:space="preserve"> </w:t>
+      </w:r>
+    </w:p>
+    <w:p>
+      <w:pPr>
+        <w:pStyle w:val="ListParagraph"/>
+        <w:numPr>
+          <w:ilvl w:val="0"/>
+          <w:numId w:val="2"/>
+        </w:numPr>
+      </w:pPr>
+      <w:r>
+        <w:t>During a brief recess between the debate and the actual vote, Akiko contacts Cassandra to warn her of the incoming purge. Cassandra manages to track down Xiang just in time, and the two narrowly escape.</w:t>
+      </w:r>
+    </w:p>
+    <w:p>
+      <w:r>
+        <w:t xml:space="preserve">Chapter </w:t>
+      </w:r>
+      <w:r>
+        <w:t>6</w:t>
+      </w:r>
+      <w:r>
+        <w:t xml:space="preserve"> – </w:t>
+      </w:r>
+      <w:r>
+        <w:t>A False Flag</w:t>
+      </w:r>
+    </w:p>
+    <w:p>
+      <w:pPr>
+        <w:pStyle w:val="ListParagraph"/>
+        <w:numPr>
+          <w:ilvl w:val="0"/>
+          <w:numId w:val="2"/>
+        </w:numPr>
+      </w:pPr>
+      <w:r>
+        <w:t xml:space="preserve">Cassandra and </w:t>
+      </w:r>
+      <w:r>
         <w:t>Xiang</w:t>
       </w:r>
       <w:r>
-        <w:rPr>
-          <w:lang w:val="en-CA"/>
-        </w:rPr>
-        <w:t xml:space="preserve"> offers him exclusive access to the mnemonic matrix</w:t>
-      </w:r>
-      <w:r>
-        <w:rPr>
-          <w:lang w:val="en-CA"/>
-        </w:rPr>
-        <w:t xml:space="preserve"> for use in interrogation, which appalls Cassandra.</w:t>
-      </w:r>
-      <w:r>
-        <w:rPr>
-          <w:lang w:val="en-CA"/>
-        </w:rPr>
-        <w:t xml:space="preserve"> They have a brief argument afterwards, with no resolution.</w:t>
-      </w:r>
-    </w:p>
-    <w:p>
-      <w:pPr>
-        <w:rPr>
-          <w:lang w:val="fr-CA"/>
-        </w:rPr>
-      </w:pPr>
-      <w:r>
-        <w:rPr>
-          <w:lang w:val="fr-CA"/>
-        </w:rPr>
-        <w:t>Chapter 5 – Rose H</w:t>
-      </w:r>
-      <w:r>
-        <w:rPr>
-          <w:lang w:val="fr-CA"/>
-        </w:rPr>
-        <w:t>ouse</w:t>
-      </w:r>
-    </w:p>
-    <w:p>
-      <w:pPr>
-        <w:pStyle w:val="ListParagraph"/>
-        <w:numPr>
-          <w:ilvl w:val="0"/>
-          <w:numId w:val="2"/>
-        </w:numPr>
-        <w:rPr>
-          <w:lang w:val="en-CA"/>
-        </w:rPr>
-      </w:pPr>
-      <w:r>
-        <w:rPr>
-          <w:lang w:val="en-CA"/>
-        </w:rPr>
-        <w:t>Lancaster interrogates Akiko, making h</w:t>
-      </w:r>
-      <w:r>
-        <w:rPr>
-          <w:lang w:val="en-CA"/>
-        </w:rPr>
-        <w:t>er realize that hiding in Cassandra’s apartment won’t let her escape the ongoing conflict. She reaches out to Jackson, and the two of them work out a plan to bug Rose House’s Montreal office like Cassandra had asked.</w:t>
-      </w:r>
-    </w:p>
-    <w:p>
-      <w:pPr>
-        <w:pStyle w:val="ListParagraph"/>
-        <w:numPr>
-          <w:ilvl w:val="0"/>
-          <w:numId w:val="2"/>
-        </w:numPr>
-        <w:rPr>
-          <w:lang w:val="en-CA"/>
-        </w:rPr>
-      </w:pPr>
-      <w:r>
-        <w:rPr>
-          <w:lang w:val="en-CA"/>
-        </w:rPr>
-        <w:t xml:space="preserve">After sifting through the data they collect, they realize that Cassandra and </w:t>
-      </w:r>
-      <w:r>
-        <w:rPr>
-          <w:lang w:val="en-CA"/>
-        </w:rPr>
+        <w:t xml:space="preserve"> reunite with Jackson and Akiko in a secure location away from the Cloud Garden, which is by now under surveillance from headquarters. </w:t>
+      </w:r>
+    </w:p>
+    <w:p>
+      <w:pPr>
+        <w:pStyle w:val="ListParagraph"/>
+        <w:numPr>
+          <w:ilvl w:val="0"/>
+          <w:numId w:val="2"/>
+        </w:numPr>
+      </w:pPr>
+      <w:r>
+        <w:t xml:space="preserve">After another argument between Cassandra and </w:t>
+      </w:r>
+      <w:r>
         <w:t>Xiang</w:t>
       </w:r>
       <w:r>
-        <w:rPr>
-          <w:lang w:val="en-CA"/>
-        </w:rPr>
-        <w:t xml:space="preserve"> are walking into a trap. Lancaster intends to use the vote as a means to identify disloyal board members and have them arrested.</w:t>
-      </w:r>
-    </w:p>
-    <w:p>
-      <w:pPr>
-        <w:pStyle w:val="ListParagraph"/>
-        <w:numPr>
-          <w:ilvl w:val="0"/>
-          <w:numId w:val="2"/>
-        </w:numPr>
-        <w:rPr>
-          <w:lang w:val="en-CA"/>
-        </w:rPr>
-      </w:pPr>
-      <w:r>
-        <w:rPr>
-          <w:lang w:val="en-CA"/>
-        </w:rPr>
-        <w:t xml:space="preserve">At some point during this, Jackson tells Akiko the full story of why </w:t>
-      </w:r>
-      <w:r>
-        <w:rPr>
-          <w:lang w:val="en-CA"/>
-        </w:rPr>
-        <w:t>Xiang</w:t>
-      </w:r>
-      <w:r>
-        <w:rPr>
-          <w:lang w:val="en-CA"/>
-        </w:rPr>
-        <w:t xml:space="preserve"> and Cassandra hate each other.</w:t>
-      </w:r>
-    </w:p>
-    <w:p>
-      <w:pPr>
-        <w:rPr>
-          <w:lang w:val="fr-CA"/>
-        </w:rPr>
-      </w:pPr>
-      <w:r>
-        <w:rPr>
-          <w:lang w:val="fr-CA"/>
-        </w:rPr>
+        <w:t xml:space="preserve"> over who was responsible for Chenmei’s death</w:t>
+      </w:r>
+      <w:r>
+        <w:t xml:space="preserve">, the group </w:t>
+      </w:r>
+      <w:r>
+        <w:t xml:space="preserve">learns that the suspect in the bombing case was interrogated using the mnemonic matrix. Even though he is currently locked up out of their reach, they could break into the mnemonics department at the Cloud Garden and find his memories. If Lancaster’s story is </w:t>
+      </w:r>
+      <w:r>
+        <w:t>fake</w:t>
+      </w:r>
+      <w:r>
+        <w:t>, this will prove it.</w:t>
+      </w:r>
+    </w:p>
+    <w:p>
+      <w:r>
         <w:t xml:space="preserve">Chapter </w:t>
       </w:r>
       <w:r>
-        <w:rPr>
-          <w:lang w:val="fr-CA"/>
-        </w:rPr>
-        <w:t>6</w:t>
-      </w:r>
-      <w:r>
-        <w:rPr>
-          <w:lang w:val="fr-CA"/>
-        </w:rPr>
+        <w:t>7</w:t>
+      </w:r>
+      <w:r>
         <w:t xml:space="preserve"> – </w:t>
       </w:r>
       <w:r>
-        <w:rPr>
-          <w:lang w:val="fr-CA"/>
-        </w:rPr>
-        <w:t>Ostracon</w:t>
-      </w:r>
-    </w:p>
-    <w:p>
-      <w:pPr>
-        <w:pStyle w:val="ListParagraph"/>
-        <w:numPr>
-          <w:ilvl w:val="0"/>
-          <w:numId w:val="2"/>
-        </w:numPr>
-      </w:pPr>
-      <w:r>
-        <w:t>With Royce’s support secured, Cassandra, and Xiang travel to Toronto</w:t>
-      </w:r>
-      <w:r>
-        <w:t xml:space="preserve">. The vote is preceded by an open debate amongst the board of directors, during which </w:t>
-      </w:r>
-      <w:r>
-        <w:t>they are able to sway several board members to their side.</w:t>
+        <w:t>The Memory Heist</w:t>
+      </w:r>
+    </w:p>
+    <w:p>
+      <w:pPr>
+        <w:pStyle w:val="ListParagraph"/>
+        <w:numPr>
+          <w:ilvl w:val="0"/>
+          <w:numId w:val="2"/>
+        </w:numPr>
+      </w:pPr>
+      <w:r>
+        <w:t xml:space="preserve">Cassandra uses her security clearance to sneak her friends into the Cloud Garden. </w:t>
+      </w:r>
+      <w:r>
+        <w:t>Though they are disappointed to find that Lancaster’s accusation was true, they also notice that the department has memories on file labeled with Akiko’s name. They restore her missing memories and learn the full truth about the mnemonics department: it was initially shut down after Akiko,</w:t>
+      </w:r>
+      <w:r>
+        <w:t xml:space="preserve"> overworked and</w:t>
+      </w:r>
+      <w:r>
+        <w:t xml:space="preserve"> stricken with grief after Chenmei’s death, made a mistake during testing that killed several test subjects, including Marcus’ daughter, Lena. To cover up the incident, Marcus wiped the memories of everyone involved. </w:t>
       </w:r>
       <w:r>
         <w:t xml:space="preserve"> </w:t>
       </w:r>
-    </w:p>
-    <w:p>
-      <w:pPr>
-        <w:pStyle w:val="ListParagraph"/>
-        <w:numPr>
-          <w:ilvl w:val="0"/>
-          <w:numId w:val="2"/>
-        </w:numPr>
-      </w:pPr>
-      <w:r>
-        <w:t>During a brief recess between the debate and the actual vote, Akiko contacts Cassandra to warn her of the incoming purge. Cassandra manages to track down Xiang just in time, and the two narrowly escape.</w:t>
-      </w:r>
-    </w:p>
-    <w:p>
-      <w:r>
-        <w:t xml:space="preserve">Chapter </w:t>
-      </w:r>
-      <w:r>
-        <w:t>6</w:t>
-      </w:r>
-      <w:r>
-        <w:t xml:space="preserve"> – </w:t>
-      </w:r>
-      <w:r>
-        <w:t>A False Flag</w:t>
-      </w:r>
-    </w:p>
-    <w:p>
-      <w:pPr>
-        <w:pStyle w:val="ListParagraph"/>
-        <w:numPr>
-          <w:ilvl w:val="0"/>
-          <w:numId w:val="2"/>
-        </w:numPr>
-      </w:pPr>
-      <w:r>
-        <w:t xml:space="preserve">Cassandra and </w:t>
-      </w:r>
-      <w:r>
-        <w:t>Xiang</w:t>
-      </w:r>
-      <w:r>
-        <w:t xml:space="preserve"> reunite with Jackson and Akiko in a secure location away from the Cloud Garden, which is by now under surveillance from headquarters. </w:t>
-      </w:r>
-    </w:p>
-    <w:p>
-      <w:pPr>
-        <w:pStyle w:val="ListParagraph"/>
-        <w:numPr>
-          <w:ilvl w:val="0"/>
-          <w:numId w:val="2"/>
-        </w:numPr>
-      </w:pPr>
-      <w:r>
-        <w:t xml:space="preserve">After another argument between Cassandra and </w:t>
-      </w:r>
-      <w:r>
-        <w:t>Xiang</w:t>
-      </w:r>
-      <w:r>
-        <w:t xml:space="preserve"> over who was responsible for Chenmei’s death</w:t>
-      </w:r>
-      <w:r>
-        <w:t xml:space="preserve">, the group </w:t>
-      </w:r>
-      <w:r>
-        <w:t xml:space="preserve">learns that the suspect in the bombing case was interrogated using the mnemonic matrix. Even though he is currently locked up out of their reach, they could break into the mnemonics department at the Cloud Garden and find his memories. If Lancaster’s story is </w:t>
-      </w:r>
-      <w:r>
-        <w:t>fake</w:t>
-      </w:r>
-      <w:r>
-        <w:t>, this will prove it.</w:t>
-      </w:r>
-    </w:p>
-    <w:p>
-      <w:r>
-        <w:t xml:space="preserve">Chapter </w:t>
-      </w:r>
-      <w:r>
-        <w:t>7</w:t>
-      </w:r>
-      <w:r>
-        <w:t xml:space="preserve"> – </w:t>
-      </w:r>
-      <w:r>
-        <w:t>The Memory Heist</w:t>
-      </w:r>
-    </w:p>
-    <w:p>
-      <w:pPr>
-        <w:pStyle w:val="ListParagraph"/>
-        <w:numPr>
-          <w:ilvl w:val="0"/>
-          <w:numId w:val="2"/>
-        </w:numPr>
-      </w:pPr>
-      <w:r>
-        <w:t xml:space="preserve">Cassandra uses her security clearance to sneak her friends into the Cloud Garden. </w:t>
-      </w:r>
-      <w:r>
-        <w:t>Though they are disappointed to find that Lancaster’s accusation was true, they also notice that the department has memories on file labeled with Akiko’s name. They restore her missing memories and learn the full truth about the mnemonics department: it was initially shut down after Akiko,</w:t>
-      </w:r>
-      <w:r>
-        <w:t xml:space="preserve"> overworked and</w:t>
-      </w:r>
-      <w:r>
-        <w:t xml:space="preserve"> stricken with grief </w:t>
-      </w:r>
+      <w:r>
+        <w:t>All except for one: Jackson.</w:t>
+      </w:r>
+    </w:p>
+    <w:p>
+      <w:r>
+        <w:t>Chapter 8 – Magic Bullet</w:t>
+      </w:r>
+    </w:p>
+    <w:p>
+      <w:pPr>
+        <w:pStyle w:val="ListParagraph"/>
+        <w:numPr>
+          <w:ilvl w:val="0"/>
+          <w:numId w:val="2"/>
+        </w:numPr>
+      </w:pPr>
       <w:r>
         <w:lastRenderedPageBreak/>
-        <w:t xml:space="preserve">after Chenmei’s death, made a mistake during testing that killed several test subjects, including Marcus’ daughter, Lena. To cover up the incident, Marcus wiped the memories of everyone involved. </w:t>
-      </w:r>
-      <w:r>
-        <w:t xml:space="preserve"> </w:t>
-      </w:r>
-      <w:r>
-        <w:t>All except for one: Jackson.</w:t>
-      </w:r>
-    </w:p>
-    <w:p>
-      <w:r>
-        <w:t>Chapter 8 – Magic Bullet</w:t>
-      </w:r>
-    </w:p>
-    <w:p>
-      <w:pPr>
-        <w:pStyle w:val="ListParagraph"/>
-        <w:numPr>
-          <w:ilvl w:val="0"/>
-          <w:numId w:val="2"/>
-        </w:numPr>
-      </w:pPr>
-      <w:r>
         <w:t>They go to confront him, and he reveals that his father knew from the start that the bombing was going to happen. They did not report it, knowing that the end result would either be Lancaster’s death, or an internecine war that would tear the company apart.</w:t>
       </w:r>
     </w:p>

--- a/Outline.docx
+++ b/Outline.docx
@@ -35,785 +35,639 @@
     </w:p>
     <w:p>
       <w:r>
-        <w:t>After her company is shaken by a chain of murders</w:t>
-      </w:r>
-      <w:r>
-        <w:t xml:space="preserve">, Cassandra Hao </w:t>
-      </w:r>
-      <w:r>
-        <w:t>befriends</w:t>
-      </w:r>
-      <w:r>
-        <w:t xml:space="preserve"> a</w:t>
-      </w:r>
-      <w:r>
-        <w:t xml:space="preserve">n amnesiac </w:t>
-      </w:r>
-      <w:r>
-        <w:t>young woman</w:t>
-      </w:r>
-      <w:r>
-        <w:t>, and soon realizes that her companion’s missing memories may hold the key to averting disaster.</w:t>
+        <w:t>Amidst a corporate power struggle, Cassandra Hao and Akiko Miura begin to suspect that their company’s secrets hold the key to both avert</w:t>
+      </w:r>
+      <w:r>
+        <w:t>ing</w:t>
+      </w:r>
+      <w:r>
+        <w:t xml:space="preserve"> disaster and reveal</w:t>
+      </w:r>
+      <w:r>
+        <w:t>ing</w:t>
+      </w:r>
+      <w:r>
+        <w:t xml:space="preserve"> the truth about their own past.</w:t>
       </w:r>
     </w:p>
     <w:p/>
-    <w:p/>
-    <w:p/>
-    <w:p/>
-    <w:p/>
-    <w:p/>
-    <w:p/>
-    <w:p/>
-    <w:p/>
-    <w:p/>
-    <w:p/>
-    <w:p/>
-    <w:p/>
-    <w:p/>
-    <w:p/>
-    <w:p/>
-    <w:p/>
-    <w:p/>
-    <w:p/>
-    <w:p/>
-    <w:p/>
-    <w:p/>
-    <w:p/>
-    <w:p>
+    <w:p>
+      <w:r>
+        <w:rPr>
+          <w:b/>
+          <w:bCs/>
+        </w:rPr>
+        <w:t>Outline</w:t>
+      </w:r>
+    </w:p>
+    <w:p>
+      <w:r>
+        <w:t>Chapter 1</w:t>
+      </w:r>
+      <w:r>
+        <w:t xml:space="preserve"> </w:t>
+      </w:r>
+      <w:r>
+        <w:t>–</w:t>
+      </w:r>
+      <w:r>
+        <w:t xml:space="preserve"> </w:t>
+      </w:r>
+      <w:r>
+        <w:t>Lethe</w:t>
+      </w:r>
+    </w:p>
+    <w:p>
+      <w:pPr>
+        <w:pStyle w:val="ListParagraph"/>
+        <w:numPr>
+          <w:ilvl w:val="0"/>
+          <w:numId w:val="2"/>
+        </w:numPr>
+      </w:pPr>
+      <w:r>
+        <w:t>Akiko, Marcus, Shufen, and Cassandra meet up at the train station after</w:t>
+      </w:r>
+      <w:r>
+        <w:t xml:space="preserve"> being interrogated about the murder.</w:t>
+      </w:r>
+    </w:p>
+    <w:p>
+      <w:pPr>
+        <w:pStyle w:val="ListParagraph"/>
+        <w:numPr>
+          <w:ilvl w:val="0"/>
+          <w:numId w:val="2"/>
+        </w:numPr>
+      </w:pPr>
+      <w:r>
+        <w:t>Cassandra learns about Akiko’s missing memories</w:t>
+      </w:r>
+      <w:r>
+        <w:t>.</w:t>
+      </w:r>
+    </w:p>
+    <w:p>
+      <w:pPr>
+        <w:pStyle w:val="ListParagraph"/>
+        <w:numPr>
+          <w:ilvl w:val="0"/>
+          <w:numId w:val="2"/>
+        </w:numPr>
+      </w:pPr>
+      <w:r>
+        <w:t xml:space="preserve">Onboard the train, Lancaster tells them that he suspects they might be complicit in the crime, since the victim was an investigator </w:t>
+      </w:r>
+      <w:r>
+        <w:t xml:space="preserve">looking into “extremist” </w:t>
+      </w:r>
+      <w:r>
+        <w:t xml:space="preserve">activity. </w:t>
+      </w:r>
+      <w:r>
+        <w:t xml:space="preserve">He threatens to have the </w:t>
+      </w:r>
+      <w:r>
+        <w:t>Montreal</w:t>
+      </w:r>
+      <w:r>
+        <w:t xml:space="preserve"> campus leadership purged if they can’t put a stop to the unrest.</w:t>
+      </w:r>
+    </w:p>
+    <w:p>
+      <w:pPr>
+        <w:pStyle w:val="ListParagraph"/>
+        <w:numPr>
+          <w:ilvl w:val="0"/>
+          <w:numId w:val="2"/>
+        </w:numPr>
+        <w:rPr>
+          <w:b/>
+          <w:bCs/>
+        </w:rPr>
+      </w:pPr>
+      <w:r>
+        <w:rPr>
+          <w:b/>
+          <w:bCs/>
+        </w:rPr>
+        <w:t xml:space="preserve">Characters introduced: Akiko, Cassandra, Shufen, Lancaster, </w:t>
+      </w:r>
+      <w:r>
+        <w:rPr>
+          <w:b/>
+          <w:bCs/>
+        </w:rPr>
+        <w:t>Marcus</w:t>
+      </w:r>
+    </w:p>
+    <w:p>
+      <w:r>
+        <w:t xml:space="preserve">Chapter </w:t>
+      </w:r>
+      <w:r>
+        <w:t>2</w:t>
+      </w:r>
+      <w:r>
+        <w:t xml:space="preserve"> – </w:t>
+      </w:r>
+      <w:r>
+        <w:t>Thrice a Pattern</w:t>
+      </w:r>
+    </w:p>
+    <w:p>
+      <w:pPr>
+        <w:pStyle w:val="ListParagraph"/>
+        <w:numPr>
+          <w:ilvl w:val="0"/>
+          <w:numId w:val="2"/>
+        </w:numPr>
+      </w:pPr>
+      <w:r>
+        <w:t xml:space="preserve">Cassandra </w:t>
+      </w:r>
+      <w:r>
+        <w:t>attends the conference and meets her brother, Elias,</w:t>
+      </w:r>
+      <w:r>
+        <w:t xml:space="preserve"> who works as</w:t>
+      </w:r>
+      <w:r>
+        <w:t xml:space="preserve"> </w:t>
+      </w:r>
+      <w:r>
+        <w:t>a union organizer</w:t>
+      </w:r>
+      <w:r>
+        <w:t>. They have a friendly</w:t>
+      </w:r>
+      <w:r>
+        <w:t xml:space="preserve"> chat, but he seems too preoccupied to spend much time with her.</w:t>
+      </w:r>
+    </w:p>
+    <w:p>
+      <w:pPr>
+        <w:pStyle w:val="ListParagraph"/>
+        <w:numPr>
+          <w:ilvl w:val="0"/>
+          <w:numId w:val="2"/>
+        </w:numPr>
+      </w:pPr>
+      <w:r>
+        <w:t>Marcus presents the Mnemonics project</w:t>
+      </w:r>
+      <w:r>
+        <w:t>, and Akiko begins to wonder if it could help cure her amnesia.</w:t>
+      </w:r>
+    </w:p>
+    <w:p>
+      <w:pPr>
+        <w:pStyle w:val="ListParagraph"/>
+        <w:numPr>
+          <w:ilvl w:val="0"/>
+          <w:numId w:val="2"/>
+        </w:numPr>
+      </w:pPr>
+      <w:r>
+        <w:t>Another murder occurs and panic breaks out.</w:t>
+      </w:r>
+    </w:p>
+    <w:p>
+      <w:pPr>
+        <w:pStyle w:val="ListParagraph"/>
+        <w:numPr>
+          <w:ilvl w:val="0"/>
+          <w:numId w:val="2"/>
+        </w:numPr>
+      </w:pPr>
+      <w:r>
+        <w:t xml:space="preserve">Cassandra and her friends escape mostly unharmed, but Lancaster accuses them of </w:t>
+      </w:r>
+      <w:r>
+        <w:t>conspiring to organize this crime spree</w:t>
+      </w:r>
+      <w:r>
+        <w:t>, especially as she and Elias were conveniently away at the time of the incident.</w:t>
+      </w:r>
+    </w:p>
+    <w:p>
+      <w:pPr>
+        <w:pStyle w:val="ListParagraph"/>
+        <w:numPr>
+          <w:ilvl w:val="0"/>
+          <w:numId w:val="2"/>
+        </w:numPr>
+        <w:rPr>
+          <w:b/>
+          <w:bCs/>
+        </w:rPr>
+      </w:pPr>
+      <w:r>
+        <w:rPr>
+          <w:b/>
+          <w:bCs/>
+        </w:rPr>
+        <w:t>Character</w:t>
+      </w:r>
+      <w:r>
+        <w:rPr>
+          <w:b/>
+          <w:bCs/>
+        </w:rPr>
+        <w:t>s</w:t>
+      </w:r>
+      <w:r>
+        <w:rPr>
+          <w:b/>
+          <w:bCs/>
+        </w:rPr>
+        <w:t xml:space="preserve"> introduced:</w:t>
+      </w:r>
+      <w:r>
+        <w:rPr>
+          <w:b/>
+          <w:bCs/>
+        </w:rPr>
+        <w:t xml:space="preserve"> </w:t>
+      </w:r>
+      <w:r>
+        <w:rPr>
+          <w:b/>
+          <w:bCs/>
+        </w:rPr>
+        <w:t>Jackson</w:t>
+      </w:r>
+      <w:r>
+        <w:rPr>
+          <w:b/>
+          <w:bCs/>
+        </w:rPr>
+        <w:t>, Elias</w:t>
+      </w:r>
+    </w:p>
+    <w:p>
+      <w:r>
+        <w:t xml:space="preserve">Chapter </w:t>
+      </w:r>
+      <w:r>
+        <w:t>3</w:t>
+      </w:r>
+      <w:r>
+        <w:t xml:space="preserve"> </w:t>
+      </w:r>
+      <w:r>
+        <w:t>–</w:t>
+      </w:r>
+      <w:r>
+        <w:t xml:space="preserve"> </w:t>
+      </w:r>
+      <w:r>
+        <w:t>The Cloud Garden</w:t>
+      </w:r>
+    </w:p>
+    <w:p>
+      <w:pPr>
+        <w:pStyle w:val="ListParagraph"/>
+        <w:numPr>
+          <w:ilvl w:val="0"/>
+          <w:numId w:val="2"/>
+        </w:numPr>
+      </w:pPr>
+      <w:r>
+        <w:t>Cassandra</w:t>
+      </w:r>
+      <w:r>
+        <w:t xml:space="preserve"> and comp</w:t>
+      </w:r>
+      <w:r>
+        <w:t xml:space="preserve"> </w:t>
+      </w:r>
+      <w:r>
+        <w:t>any</w:t>
+      </w:r>
+      <w:r>
+        <w:t xml:space="preserve"> return to </w:t>
+      </w:r>
+      <w:r>
+        <w:t>Montreal</w:t>
+      </w:r>
+      <w:r>
+        <w:t xml:space="preserve">, where </w:t>
+      </w:r>
+      <w:r>
+        <w:t>Xiang</w:t>
+      </w:r>
+      <w:r>
+        <w:t xml:space="preserve"> tells them</w:t>
+      </w:r>
+      <w:r>
+        <w:t xml:space="preserve"> that Lancaster </w:t>
+      </w:r>
+      <w:r>
+        <w:t xml:space="preserve">is </w:t>
+      </w:r>
+      <w:r>
+        <w:t>using the murders as</w:t>
+      </w:r>
+      <w:r>
+        <w:t xml:space="preserve"> grounds to reintroduce </w:t>
+      </w:r>
+      <w:r>
+        <w:t>an amended</w:t>
+      </w:r>
+      <w:r>
+        <w:t xml:space="preserve"> </w:t>
+      </w:r>
+      <w:r>
+        <w:t>Montral</w:t>
+      </w:r>
+      <w:r>
+        <w:t xml:space="preserve"> Defense </w:t>
+      </w:r>
+      <w:r>
+        <w:t>Initiative</w:t>
+      </w:r>
+      <w:r>
+        <w:t xml:space="preserve">. </w:t>
+      </w:r>
+      <w:r>
+        <w:t xml:space="preserve">This would </w:t>
+      </w:r>
+      <w:r>
+        <w:t xml:space="preserve">give Lancaster control over the Montreal branch </w:t>
+      </w:r>
+      <w:r>
+        <w:t xml:space="preserve">and allow him </w:t>
+      </w:r>
+      <w:r>
+        <w:t>send private security</w:t>
+      </w:r>
+      <w:r>
+        <w:t xml:space="preserve"> to </w:t>
+      </w:r>
+      <w:r>
+        <w:t>arrest activists en masse</w:t>
+      </w:r>
+      <w:r>
+        <w:t>.</w:t>
+      </w:r>
+    </w:p>
+    <w:p>
+      <w:pPr>
+        <w:pStyle w:val="ListParagraph"/>
+        <w:numPr>
+          <w:ilvl w:val="0"/>
+          <w:numId w:val="2"/>
+        </w:numPr>
+      </w:pPr>
+      <w:r>
+        <w:t>Elias insists that the</w:t>
+      </w:r>
+      <w:r>
+        <w:t xml:space="preserve">y are </w:t>
+      </w:r>
+      <w:r>
+        <w:t>being framed in order to justify a crackdown against the union.</w:t>
+      </w:r>
+    </w:p>
+    <w:p>
+      <w:pPr>
+        <w:pStyle w:val="ListParagraph"/>
+        <w:numPr>
+          <w:ilvl w:val="0"/>
+          <w:numId w:val="2"/>
+        </w:numPr>
+      </w:pPr>
+      <w:r>
+        <w:t>Shufen</w:t>
+      </w:r>
+      <w:r>
+        <w:t xml:space="preserve"> </w:t>
+      </w:r>
+      <w:r>
+        <w:t xml:space="preserve">and </w:t>
+      </w:r>
+      <w:r>
+        <w:t>Xiang</w:t>
+      </w:r>
+      <w:r>
+        <w:t xml:space="preserve"> present a plan to </w:t>
+      </w:r>
+      <w:r>
+        <w:t>sway the vote in the</w:t>
+      </w:r>
+      <w:r>
+        <w:t>ir favor</w:t>
+      </w:r>
+      <w:r>
+        <w:t xml:space="preserve"> by convincing Hiram Royce, </w:t>
+      </w:r>
+      <w:r>
+        <w:t xml:space="preserve">Rose House’s </w:t>
+      </w:r>
+      <w:r>
+        <w:t>representative on the board, to oppose Lancaster.</w:t>
+      </w:r>
+    </w:p>
+    <w:p>
+      <w:pPr>
+        <w:pStyle w:val="ListParagraph"/>
+        <w:numPr>
+          <w:ilvl w:val="0"/>
+          <w:numId w:val="2"/>
+        </w:numPr>
+        <w:rPr>
+          <w:b/>
+          <w:bCs/>
+        </w:rPr>
+      </w:pPr>
       <w:r>
         <w:rPr>
           <w:b/>
           <w:bCs/>
         </w:rPr>
         <w:lastRenderedPageBreak/>
-        <w:t>Outline</w:t>
-      </w:r>
-    </w:p>
-    <w:p>
-      <w:r>
-        <w:t>Chapter 1</w:t>
-      </w:r>
-      <w:r>
+        <w:t>Characters introduced:</w:t>
+      </w:r>
+      <w:r>
+        <w:rPr>
+          <w:b/>
+          <w:bCs/>
+        </w:rPr>
         <w:t xml:space="preserve"> </w:t>
       </w:r>
       <w:r>
-        <w:t>–</w:t>
+        <w:rPr>
+          <w:b/>
+          <w:bCs/>
+        </w:rPr>
+        <w:t>Xiang</w:t>
+      </w:r>
+      <w:r>
+        <w:rPr>
+          <w:b/>
+          <w:bCs/>
+        </w:rPr>
+        <w:t>, Royce</w:t>
+      </w:r>
+    </w:p>
+    <w:p>
+      <w:r>
+        <w:t xml:space="preserve">Chapter 4 – </w:t>
+      </w:r>
+      <w:r>
+        <w:t>Denial</w:t>
       </w:r>
       <w:r>
         <w:t xml:space="preserve"> </w:t>
       </w:r>
-      <w:r>
-        <w:t>Lethe</w:t>
-      </w:r>
-    </w:p>
-    <w:p>
-      <w:pPr>
-        <w:pStyle w:val="ListParagraph"/>
-        <w:numPr>
-          <w:ilvl w:val="0"/>
-          <w:numId w:val="2"/>
-        </w:numPr>
-      </w:pPr>
-      <w:r>
-        <w:t>Akiko, Marcus, Shufen, and Cassandra meet up at the train station after</w:t>
-      </w:r>
-      <w:r>
-        <w:t xml:space="preserve"> being interrogated about the murder.</w:t>
-      </w:r>
-    </w:p>
-    <w:p>
-      <w:pPr>
-        <w:pStyle w:val="ListParagraph"/>
-        <w:numPr>
-          <w:ilvl w:val="0"/>
-          <w:numId w:val="2"/>
-        </w:numPr>
-      </w:pPr>
-      <w:r>
-        <w:t>Cassandra learns about Akiko’s missing memories</w:t>
-      </w:r>
-      <w:r>
-        <w:t>.</w:t>
-      </w:r>
-    </w:p>
-    <w:p>
-      <w:pPr>
-        <w:pStyle w:val="ListParagraph"/>
-        <w:numPr>
-          <w:ilvl w:val="0"/>
-          <w:numId w:val="2"/>
-        </w:numPr>
-      </w:pPr>
-      <w:r>
-        <w:t xml:space="preserve">Onboard the train, Lancaster tells them that he suspects they might be complicit in the crime, since the victim was an investigator </w:t>
-      </w:r>
-      <w:r>
-        <w:t>looking into “extremist” activity</w:t>
-      </w:r>
-      <w:r>
-        <w:t xml:space="preserve"> (read: attempts to organize a union)</w:t>
-      </w:r>
-      <w:r>
-        <w:t xml:space="preserve">. He threatens to have the </w:t>
-      </w:r>
-      <w:r>
-        <w:t>Montreal</w:t>
-      </w:r>
-      <w:r>
-        <w:t xml:space="preserve"> campus leadership purged if they can’t put a stop to the unrest.</w:t>
-      </w:r>
-    </w:p>
-    <w:p>
-      <w:pPr>
-        <w:pStyle w:val="ListParagraph"/>
-        <w:numPr>
-          <w:ilvl w:val="0"/>
-          <w:numId w:val="2"/>
-        </w:numPr>
-        <w:rPr>
-          <w:b/>
-          <w:bCs/>
-        </w:rPr>
-      </w:pPr>
-      <w:r>
-        <w:rPr>
-          <w:b/>
-          <w:bCs/>
-        </w:rPr>
-        <w:t xml:space="preserve">Characters introduced: Akiko, Cassandra, Shufen, Lancaster, </w:t>
-      </w:r>
-      <w:r>
-        <w:rPr>
-          <w:b/>
-          <w:bCs/>
-        </w:rPr>
-        <w:t>Marcus</w:t>
-      </w:r>
-    </w:p>
-    <w:p>
-      <w:r>
+    </w:p>
+    <w:p>
+      <w:pPr>
+        <w:pStyle w:val="ListParagraph"/>
+        <w:numPr>
+          <w:ilvl w:val="0"/>
+          <w:numId w:val="2"/>
+        </w:numPr>
+      </w:pPr>
+      <w:r>
+        <w:t>Cassandra asks Akiko to sneak into the Rose House office and try to find dirt on Lancaster that will give them leverage during the vote, but Akiko refuses. Cassandra accepts this and gives her a spare key so that she can continue to live in her apartment in the meantime</w:t>
+      </w:r>
+      <w:r>
+        <w:t>, in case Lancaster tries to go after her again.</w:t>
+      </w:r>
+    </w:p>
+    <w:p>
+      <w:pPr>
+        <w:rPr>
+          <w:lang w:val="fr-CA"/>
+        </w:rPr>
+      </w:pPr>
+      <w:r>
+        <w:rPr>
+          <w:lang w:val="fr-CA"/>
+        </w:rPr>
+        <w:t>Chapter 5 – Rose H</w:t>
+      </w:r>
+      <w:r>
+        <w:rPr>
+          <w:lang w:val="fr-CA"/>
+        </w:rPr>
+        <w:t>ouse</w:t>
+      </w:r>
+    </w:p>
+    <w:p>
+      <w:pPr>
+        <w:pStyle w:val="ListParagraph"/>
+        <w:numPr>
+          <w:ilvl w:val="0"/>
+          <w:numId w:val="2"/>
+        </w:numPr>
+        <w:rPr>
+          <w:lang w:val="en-CA"/>
+        </w:rPr>
+      </w:pPr>
+      <w:r>
+        <w:rPr>
+          <w:lang w:val="en-CA"/>
+        </w:rPr>
+        <w:t>Lancaster interrogates Akiko, making h</w:t>
+      </w:r>
+      <w:r>
+        <w:rPr>
+          <w:lang w:val="en-CA"/>
+        </w:rPr>
+        <w:t>er realize that hiding in Cassandra’s apartment won’t let her escape the ongoing conflict. She reaches out to Jackson, and the two of them work out a plan to bug Rose House’s Montreal office like Cassandra had asked.</w:t>
+      </w:r>
+    </w:p>
+    <w:p>
+      <w:pPr>
+        <w:pStyle w:val="ListParagraph"/>
+        <w:numPr>
+          <w:ilvl w:val="0"/>
+          <w:numId w:val="2"/>
+        </w:numPr>
+        <w:rPr>
+          <w:lang w:val="en-CA"/>
+        </w:rPr>
+      </w:pPr>
+      <w:r>
+        <w:rPr>
+          <w:lang w:val="en-CA"/>
+        </w:rPr>
+        <w:t xml:space="preserve">After sifting through the data they collect, they realize that Cassandra and </w:t>
+      </w:r>
+      <w:r>
+        <w:rPr>
+          <w:lang w:val="en-CA"/>
+        </w:rPr>
+        <w:t>Xiang</w:t>
+      </w:r>
+      <w:r>
+        <w:rPr>
+          <w:lang w:val="en-CA"/>
+        </w:rPr>
+        <w:t xml:space="preserve"> are walking into a trap. Lancaster intends to use the vote as a means to identify disloyal board members and have them arrested.</w:t>
+      </w:r>
+    </w:p>
+    <w:p>
+      <w:pPr>
+        <w:pStyle w:val="ListParagraph"/>
+        <w:numPr>
+          <w:ilvl w:val="0"/>
+          <w:numId w:val="2"/>
+        </w:numPr>
+        <w:rPr>
+          <w:lang w:val="en-CA"/>
+        </w:rPr>
+      </w:pPr>
+      <w:r>
+        <w:rPr>
+          <w:lang w:val="en-CA"/>
+        </w:rPr>
+        <w:t xml:space="preserve">At some point during this, Jackson tells Akiko the full story of why </w:t>
+      </w:r>
+      <w:r>
+        <w:rPr>
+          <w:lang w:val="en-CA"/>
+        </w:rPr>
+        <w:t>Xiang</w:t>
+      </w:r>
+      <w:r>
+        <w:rPr>
+          <w:lang w:val="en-CA"/>
+        </w:rPr>
+        <w:t xml:space="preserve"> and Cassandra hate each other.</w:t>
+      </w:r>
+    </w:p>
+    <w:p>
+      <w:pPr>
+        <w:rPr>
+          <w:lang w:val="fr-CA"/>
+        </w:rPr>
+      </w:pPr>
+      <w:r>
+        <w:rPr>
+          <w:lang w:val="fr-CA"/>
+        </w:rPr>
         <w:t xml:space="preserve">Chapter </w:t>
       </w:r>
       <w:r>
-        <w:t>2</w:t>
-      </w:r>
-      <w:r>
+        <w:rPr>
+          <w:lang w:val="fr-CA"/>
+        </w:rPr>
+        <w:t>6</w:t>
+      </w:r>
+      <w:r>
+        <w:rPr>
+          <w:lang w:val="fr-CA"/>
+        </w:rPr>
         <w:t xml:space="preserve"> – </w:t>
       </w:r>
       <w:r>
-        <w:t>Thrice a Pattern</w:t>
-      </w:r>
-    </w:p>
-    <w:p>
-      <w:pPr>
-        <w:pStyle w:val="ListParagraph"/>
-        <w:numPr>
-          <w:ilvl w:val="0"/>
-          <w:numId w:val="2"/>
-        </w:numPr>
-      </w:pPr>
-      <w:r>
-        <w:t xml:space="preserve">Cassandra </w:t>
-      </w:r>
-      <w:r>
-        <w:t>attends the conference and meets her brother, Elias,</w:t>
-      </w:r>
-      <w:r>
-        <w:t xml:space="preserve"> who works as</w:t>
-      </w:r>
-      <w:r>
-        <w:t xml:space="preserve"> </w:t>
-      </w:r>
-      <w:r>
-        <w:t>a union organizer</w:t>
-      </w:r>
-      <w:r>
-        <w:t>. They have a friendly</w:t>
-      </w:r>
-      <w:r>
-        <w:t xml:space="preserve"> chat, but he seems too preoccupied to spend much time with her.</w:t>
-      </w:r>
-    </w:p>
-    <w:p>
-      <w:pPr>
-        <w:pStyle w:val="ListParagraph"/>
-        <w:numPr>
-          <w:ilvl w:val="0"/>
-          <w:numId w:val="2"/>
-        </w:numPr>
-      </w:pPr>
-      <w:r>
-        <w:t>Another murder occurs and panic breaks out.</w:t>
-      </w:r>
-    </w:p>
-    <w:p>
-      <w:pPr>
-        <w:pStyle w:val="ListParagraph"/>
-        <w:numPr>
-          <w:ilvl w:val="0"/>
-          <w:numId w:val="2"/>
-        </w:numPr>
-      </w:pPr>
-      <w:r>
-        <w:t xml:space="preserve">Cassandra and her friends escape mostly unharmed, but Lancaster accuses them of </w:t>
-      </w:r>
-      <w:r>
-        <w:t>conspiring to organize this crime spree</w:t>
-      </w:r>
-      <w:r>
-        <w:t>, especially as she and Elias were conveniently away at the time of the incident.</w:t>
-      </w:r>
-    </w:p>
-    <w:p>
-      <w:pPr>
-        <w:pStyle w:val="ListParagraph"/>
-        <w:numPr>
-          <w:ilvl w:val="0"/>
-          <w:numId w:val="2"/>
-        </w:numPr>
-        <w:rPr>
-          <w:b/>
-          <w:bCs/>
-        </w:rPr>
-      </w:pPr>
-      <w:r>
-        <w:rPr>
-          <w:b/>
-          <w:bCs/>
-        </w:rPr>
-        <w:t>Character</w:t>
-      </w:r>
-      <w:r>
-        <w:rPr>
-          <w:b/>
-          <w:bCs/>
-        </w:rPr>
-        <w:t>s</w:t>
-      </w:r>
-      <w:r>
-        <w:rPr>
-          <w:b/>
-          <w:bCs/>
-        </w:rPr>
-        <w:t xml:space="preserve"> introduced:</w:t>
-      </w:r>
-      <w:r>
-        <w:rPr>
-          <w:b/>
-          <w:bCs/>
-        </w:rPr>
-        <w:t xml:space="preserve"> </w:t>
-      </w:r>
-      <w:r>
-        <w:rPr>
-          <w:b/>
-          <w:bCs/>
-        </w:rPr>
-        <w:t>Jackson</w:t>
-      </w:r>
-      <w:r>
-        <w:rPr>
-          <w:b/>
-          <w:bCs/>
-        </w:rPr>
-        <w:t>, Elias</w:t>
-      </w:r>
-    </w:p>
-    <w:p>
-      <w:r>
-        <w:t xml:space="preserve">Chapter </w:t>
-      </w:r>
-      <w:r>
-        <w:t>3</w:t>
-      </w:r>
-      <w:r>
-        <w:t xml:space="preserve"> </w:t>
-      </w:r>
-      <w:r>
-        <w:t>–</w:t>
-      </w:r>
-      <w:r>
-        <w:t xml:space="preserve"> </w:t>
-      </w:r>
-      <w:r>
-        <w:t>The Cloud Garden</w:t>
-      </w:r>
-    </w:p>
-    <w:p>
-      <w:pPr>
-        <w:pStyle w:val="ListParagraph"/>
-        <w:numPr>
-          <w:ilvl w:val="0"/>
-          <w:numId w:val="2"/>
-        </w:numPr>
-      </w:pPr>
-      <w:r>
-        <w:t>Cassandra</w:t>
-      </w:r>
-      <w:r>
-        <w:t xml:space="preserve"> and comp</w:t>
-      </w:r>
-      <w:r>
-        <w:t xml:space="preserve"> </w:t>
-      </w:r>
-      <w:r>
-        <w:t>any</w:t>
-      </w:r>
-      <w:r>
-        <w:t xml:space="preserve"> return to </w:t>
-      </w:r>
-      <w:r>
-        <w:t>Montreal</w:t>
-      </w:r>
-      <w:r>
-        <w:t xml:space="preserve">, where </w:t>
-      </w:r>
-      <w:r>
-        <w:t>Xiang</w:t>
-      </w:r>
-      <w:r>
-        <w:t xml:space="preserve"> tells them</w:t>
-      </w:r>
-      <w:r>
-        <w:t xml:space="preserve"> that Lancaster </w:t>
-      </w:r>
-      <w:r>
-        <w:t xml:space="preserve">is </w:t>
-      </w:r>
-      <w:r>
-        <w:t>using the murders as</w:t>
-      </w:r>
-      <w:r>
-        <w:t xml:space="preserve"> grounds to reintroduce </w:t>
-      </w:r>
-      <w:r>
-        <w:t>an amended</w:t>
-      </w:r>
-      <w:r>
-        <w:t xml:space="preserve"> </w:t>
-      </w:r>
-      <w:r>
-        <w:t>Montral</w:t>
-      </w:r>
-      <w:r>
-        <w:t xml:space="preserve"> Defense </w:t>
-      </w:r>
-      <w:r>
-        <w:t>Initiative</w:t>
-      </w:r>
-      <w:r>
-        <w:t xml:space="preserve">. </w:t>
-      </w:r>
-      <w:r>
-        <w:t xml:space="preserve">This would </w:t>
-      </w:r>
-      <w:r>
-        <w:t xml:space="preserve">give Lancaster control over the Montreal branch </w:t>
-      </w:r>
-      <w:r>
-        <w:t>send private security</w:t>
-      </w:r>
-      <w:r>
-        <w:t xml:space="preserve"> to suppress </w:t>
-      </w:r>
-      <w:r>
-        <w:t>union organizing</w:t>
-      </w:r>
-      <w:r>
-        <w:t>.</w:t>
-      </w:r>
-    </w:p>
-    <w:p>
-      <w:pPr>
-        <w:pStyle w:val="ListParagraph"/>
-        <w:numPr>
-          <w:ilvl w:val="0"/>
-          <w:numId w:val="2"/>
-        </w:numPr>
-      </w:pPr>
-      <w:r>
-        <w:t>Elias insists that the attack is a false flag, and that the</w:t>
-      </w:r>
-      <w:r>
-        <w:t xml:space="preserve">y are </w:t>
-      </w:r>
-      <w:r>
-        <w:t>being framed in order to justify a crackdown against the union.</w:t>
-      </w:r>
-    </w:p>
-    <w:p>
-      <w:pPr>
-        <w:pStyle w:val="ListParagraph"/>
-        <w:numPr>
-          <w:ilvl w:val="0"/>
-          <w:numId w:val="2"/>
-        </w:numPr>
-      </w:pPr>
-      <w:r>
-        <w:t xml:space="preserve"> </w:t>
-      </w:r>
-      <w:r>
-        <w:t>Shufen</w:t>
-      </w:r>
-      <w:r>
-        <w:t xml:space="preserve"> </w:t>
-      </w:r>
-      <w:r>
-        <w:t xml:space="preserve">and </w:t>
-      </w:r>
-      <w:r>
-        <w:t>Xiang</w:t>
-      </w:r>
-      <w:r>
-        <w:t xml:space="preserve"> present a plan to </w:t>
-      </w:r>
-      <w:r>
-        <w:t>sway the vote in the</w:t>
-      </w:r>
-      <w:r>
-        <w:t>ir favor</w:t>
-      </w:r>
-      <w:r>
-        <w:t xml:space="preserve"> by convincing Hiram Royce, </w:t>
-      </w:r>
-      <w:r>
-        <w:t xml:space="preserve">Rose House’s </w:t>
-      </w:r>
-      <w:r>
-        <w:t>representative on the board, to oppose Lancaster.</w:t>
-      </w:r>
-    </w:p>
-    <w:p>
-      <w:pPr>
-        <w:pStyle w:val="ListParagraph"/>
-        <w:numPr>
-          <w:ilvl w:val="0"/>
-          <w:numId w:val="2"/>
-        </w:numPr>
-        <w:rPr>
-          <w:b/>
-          <w:bCs/>
-        </w:rPr>
-      </w:pPr>
-      <w:r>
-        <w:rPr>
-          <w:b/>
-          <w:bCs/>
-        </w:rPr>
-        <w:t>Characters introduced:</w:t>
-      </w:r>
-      <w:r>
-        <w:rPr>
-          <w:b/>
-          <w:bCs/>
-        </w:rPr>
-        <w:t xml:space="preserve"> </w:t>
-      </w:r>
-      <w:r>
-        <w:rPr>
-          <w:b/>
-          <w:bCs/>
-        </w:rPr>
-        <w:t>Xiang</w:t>
-      </w:r>
-      <w:r>
-        <w:rPr>
-          <w:b/>
-          <w:bCs/>
-        </w:rPr>
-        <w:t>, Royce</w:t>
-      </w:r>
-    </w:p>
-    <w:p>
-      <w:r>
-        <w:t xml:space="preserve">Chapter 4 – </w:t>
-      </w:r>
-      <w:r>
-        <w:t>Denial</w:t>
-      </w:r>
-      <w:r>
-        <w:t xml:space="preserve"> </w:t>
-      </w:r>
-    </w:p>
-    <w:p>
-      <w:pPr>
-        <w:pStyle w:val="ListParagraph"/>
-        <w:numPr>
-          <w:ilvl w:val="0"/>
-          <w:numId w:val="2"/>
-        </w:numPr>
-      </w:pPr>
-      <w:r>
-        <w:t>Cassandra asks Akiko to sneak into the Rose House office and try to find dirt on Lancaster that will give them leverage during the vote, but Akiko refuses. Cassandra accepts this and gives her a spare key so that she can continue to live in her apartment in the meantime.</w:t>
-      </w:r>
-    </w:p>
-    <w:p>
-      <w:r>
-        <w:t>Chapter 5 – Across the Aisle</w:t>
-      </w:r>
-    </w:p>
-    <w:p>
-      <w:pPr>
-        <w:pStyle w:val="ListParagraph"/>
-        <w:numPr>
-          <w:ilvl w:val="0"/>
-          <w:numId w:val="2"/>
-        </w:numPr>
-        <w:rPr>
-          <w:lang w:val="en-CA"/>
-        </w:rPr>
-      </w:pPr>
-      <w:r>
-        <w:rPr>
-          <w:lang w:val="en-CA"/>
-        </w:rPr>
-        <w:t>Xiang</w:t>
-      </w:r>
-      <w:r>
-        <w:rPr>
-          <w:lang w:val="en-CA"/>
-        </w:rPr>
-        <w:t xml:space="preserve"> and </w:t>
-      </w:r>
-      <w:r>
-        <w:rPr>
-          <w:lang w:val="en-CA"/>
-        </w:rPr>
-        <w:t>Cassandra</w:t>
-      </w:r>
-      <w:r>
-        <w:rPr>
-          <w:lang w:val="en-CA"/>
-        </w:rPr>
-        <w:t xml:space="preserve"> </w:t>
-      </w:r>
-      <w:r>
-        <w:rPr>
-          <w:lang w:val="en-CA"/>
-        </w:rPr>
-        <w:t>travel to th</w:t>
-      </w:r>
-      <w:r>
-        <w:rPr>
-          <w:lang w:val="en-CA"/>
-        </w:rPr>
-        <w:t>e Rose House headquarters</w:t>
-      </w:r>
-      <w:r>
-        <w:rPr>
-          <w:lang w:val="en-CA"/>
-        </w:rPr>
-        <w:t xml:space="preserve"> in Geneva</w:t>
-      </w:r>
-      <w:r>
-        <w:rPr>
-          <w:lang w:val="en-CA"/>
-        </w:rPr>
-        <w:t xml:space="preserve">. </w:t>
-      </w:r>
-      <w:r>
-        <w:rPr>
-          <w:lang w:val="en-CA"/>
-        </w:rPr>
-        <w:t xml:space="preserve">They successfully convince </w:t>
-      </w:r>
-      <w:r>
-        <w:rPr>
-          <w:lang w:val="en-CA"/>
-        </w:rPr>
-        <w:t>Royce to withdraw his support for the initiative by arguing that the company will incur excessive costs if they move into Montreal.</w:t>
-      </w:r>
-    </w:p>
-    <w:p>
-      <w:pPr>
-        <w:pStyle w:val="ListParagraph"/>
-        <w:numPr>
-          <w:ilvl w:val="0"/>
-          <w:numId w:val="2"/>
-        </w:numPr>
-        <w:rPr>
-          <w:lang w:val="en-CA"/>
-        </w:rPr>
-      </w:pPr>
-      <w:r>
-        <w:rPr>
-          <w:lang w:val="en-CA"/>
-        </w:rPr>
-        <w:lastRenderedPageBreak/>
-        <w:t xml:space="preserve">However, Royce says he will need some compensation, because Lancaster is likely to retaliate against him for the betrayal. </w:t>
-      </w:r>
-      <w:r>
-        <w:rPr>
-          <w:lang w:val="en-CA"/>
-        </w:rPr>
-        <w:t>Xiang</w:t>
-      </w:r>
-      <w:r>
-        <w:rPr>
-          <w:lang w:val="en-CA"/>
-        </w:rPr>
-        <w:t xml:space="preserve"> offers him exclusive access to the mnemonic matrix</w:t>
-      </w:r>
-      <w:r>
-        <w:rPr>
-          <w:lang w:val="en-CA"/>
-        </w:rPr>
-        <w:t xml:space="preserve"> for use in interrogation, which appalls Cassandra.</w:t>
-      </w:r>
-      <w:r>
-        <w:rPr>
-          <w:lang w:val="en-CA"/>
-        </w:rPr>
-        <w:t xml:space="preserve"> They have a brief argument afterwards, with no resolution.</w:t>
-      </w:r>
-    </w:p>
-    <w:p>
-      <w:pPr>
         <w:rPr>
           <w:lang w:val="fr-CA"/>
         </w:rPr>
-      </w:pPr>
-      <w:proofErr w:type="spellStart"/>
-      <w:r>
-        <w:rPr>
-          <w:lang w:val="fr-CA"/>
-        </w:rPr>
-        <w:t>Chapter</w:t>
-      </w:r>
-      <w:proofErr w:type="spellEnd"/>
-      <w:r>
-        <w:rPr>
-          <w:lang w:val="fr-CA"/>
-        </w:rPr>
-        <w:t xml:space="preserve"> 5 – Rose H</w:t>
-      </w:r>
-      <w:r>
-        <w:rPr>
-          <w:lang w:val="fr-CA"/>
-        </w:rPr>
-        <w:t>ouse</w:t>
-      </w:r>
-    </w:p>
-    <w:p>
-      <w:pPr>
-        <w:pStyle w:val="ListParagraph"/>
-        <w:numPr>
-          <w:ilvl w:val="0"/>
-          <w:numId w:val="2"/>
-        </w:numPr>
-        <w:rPr>
-          <w:lang w:val="en-CA"/>
-        </w:rPr>
-      </w:pPr>
-      <w:r>
-        <w:rPr>
-          <w:lang w:val="en-CA"/>
-        </w:rPr>
-        <w:t>Lancaster interrogates Akiko, making h</w:t>
-      </w:r>
-      <w:r>
-        <w:rPr>
-          <w:lang w:val="en-CA"/>
-        </w:rPr>
-        <w:t>er realize that hiding in Cassandra’s apartment won’t let her escape the ongoing conflict. She reaches out to Jackson, and the two of them work out a plan to bug Rose House’s Montreal office like Cassandra had asked.</w:t>
-      </w:r>
-    </w:p>
-    <w:p>
-      <w:pPr>
-        <w:pStyle w:val="ListParagraph"/>
-        <w:numPr>
-          <w:ilvl w:val="0"/>
-          <w:numId w:val="2"/>
-        </w:numPr>
-        <w:rPr>
-          <w:lang w:val="en-CA"/>
-        </w:rPr>
-      </w:pPr>
-      <w:r>
-        <w:rPr>
-          <w:lang w:val="en-CA"/>
-        </w:rPr>
-        <w:t xml:space="preserve">After sifting through the data they collect, they realize that Cassandra and </w:t>
-      </w:r>
-      <w:r>
-        <w:rPr>
-          <w:lang w:val="en-CA"/>
-        </w:rPr>
-        <w:t>Xiang</w:t>
-      </w:r>
-      <w:r>
-        <w:rPr>
-          <w:lang w:val="en-CA"/>
-        </w:rPr>
-        <w:t xml:space="preserve"> are walking into a trap. Lancaster intends to use the vote as a means to identify disloyal board members and have them arrested.</w:t>
-      </w:r>
-    </w:p>
-    <w:p>
-      <w:pPr>
-        <w:pStyle w:val="ListParagraph"/>
-        <w:numPr>
-          <w:ilvl w:val="0"/>
-          <w:numId w:val="2"/>
-        </w:numPr>
-        <w:rPr>
-          <w:lang w:val="en-CA"/>
-        </w:rPr>
-      </w:pPr>
-      <w:r>
-        <w:rPr>
-          <w:lang w:val="en-CA"/>
-        </w:rPr>
-        <w:t xml:space="preserve">At some point during this, Jackson tells Akiko the full story of why </w:t>
-      </w:r>
-      <w:r>
-        <w:rPr>
-          <w:lang w:val="en-CA"/>
-        </w:rPr>
-        <w:t>Xiang</w:t>
-      </w:r>
-      <w:r>
-        <w:rPr>
-          <w:lang w:val="en-CA"/>
-        </w:rPr>
-        <w:t xml:space="preserve"> and Cassandra hate each other.</w:t>
-      </w:r>
-    </w:p>
-    <w:p>
-      <w:pPr>
-        <w:rPr>
-          <w:lang w:val="fr-CA"/>
-        </w:rPr>
-      </w:pPr>
-      <w:proofErr w:type="spellStart"/>
-      <w:r>
-        <w:rPr>
-          <w:lang w:val="fr-CA"/>
-        </w:rPr>
-        <w:t>Chapter</w:t>
-      </w:r>
-      <w:proofErr w:type="spellEnd"/>
-      <w:r>
-        <w:rPr>
-          <w:lang w:val="fr-CA"/>
-        </w:rPr>
-        <w:t xml:space="preserve"> </w:t>
-      </w:r>
-      <w:r>
-        <w:rPr>
-          <w:lang w:val="fr-CA"/>
-        </w:rPr>
-        <w:t>6</w:t>
-      </w:r>
-      <w:r>
-        <w:rPr>
-          <w:lang w:val="fr-CA"/>
-        </w:rPr>
-        <w:t xml:space="preserve"> – </w:t>
-      </w:r>
-      <w:r>
-        <w:rPr>
-          <w:lang w:val="fr-CA"/>
-        </w:rPr>
         <w:t>Ostracon</w:t>
       </w:r>
     </w:p>
@@ -826,28 +680,10 @@
         </w:numPr>
       </w:pPr>
       <w:r>
-        <w:t>With Royce’s support secured, Cassandra, and Xiang travel to Toronto</w:t>
-      </w:r>
-      <w:r>
-        <w:t xml:space="preserve">. The vote is preceded by an open debate amongst the board of directors, during which </w:t>
-      </w:r>
-      <w:r>
-        <w:t>they are able to sway several board members to their side.</w:t>
-      </w:r>
-      <w:r>
-        <w:t xml:space="preserve"> </w:t>
-      </w:r>
-    </w:p>
-    <w:p>
-      <w:pPr>
-        <w:pStyle w:val="ListParagraph"/>
-        <w:numPr>
-          <w:ilvl w:val="0"/>
-          <w:numId w:val="2"/>
-        </w:numPr>
-      </w:pPr>
-      <w:r>
-        <w:t>During a brief recess between the debate and the actual vote, Akiko contacts Cassandra to warn her of the incoming purge. Cassandra manages to track down Xiang just in time, and the two narrowly escape.</w:t>
+        <w:t>While visiting Royce in Geneva</w:t>
+      </w:r>
+      <w:r>
+        <w:t>, Akiko contacts Cassandra to warn her of the incoming purge. Cassandra manages to track down Xiang just in time, and the two narrowly escape.</w:t>
       </w:r>
     </w:p>
     <w:p>

--- a/Outline.docx
+++ b/Outline.docx
@@ -244,11 +244,17 @@
         <w:t xml:space="preserve">Cassandra and her friends escape mostly unharmed, but Lancaster accuses them of </w:t>
       </w:r>
       <w:r>
-        <w:t>conspiring to organize this crime spree</w:t>
+        <w:t xml:space="preserve">conspiring </w:t>
+      </w:r>
+      <w:r>
+        <w:t>with the culprit</w:t>
       </w:r>
       <w:r>
         <w:t>, especially as she and Elias were conveniently away at the time of the incident.</w:t>
       </w:r>
+      <w:r>
+        <w:t xml:space="preserve"> He has no evidence, but his suspicion is enough of a threat.</w:t>
+      </w:r>
     </w:p>
     <w:p>
       <w:pPr>
@@ -406,7 +412,15 @@
         <w:t xml:space="preserve"> to </w:t>
       </w:r>
       <w:r>
-        <w:t>arrest activists en masse</w:t>
+        <w:t xml:space="preserve">arrest activists </w:t>
+      </w:r>
+      <w:proofErr w:type="spellStart"/>
+      <w:r>
+        <w:t>en</w:t>
+      </w:r>
+      <w:proofErr w:type="spellEnd"/>
+      <w:r>
+        <w:t xml:space="preserve"> masse</w:t>
       </w:r>
       <w:r>
         <w:t>.</w:t>
@@ -543,16 +557,24 @@
           <w:lang w:val="fr-CA"/>
         </w:rPr>
       </w:pPr>
+      <w:proofErr w:type="spellStart"/>
       <w:r>
         <w:rPr>
           <w:lang w:val="fr-CA"/>
         </w:rPr>
-        <w:t>Chapter 5 – Rose H</w:t>
-      </w:r>
+        <w:t>Chapter</w:t>
+      </w:r>
+      <w:proofErr w:type="spellEnd"/>
       <w:r>
         <w:rPr>
           <w:lang w:val="fr-CA"/>
         </w:rPr>
+        <w:t xml:space="preserve"> 5 – Rose H</w:t>
+      </w:r>
+      <w:r>
+        <w:rPr>
+          <w:lang w:val="fr-CA"/>
+        </w:rPr>
         <w:t>ouse</w:t>
       </w:r>
     </w:p>
@@ -646,11 +668,19 @@
           <w:lang w:val="fr-CA"/>
         </w:rPr>
       </w:pPr>
+      <w:proofErr w:type="spellStart"/>
       <w:r>
         <w:rPr>
           <w:lang w:val="fr-CA"/>
         </w:rPr>
-        <w:t xml:space="preserve">Chapter </w:t>
+        <w:t>Chapter</w:t>
+      </w:r>
+      <w:proofErr w:type="spellEnd"/>
+      <w:r>
+        <w:rPr>
+          <w:lang w:val="fr-CA"/>
+        </w:rPr>
+        <w:t xml:space="preserve"> </w:t>
       </w:r>
       <w:r>
         <w:rPr>

--- a/Outline.docx
+++ b/Outline.docx
@@ -19,802 +19,748 @@
     </w:p>
     <w:p/>
     <w:p>
-      <w:pPr>
+      <w:r>
         <w:rPr>
           <w:b/>
           <w:bCs/>
         </w:rPr>
-      </w:pPr>
-      <w:r>
+        <w:t>Outline</w:t>
+      </w:r>
+    </w:p>
+    <w:p>
+      <w:r>
+        <w:t>Chapter 1</w:t>
+      </w:r>
+      <w:r>
+        <w:t xml:space="preserve"> </w:t>
+      </w:r>
+      <w:r>
+        <w:t>–</w:t>
+      </w:r>
+      <w:r>
+        <w:t xml:space="preserve"> </w:t>
+      </w:r>
+      <w:r>
+        <w:t>Lethe</w:t>
+      </w:r>
+    </w:p>
+    <w:p>
+      <w:pPr>
+        <w:pStyle w:val="ListParagraph"/>
+        <w:numPr>
+          <w:ilvl w:val="0"/>
+          <w:numId w:val="2"/>
+        </w:numPr>
+      </w:pPr>
+      <w:r>
+        <w:t>Akiko, Marcus, Shufen, and Cassandra meet up at the train station after</w:t>
+      </w:r>
+      <w:r>
+        <w:t xml:space="preserve"> being interrogated about the murder.</w:t>
+      </w:r>
+    </w:p>
+    <w:p>
+      <w:pPr>
+        <w:pStyle w:val="ListParagraph"/>
+        <w:numPr>
+          <w:ilvl w:val="0"/>
+          <w:numId w:val="2"/>
+        </w:numPr>
+      </w:pPr>
+      <w:r>
+        <w:t xml:space="preserve">Onboard the train, Lancaster tells them that he suspects they might be complicit in the crime, since the victim was an </w:t>
+      </w:r>
+      <w:r>
+        <w:t xml:space="preserve">auditor who was going to expose them unlawfully restarting the mnemonics project. </w:t>
+      </w:r>
+      <w:r>
+        <w:t>He threatens to have campus leadership purged if they can’t put a stop to the ongoing unrest.</w:t>
+      </w:r>
+    </w:p>
+    <w:p>
+      <w:pPr>
+        <w:pStyle w:val="ListParagraph"/>
+        <w:numPr>
+          <w:ilvl w:val="0"/>
+          <w:numId w:val="2"/>
+        </w:numPr>
+      </w:pPr>
+      <w:r>
+        <w:t xml:space="preserve">Akiko </w:t>
+      </w:r>
+      <w:r>
+        <w:t xml:space="preserve">starts to think the mnemonics project may be able to </w:t>
+      </w:r>
+      <w:r>
+        <w:t>cure</w:t>
+      </w:r>
+      <w:r>
+        <w:t xml:space="preserve"> her</w:t>
+      </w:r>
+      <w:r>
+        <w:t xml:space="preserve"> </w:t>
+      </w:r>
+      <w:r>
+        <w:t>amnesia</w:t>
+      </w:r>
+      <w:r>
+        <w:t>, and resolves to gain access to it somehow.</w:t>
+      </w:r>
+    </w:p>
+    <w:p>
+      <w:pPr>
+        <w:pStyle w:val="ListParagraph"/>
+        <w:numPr>
+          <w:ilvl w:val="0"/>
+          <w:numId w:val="2"/>
+        </w:numPr>
         <w:rPr>
           <w:b/>
           <w:bCs/>
         </w:rPr>
-        <w:t>Logline</w:t>
-      </w:r>
-    </w:p>
-    <w:p>
-      <w:r>
-        <w:t>Amidst a corporate power struggle, Cassandra Hao and Akiko Miura begin to suspect that their company’s secrets hold the key to both avert</w:t>
-      </w:r>
-      <w:r>
-        <w:t>ing</w:t>
-      </w:r>
-      <w:r>
-        <w:t xml:space="preserve"> disaster and reveal</w:t>
-      </w:r>
-      <w:r>
-        <w:t>ing</w:t>
-      </w:r>
-      <w:r>
-        <w:t xml:space="preserve"> the truth about their own past.</w:t>
-      </w:r>
-    </w:p>
-    <w:p/>
-    <w:p>
+      </w:pPr>
       <w:r>
         <w:rPr>
           <w:b/>
           <w:bCs/>
         </w:rPr>
-        <w:t>Outline</w:t>
-      </w:r>
-    </w:p>
-    <w:p>
-      <w:r>
-        <w:t>Chapter 1</w:t>
-      </w:r>
-      <w:r>
-        <w:t xml:space="preserve"> </w:t>
-      </w:r>
-      <w:r>
-        <w:t>–</w:t>
-      </w:r>
-      <w:r>
-        <w:t xml:space="preserve"> </w:t>
-      </w:r>
-      <w:r>
-        <w:t>Lethe</w:t>
-      </w:r>
-    </w:p>
-    <w:p>
-      <w:pPr>
-        <w:pStyle w:val="ListParagraph"/>
-        <w:numPr>
-          <w:ilvl w:val="0"/>
-          <w:numId w:val="2"/>
-        </w:numPr>
-      </w:pPr>
-      <w:r>
-        <w:t>Akiko, Marcus, Shufen, and Cassandra meet up at the train station after</w:t>
-      </w:r>
-      <w:r>
-        <w:t xml:space="preserve"> being interrogated about the murder.</w:t>
-      </w:r>
-    </w:p>
-    <w:p>
-      <w:pPr>
-        <w:pStyle w:val="ListParagraph"/>
-        <w:numPr>
-          <w:ilvl w:val="0"/>
-          <w:numId w:val="2"/>
-        </w:numPr>
-      </w:pPr>
-      <w:r>
-        <w:t>Cassandra learns about Akiko’s missing memories</w:t>
-      </w:r>
-      <w:r>
-        <w:t>.</w:t>
-      </w:r>
-    </w:p>
-    <w:p>
-      <w:pPr>
-        <w:pStyle w:val="ListParagraph"/>
-        <w:numPr>
-          <w:ilvl w:val="0"/>
-          <w:numId w:val="2"/>
-        </w:numPr>
-      </w:pPr>
-      <w:r>
-        <w:t xml:space="preserve">Onboard the train, Lancaster tells them that he suspects they might be complicit in the crime, since the victim was an investigator </w:t>
-      </w:r>
-      <w:r>
-        <w:t xml:space="preserve">looking into “extremist” </w:t>
-      </w:r>
-      <w:r>
-        <w:t xml:space="preserve">activity. </w:t>
-      </w:r>
-      <w:r>
-        <w:t xml:space="preserve">He threatens to have the </w:t>
-      </w:r>
-      <w:r>
-        <w:t>Montreal</w:t>
-      </w:r>
-      <w:r>
-        <w:t xml:space="preserve"> campus leadership purged if they can’t put a stop to the unrest.</w:t>
-      </w:r>
-    </w:p>
-    <w:p>
-      <w:pPr>
-        <w:pStyle w:val="ListParagraph"/>
-        <w:numPr>
-          <w:ilvl w:val="0"/>
-          <w:numId w:val="2"/>
-        </w:numPr>
+        <w:t xml:space="preserve">Characters introduced: Akiko, Cassandra, Shufen, Lancaster, </w:t>
+      </w:r>
+      <w:r>
         <w:rPr>
           <w:b/>
           <w:bCs/>
         </w:rPr>
-      </w:pPr>
-      <w:r>
+        <w:t>Marcus</w:t>
+      </w:r>
+    </w:p>
+    <w:p>
+      <w:r>
+        <w:t xml:space="preserve">Chapter </w:t>
+      </w:r>
+      <w:r>
+        <w:t>2</w:t>
+      </w:r>
+      <w:r>
+        <w:t xml:space="preserve"> – </w:t>
+      </w:r>
+      <w:r>
+        <w:t>Thrice a Pattern</w:t>
+      </w:r>
+    </w:p>
+    <w:p>
+      <w:pPr>
+        <w:pStyle w:val="ListParagraph"/>
+        <w:numPr>
+          <w:ilvl w:val="0"/>
+          <w:numId w:val="2"/>
+        </w:numPr>
+      </w:pPr>
+      <w:r>
+        <w:t xml:space="preserve">Cassandra </w:t>
+      </w:r>
+      <w:r>
+        <w:t>and Akiko meet Marcus’ son, Jackson. Akiko explains her theory that the mnemonics project could be used to cure her amnesia and asks for help, but Jackson says it is too risky, and Cassandra agrees.</w:t>
+      </w:r>
+    </w:p>
+    <w:p>
+      <w:pPr>
+        <w:pStyle w:val="ListParagraph"/>
+        <w:numPr>
+          <w:ilvl w:val="0"/>
+          <w:numId w:val="2"/>
+        </w:numPr>
+      </w:pPr>
+      <w:r>
+        <w:t>Cassandra</w:t>
+      </w:r>
+      <w:r>
+        <w:t xml:space="preserve"> also </w:t>
+      </w:r>
+      <w:r>
+        <w:t>meets her brother, Elias,</w:t>
+      </w:r>
+      <w:r>
+        <w:t xml:space="preserve"> who works as</w:t>
+      </w:r>
+      <w:r>
+        <w:t xml:space="preserve"> </w:t>
+      </w:r>
+      <w:r>
+        <w:t>a union organizer</w:t>
+      </w:r>
+      <w:r>
+        <w:t xml:space="preserve">. </w:t>
+      </w:r>
+      <w:r>
+        <w:t>He is happy to see her after several years away from home, but</w:t>
+      </w:r>
+      <w:r>
+        <w:t xml:space="preserve"> seems too preoccupied to spend much time with her.</w:t>
+      </w:r>
+    </w:p>
+    <w:p>
+      <w:pPr>
+        <w:pStyle w:val="ListParagraph"/>
+        <w:numPr>
+          <w:ilvl w:val="0"/>
+          <w:numId w:val="2"/>
+        </w:numPr>
+      </w:pPr>
+      <w:r>
+        <w:t>They learn that a riot has broken out back in Montreal, and part of the branch campus was burned down, including Akiko’s apartment, much to her alarm.</w:t>
+      </w:r>
+      <w:r>
+        <w:t xml:space="preserve"> The news interrupts the conference, and the attendees return home in a panic.</w:t>
+      </w:r>
+    </w:p>
+    <w:p>
+      <w:pPr>
+        <w:pStyle w:val="ListParagraph"/>
+        <w:numPr>
+          <w:ilvl w:val="0"/>
+          <w:numId w:val="2"/>
+        </w:numPr>
+      </w:pPr>
+      <w:r>
+        <w:t>On their way out, Lancaster remarks how suspicious it is that this incident should occur while Montreal leadership was safely away from the city.</w:t>
+      </w:r>
+    </w:p>
+    <w:p>
+      <w:pPr>
+        <w:pStyle w:val="ListParagraph"/>
+        <w:numPr>
+          <w:ilvl w:val="0"/>
+          <w:numId w:val="2"/>
+        </w:numPr>
         <w:rPr>
           <w:b/>
           <w:bCs/>
         </w:rPr>
-        <w:t xml:space="preserve">Characters introduced: Akiko, Cassandra, Shufen, Lancaster, </w:t>
-      </w:r>
+      </w:pPr>
       <w:r>
         <w:rPr>
           <w:b/>
           <w:bCs/>
         </w:rPr>
-        <w:t>Marcus</w:t>
-      </w:r>
-    </w:p>
-    <w:p>
-      <w:r>
-        <w:t xml:space="preserve">Chapter </w:t>
-      </w:r>
-      <w:r>
-        <w:t>2</w:t>
-      </w:r>
-      <w:r>
-        <w:t xml:space="preserve"> – </w:t>
-      </w:r>
-      <w:r>
-        <w:t>Thrice a Pattern</w:t>
-      </w:r>
-    </w:p>
-    <w:p>
-      <w:pPr>
-        <w:pStyle w:val="ListParagraph"/>
-        <w:numPr>
-          <w:ilvl w:val="0"/>
-          <w:numId w:val="2"/>
-        </w:numPr>
-      </w:pPr>
-      <w:r>
-        <w:t xml:space="preserve">Cassandra </w:t>
-      </w:r>
-      <w:r>
-        <w:t>attends the conference and meets her brother, Elias,</w:t>
-      </w:r>
-      <w:r>
-        <w:t xml:space="preserve"> who works as</w:t>
-      </w:r>
-      <w:r>
-        <w:t xml:space="preserve"> </w:t>
-      </w:r>
-      <w:r>
-        <w:t>a union organizer</w:t>
-      </w:r>
-      <w:r>
-        <w:t>. They have a friendly</w:t>
-      </w:r>
-      <w:r>
-        <w:t xml:space="preserve"> chat, but he seems too preoccupied to spend much time with her.</w:t>
-      </w:r>
-    </w:p>
-    <w:p>
-      <w:pPr>
-        <w:pStyle w:val="ListParagraph"/>
-        <w:numPr>
-          <w:ilvl w:val="0"/>
-          <w:numId w:val="2"/>
-        </w:numPr>
-      </w:pPr>
-      <w:r>
-        <w:t>Marcus presents the Mnemonics project</w:t>
-      </w:r>
-      <w:r>
-        <w:t>, and Akiko begins to wonder if it could help cure her amnesia.</w:t>
-      </w:r>
-    </w:p>
-    <w:p>
-      <w:pPr>
-        <w:pStyle w:val="ListParagraph"/>
-        <w:numPr>
-          <w:ilvl w:val="0"/>
-          <w:numId w:val="2"/>
-        </w:numPr>
-      </w:pPr>
-      <w:r>
-        <w:t>Another murder occurs and panic breaks out.</w:t>
-      </w:r>
-    </w:p>
-    <w:p>
-      <w:pPr>
-        <w:pStyle w:val="ListParagraph"/>
-        <w:numPr>
-          <w:ilvl w:val="0"/>
-          <w:numId w:val="2"/>
-        </w:numPr>
-      </w:pPr>
-      <w:r>
-        <w:t xml:space="preserve">Cassandra and her friends escape mostly unharmed, but Lancaster accuses them of </w:t>
-      </w:r>
-      <w:r>
-        <w:t xml:space="preserve">conspiring </w:t>
-      </w:r>
-      <w:r>
-        <w:t>with the culprit</w:t>
-      </w:r>
-      <w:r>
-        <w:t>, especially as she and Elias were conveniently away at the time of the incident.</w:t>
-      </w:r>
-      <w:r>
-        <w:t xml:space="preserve"> He has no evidence, but his suspicion is enough of a threat.</w:t>
-      </w:r>
-    </w:p>
-    <w:p>
-      <w:pPr>
-        <w:pStyle w:val="ListParagraph"/>
-        <w:numPr>
-          <w:ilvl w:val="0"/>
-          <w:numId w:val="2"/>
-        </w:numPr>
+        <w:t>Character</w:t>
+      </w:r>
+      <w:r>
         <w:rPr>
           <w:b/>
           <w:bCs/>
         </w:rPr>
-      </w:pPr>
+        <w:t>s</w:t>
+      </w:r>
       <w:r>
         <w:rPr>
           <w:b/>
           <w:bCs/>
         </w:rPr>
-        <w:t>Character</w:t>
+        <w:t xml:space="preserve"> introduced:</w:t>
       </w:r>
       <w:r>
         <w:rPr>
           <w:b/>
           <w:bCs/>
         </w:rPr>
-        <w:t>s</w:t>
+        <w:t xml:space="preserve"> </w:t>
       </w:r>
       <w:r>
         <w:rPr>
           <w:b/>
           <w:bCs/>
         </w:rPr>
-        <w:t xml:space="preserve"> introduced:</w:t>
+        <w:t>Jackson</w:t>
       </w:r>
       <w:r>
         <w:rPr>
           <w:b/>
           <w:bCs/>
         </w:rPr>
+        <w:t>, Elias</w:t>
+      </w:r>
+    </w:p>
+    <w:p>
+      <w:r>
+        <w:t xml:space="preserve">Chapter </w:t>
+      </w:r>
+      <w:r>
+        <w:t>3</w:t>
+      </w:r>
+      <w:r>
         <w:t xml:space="preserve"> </w:t>
       </w:r>
       <w:r>
+        <w:t>–</w:t>
+      </w:r>
+      <w:r>
+        <w:t xml:space="preserve"> </w:t>
+      </w:r>
+      <w:r>
+        <w:t>The Cloud Garden</w:t>
+      </w:r>
+    </w:p>
+    <w:p>
+      <w:pPr>
+        <w:pStyle w:val="ListParagraph"/>
+        <w:numPr>
+          <w:ilvl w:val="0"/>
+          <w:numId w:val="2"/>
+        </w:numPr>
+      </w:pPr>
+      <w:r>
+        <w:t>Cassandra</w:t>
+      </w:r>
+      <w:r>
+        <w:t xml:space="preserve"> and company</w:t>
+      </w:r>
+      <w:r>
+        <w:t xml:space="preserve"> return to </w:t>
+      </w:r>
+      <w:r>
+        <w:t>Montreal</w:t>
+      </w:r>
+      <w:r>
+        <w:t xml:space="preserve">, where </w:t>
+      </w:r>
+      <w:r>
+        <w:t>Xiang</w:t>
+      </w:r>
+      <w:r>
+        <w:t xml:space="preserve"> tells them</w:t>
+      </w:r>
+      <w:r>
+        <w:t xml:space="preserve"> that Lancaster </w:t>
+      </w:r>
+      <w:r>
+        <w:t xml:space="preserve">is </w:t>
+      </w:r>
+      <w:r>
+        <w:t xml:space="preserve">using the </w:t>
+      </w:r>
+      <w:r>
+        <w:t>unrest</w:t>
+      </w:r>
+      <w:r>
+        <w:t xml:space="preserve"> as</w:t>
+      </w:r>
+      <w:r>
+        <w:t xml:space="preserve"> grounds to reintroduce </w:t>
+      </w:r>
+      <w:r>
+        <w:t>an amended</w:t>
+      </w:r>
+      <w:r>
+        <w:t xml:space="preserve"> </w:t>
+      </w:r>
+      <w:r>
+        <w:t>Montral</w:t>
+      </w:r>
+      <w:r>
+        <w:t xml:space="preserve"> Defense </w:t>
+      </w:r>
+      <w:r>
+        <w:t>Initiative</w:t>
+      </w:r>
+      <w:r>
+        <w:t xml:space="preserve">. </w:t>
+      </w:r>
+      <w:r>
+        <w:t xml:space="preserve">This would </w:t>
+      </w:r>
+      <w:r>
+        <w:t xml:space="preserve">give Lancaster control over the Montreal branch </w:t>
+      </w:r>
+      <w:r>
+        <w:t xml:space="preserve">and allow him </w:t>
+      </w:r>
+      <w:r>
+        <w:t>send private security</w:t>
+      </w:r>
+      <w:r>
+        <w:t xml:space="preserve"> to </w:t>
+      </w:r>
+      <w:r>
+        <w:t>arrest activists en masse</w:t>
+      </w:r>
+      <w:r>
+        <w:t>.</w:t>
+      </w:r>
+    </w:p>
+    <w:p>
+      <w:pPr>
+        <w:pStyle w:val="ListParagraph"/>
+        <w:numPr>
+          <w:ilvl w:val="0"/>
+          <w:numId w:val="2"/>
+        </w:numPr>
+      </w:pPr>
+      <w:r>
+        <w:t>Elias insists that the</w:t>
+      </w:r>
+      <w:r>
+        <w:t xml:space="preserve">y are </w:t>
+      </w:r>
+      <w:r>
+        <w:t>being framed in order to justify a crackdown against the union.</w:t>
+      </w:r>
+    </w:p>
+    <w:p>
+      <w:pPr>
+        <w:pStyle w:val="ListParagraph"/>
+        <w:numPr>
+          <w:ilvl w:val="0"/>
+          <w:numId w:val="2"/>
+        </w:numPr>
+      </w:pPr>
+      <w:r>
+        <w:t>Shufen</w:t>
+      </w:r>
+      <w:r>
+        <w:t xml:space="preserve"> </w:t>
+      </w:r>
+      <w:r>
+        <w:t xml:space="preserve">and </w:t>
+      </w:r>
+      <w:r>
+        <w:t>Xiang</w:t>
+      </w:r>
+      <w:r>
+        <w:t xml:space="preserve"> present a plan to </w:t>
+      </w:r>
+      <w:r>
+        <w:t>sway the vote in the</w:t>
+      </w:r>
+      <w:r>
+        <w:t>ir favor</w:t>
+      </w:r>
+      <w:r>
+        <w:t xml:space="preserve"> by convincing Hiram Royce, </w:t>
+      </w:r>
+      <w:r>
+        <w:t xml:space="preserve">Rose House’s </w:t>
+      </w:r>
+      <w:r>
+        <w:t>representative on the board, to oppose Lancaster.</w:t>
+      </w:r>
+    </w:p>
+    <w:p>
+      <w:pPr>
+        <w:pStyle w:val="ListParagraph"/>
+        <w:numPr>
+          <w:ilvl w:val="0"/>
+          <w:numId w:val="2"/>
+        </w:numPr>
         <w:rPr>
           <w:b/>
           <w:bCs/>
         </w:rPr>
-        <w:t>Jackson</w:t>
-      </w:r>
+      </w:pPr>
       <w:r>
         <w:rPr>
           <w:b/>
           <w:bCs/>
         </w:rPr>
-        <w:t>, Elias</w:t>
-      </w:r>
-    </w:p>
-    <w:p>
-      <w:r>
-        <w:t xml:space="preserve">Chapter </w:t>
-      </w:r>
-      <w:r>
-        <w:t>3</w:t>
-      </w:r>
-      <w:r>
-        <w:t xml:space="preserve"> </w:t>
-      </w:r>
-      <w:r>
-        <w:t>–</w:t>
-      </w:r>
-      <w:r>
-        <w:t xml:space="preserve"> </w:t>
-      </w:r>
-      <w:r>
-        <w:t>The Cloud Garden</w:t>
-      </w:r>
-    </w:p>
-    <w:p>
-      <w:pPr>
-        <w:pStyle w:val="ListParagraph"/>
-        <w:numPr>
-          <w:ilvl w:val="0"/>
-          <w:numId w:val="2"/>
-        </w:numPr>
-      </w:pPr>
-      <w:r>
-        <w:t>Cassandra</w:t>
-      </w:r>
-      <w:r>
-        <w:t xml:space="preserve"> and comp</w:t>
-      </w:r>
-      <w:r>
-        <w:t xml:space="preserve"> </w:t>
-      </w:r>
-      <w:r>
-        <w:t>any</w:t>
-      </w:r>
-      <w:r>
-        <w:t xml:space="preserve"> return to </w:t>
-      </w:r>
-      <w:r>
-        <w:t>Montreal</w:t>
-      </w:r>
-      <w:r>
-        <w:t xml:space="preserve">, where </w:t>
-      </w:r>
-      <w:r>
-        <w:t>Xiang</w:t>
-      </w:r>
-      <w:r>
-        <w:t xml:space="preserve"> tells them</w:t>
-      </w:r>
-      <w:r>
-        <w:t xml:space="preserve"> that Lancaster </w:t>
-      </w:r>
-      <w:r>
-        <w:t xml:space="preserve">is </w:t>
-      </w:r>
-      <w:r>
-        <w:t>using the murders as</w:t>
-      </w:r>
-      <w:r>
-        <w:t xml:space="preserve"> grounds to reintroduce </w:t>
-      </w:r>
-      <w:r>
-        <w:t>an amended</w:t>
-      </w:r>
-      <w:r>
-        <w:t xml:space="preserve"> </w:t>
-      </w:r>
-      <w:r>
-        <w:t>Montral</w:t>
-      </w:r>
-      <w:r>
-        <w:t xml:space="preserve"> Defense </w:t>
-      </w:r>
-      <w:r>
-        <w:t>Initiative</w:t>
-      </w:r>
-      <w:r>
-        <w:t xml:space="preserve">. </w:t>
-      </w:r>
-      <w:r>
-        <w:t xml:space="preserve">This would </w:t>
-      </w:r>
-      <w:r>
-        <w:t xml:space="preserve">give Lancaster control over the Montreal branch </w:t>
-      </w:r>
-      <w:r>
-        <w:t xml:space="preserve">and allow him </w:t>
-      </w:r>
-      <w:r>
-        <w:t>send private security</w:t>
-      </w:r>
-      <w:r>
-        <w:t xml:space="preserve"> to </w:t>
-      </w:r>
-      <w:r>
-        <w:t xml:space="preserve">arrest activists </w:t>
-      </w:r>
-      <w:proofErr w:type="spellStart"/>
-      <w:r>
-        <w:t>en</w:t>
-      </w:r>
-      <w:proofErr w:type="spellEnd"/>
-      <w:r>
-        <w:t xml:space="preserve"> masse</w:t>
-      </w:r>
-      <w:r>
-        <w:t>.</w:t>
-      </w:r>
-    </w:p>
-    <w:p>
-      <w:pPr>
-        <w:pStyle w:val="ListParagraph"/>
-        <w:numPr>
-          <w:ilvl w:val="0"/>
-          <w:numId w:val="2"/>
-        </w:numPr>
-      </w:pPr>
-      <w:r>
-        <w:t>Elias insists that the</w:t>
-      </w:r>
-      <w:r>
-        <w:t xml:space="preserve">y are </w:t>
-      </w:r>
-      <w:r>
-        <w:t>being framed in order to justify a crackdown against the union.</w:t>
-      </w:r>
-    </w:p>
-    <w:p>
-      <w:pPr>
-        <w:pStyle w:val="ListParagraph"/>
-        <w:numPr>
-          <w:ilvl w:val="0"/>
-          <w:numId w:val="2"/>
-        </w:numPr>
-      </w:pPr>
-      <w:r>
-        <w:t>Shufen</w:t>
-      </w:r>
-      <w:r>
-        <w:t xml:space="preserve"> </w:t>
-      </w:r>
-      <w:r>
-        <w:t xml:space="preserve">and </w:t>
-      </w:r>
-      <w:r>
-        <w:t>Xiang</w:t>
-      </w:r>
-      <w:r>
-        <w:t xml:space="preserve"> present a plan to </w:t>
-      </w:r>
-      <w:r>
-        <w:t>sway the vote in the</w:t>
-      </w:r>
-      <w:r>
-        <w:t>ir favor</w:t>
-      </w:r>
-      <w:r>
-        <w:t xml:space="preserve"> by convincing Hiram Royce, </w:t>
-      </w:r>
-      <w:r>
-        <w:t xml:space="preserve">Rose House’s </w:t>
-      </w:r>
-      <w:r>
-        <w:t>representative on the board, to oppose Lancaster.</w:t>
-      </w:r>
-    </w:p>
-    <w:p>
-      <w:pPr>
-        <w:pStyle w:val="ListParagraph"/>
-        <w:numPr>
-          <w:ilvl w:val="0"/>
-          <w:numId w:val="2"/>
-        </w:numPr>
+        <w:t>Characters introduced:</w:t>
+      </w:r>
+      <w:r>
         <w:rPr>
           <w:b/>
           <w:bCs/>
         </w:rPr>
-      </w:pPr>
+        <w:t xml:space="preserve"> </w:t>
+      </w:r>
       <w:r>
         <w:rPr>
           <w:b/>
           <w:bCs/>
         </w:rPr>
-        <w:lastRenderedPageBreak/>
-        <w:t>Characters introduced:</w:t>
+        <w:t>Xiang</w:t>
       </w:r>
       <w:r>
         <w:rPr>
           <w:b/>
           <w:bCs/>
         </w:rPr>
+        <w:t>, Royce</w:t>
+      </w:r>
+    </w:p>
+    <w:p>
+      <w:r>
+        <w:t xml:space="preserve">Chapter 4 – </w:t>
+      </w:r>
+      <w:r>
+        <w:t>Denial</w:t>
+      </w:r>
+      <w:r>
         <w:t xml:space="preserve"> </w:t>
       </w:r>
-      <w:r>
-        <w:rPr>
-          <w:b/>
-          <w:bCs/>
+    </w:p>
+    <w:p>
+      <w:pPr>
+        <w:pStyle w:val="ListParagraph"/>
+        <w:numPr>
+          <w:ilvl w:val="0"/>
+          <w:numId w:val="2"/>
+        </w:numPr>
+      </w:pPr>
+      <w:r>
+        <w:lastRenderedPageBreak/>
+        <w:t>Cassandra asks Akiko to sneak into the Rose House office and try to find dirt on Lancaster that will give them leverage during the vote, but Akiko refuses. Cassandra accepts this and gives her a spare key so that she can continue to live in her apartment in the meantime</w:t>
+      </w:r>
+      <w:r>
+        <w:t>, in case Lancaster tries to go after her again.</w:t>
+      </w:r>
+    </w:p>
+    <w:p>
+      <w:pPr>
+        <w:rPr>
+          <w:lang w:val="fr-CA"/>
+        </w:rPr>
+      </w:pPr>
+      <w:r>
+        <w:rPr>
+          <w:lang w:val="fr-CA"/>
+        </w:rPr>
+        <w:t>Chapter 5 – Rose H</w:t>
+      </w:r>
+      <w:r>
+        <w:rPr>
+          <w:lang w:val="fr-CA"/>
+        </w:rPr>
+        <w:t>ouse</w:t>
+      </w:r>
+    </w:p>
+    <w:p>
+      <w:pPr>
+        <w:pStyle w:val="ListParagraph"/>
+        <w:numPr>
+          <w:ilvl w:val="0"/>
+          <w:numId w:val="2"/>
+        </w:numPr>
+        <w:rPr>
+          <w:lang w:val="en-CA"/>
+        </w:rPr>
+      </w:pPr>
+      <w:r>
+        <w:rPr>
+          <w:lang w:val="en-CA"/>
+        </w:rPr>
+        <w:t>Lancaster interrogates Akiko, making h</w:t>
+      </w:r>
+      <w:r>
+        <w:rPr>
+          <w:lang w:val="en-CA"/>
+        </w:rPr>
+        <w:t>er realize that hiding in Cassandra’s apartment won’t let her escape the ongoing conflict. She reaches out to Jackson, and the two of them work out a plan to bug Rose House’s Montreal office like Cassandra had asked.</w:t>
+      </w:r>
+    </w:p>
+    <w:p>
+      <w:pPr>
+        <w:pStyle w:val="ListParagraph"/>
+        <w:numPr>
+          <w:ilvl w:val="0"/>
+          <w:numId w:val="2"/>
+        </w:numPr>
+        <w:rPr>
+          <w:lang w:val="en-CA"/>
+        </w:rPr>
+      </w:pPr>
+      <w:r>
+        <w:rPr>
+          <w:lang w:val="en-CA"/>
+        </w:rPr>
+        <w:t xml:space="preserve">After sifting through the data they collect, they realize that Cassandra and </w:t>
+      </w:r>
+      <w:r>
+        <w:rPr>
+          <w:lang w:val="en-CA"/>
         </w:rPr>
         <w:t>Xiang</w:t>
       </w:r>
       <w:r>
         <w:rPr>
-          <w:b/>
-          <w:bCs/>
-        </w:rPr>
-        <w:t>, Royce</w:t>
-      </w:r>
-    </w:p>
-    <w:p>
-      <w:r>
-        <w:t xml:space="preserve">Chapter 4 – </w:t>
-      </w:r>
-      <w:r>
-        <w:t>Denial</w:t>
+          <w:lang w:val="en-CA"/>
+        </w:rPr>
+        <w:t xml:space="preserve"> are walking into a trap. Lancaster intends to use the vote as a means to identify disloyal board members and have them arrested.</w:t>
+      </w:r>
+    </w:p>
+    <w:p>
+      <w:pPr>
+        <w:pStyle w:val="ListParagraph"/>
+        <w:numPr>
+          <w:ilvl w:val="0"/>
+          <w:numId w:val="2"/>
+        </w:numPr>
+        <w:rPr>
+          <w:lang w:val="en-CA"/>
+        </w:rPr>
+      </w:pPr>
+      <w:r>
+        <w:rPr>
+          <w:lang w:val="en-CA"/>
+        </w:rPr>
+        <w:t xml:space="preserve">At some point during this, Jackson tells Akiko the full story of why </w:t>
+      </w:r>
+      <w:r>
+        <w:rPr>
+          <w:lang w:val="en-CA"/>
+        </w:rPr>
+        <w:t>Xiang</w:t>
+      </w:r>
+      <w:r>
+        <w:rPr>
+          <w:lang w:val="en-CA"/>
+        </w:rPr>
+        <w:t xml:space="preserve"> and Cassandra hate each other.</w:t>
+      </w:r>
+    </w:p>
+    <w:p>
+      <w:pPr>
+        <w:rPr>
+          <w:lang w:val="fr-CA"/>
+        </w:rPr>
+      </w:pPr>
+      <w:r>
+        <w:rPr>
+          <w:lang w:val="fr-CA"/>
+        </w:rPr>
+        <w:t xml:space="preserve">Chapter </w:t>
+      </w:r>
+      <w:r>
+        <w:rPr>
+          <w:lang w:val="fr-CA"/>
+        </w:rPr>
+        <w:t>6</w:t>
+      </w:r>
+      <w:r>
+        <w:rPr>
+          <w:lang w:val="fr-CA"/>
+        </w:rPr>
+        <w:t xml:space="preserve"> – </w:t>
+      </w:r>
+      <w:r>
+        <w:rPr>
+          <w:lang w:val="fr-CA"/>
+        </w:rPr>
+        <w:t>Ostracon</w:t>
+      </w:r>
+    </w:p>
+    <w:p>
+      <w:pPr>
+        <w:pStyle w:val="ListParagraph"/>
+        <w:numPr>
+          <w:ilvl w:val="0"/>
+          <w:numId w:val="2"/>
+        </w:numPr>
+      </w:pPr>
+      <w:r>
+        <w:t>While visiting Royce in Geneva</w:t>
+      </w:r>
+      <w:r>
+        <w:t>, Akiko contacts Cassandra to warn her of the incoming purge. Cassandra manages to track down Xiang just in time, and the two narrowly escape.</w:t>
+      </w:r>
+    </w:p>
+    <w:p>
+      <w:r>
+        <w:t xml:space="preserve">Chapter </w:t>
+      </w:r>
+      <w:r>
+        <w:t>6</w:t>
+      </w:r>
+      <w:r>
+        <w:t xml:space="preserve"> – </w:t>
+      </w:r>
+      <w:r>
+        <w:t>A False Flag</w:t>
+      </w:r>
+    </w:p>
+    <w:p>
+      <w:pPr>
+        <w:pStyle w:val="ListParagraph"/>
+        <w:numPr>
+          <w:ilvl w:val="0"/>
+          <w:numId w:val="2"/>
+        </w:numPr>
+      </w:pPr>
+      <w:r>
+        <w:t xml:space="preserve">Cassandra and </w:t>
+      </w:r>
+      <w:r>
+        <w:t>Xiang</w:t>
+      </w:r>
+      <w:r>
+        <w:t xml:space="preserve"> reunite with Jackson and Akiko in a secure location away from the Cloud Garden, which is by now under surveillance from headquarters. </w:t>
+      </w:r>
+    </w:p>
+    <w:p>
+      <w:pPr>
+        <w:pStyle w:val="ListParagraph"/>
+        <w:numPr>
+          <w:ilvl w:val="0"/>
+          <w:numId w:val="2"/>
+        </w:numPr>
+      </w:pPr>
+      <w:r>
+        <w:t xml:space="preserve">After another argument between Cassandra and </w:t>
+      </w:r>
+      <w:r>
+        <w:t>Xiang</w:t>
+      </w:r>
+      <w:r>
+        <w:t xml:space="preserve"> over who was responsible for Chenmei’s death</w:t>
+      </w:r>
+      <w:r>
+        <w:t xml:space="preserve">, the group </w:t>
+      </w:r>
+      <w:r>
+        <w:t xml:space="preserve">learns that the suspect in the bombing case was interrogated using the mnemonic matrix. Even though he is currently locked up out of their reach, they could break into the mnemonics department at the Cloud Garden and find his memories. If Lancaster’s story is </w:t>
+      </w:r>
+      <w:r>
+        <w:t>fake</w:t>
+      </w:r>
+      <w:r>
+        <w:t>, this will prove it.</w:t>
+      </w:r>
+    </w:p>
+    <w:p>
+      <w:r>
+        <w:t xml:space="preserve">Chapter </w:t>
+      </w:r>
+      <w:r>
+        <w:t>7</w:t>
+      </w:r>
+      <w:r>
+        <w:t xml:space="preserve"> – </w:t>
+      </w:r>
+      <w:r>
+        <w:t>The Memory Heist</w:t>
+      </w:r>
+    </w:p>
+    <w:p>
+      <w:pPr>
+        <w:pStyle w:val="ListParagraph"/>
+        <w:numPr>
+          <w:ilvl w:val="0"/>
+          <w:numId w:val="2"/>
+        </w:numPr>
+      </w:pPr>
+      <w:r>
+        <w:t xml:space="preserve">Cassandra uses her security clearance to sneak her friends into the Cloud Garden. </w:t>
+      </w:r>
+      <w:r>
+        <w:t>Though they are disappointed to find that Lancaster’s accusation was true, they also notice that the department has memories on file labeled with Akiko’s name. They restore her missing memories and learn the full truth about the mnemonics department: it was initially shut down after Akiko,</w:t>
+      </w:r>
+      <w:r>
+        <w:t xml:space="preserve"> overworked and</w:t>
+      </w:r>
+      <w:r>
+        <w:t xml:space="preserve"> stricken with grief after Chenmei’s death, made a mistake during testing that killed several test subjects, including Marcus’ daughter, Lena. To cover up the incident, Marcus wiped the memories of everyone involved. </w:t>
       </w:r>
       <w:r>
         <w:t xml:space="preserve"> </w:t>
       </w:r>
-    </w:p>
-    <w:p>
-      <w:pPr>
-        <w:pStyle w:val="ListParagraph"/>
-        <w:numPr>
-          <w:ilvl w:val="0"/>
-          <w:numId w:val="2"/>
-        </w:numPr>
-      </w:pPr>
-      <w:r>
-        <w:t>Cassandra asks Akiko to sneak into the Rose House office and try to find dirt on Lancaster that will give them leverage during the vote, but Akiko refuses. Cassandra accepts this and gives her a spare key so that she can continue to live in her apartment in the meantime</w:t>
-      </w:r>
-      <w:r>
-        <w:t>, in case Lancaster tries to go after her again.</w:t>
-      </w:r>
-    </w:p>
-    <w:p>
-      <w:pPr>
-        <w:rPr>
-          <w:lang w:val="fr-CA"/>
-        </w:rPr>
-      </w:pPr>
-      <w:proofErr w:type="spellStart"/>
-      <w:r>
-        <w:rPr>
-          <w:lang w:val="fr-CA"/>
-        </w:rPr>
-        <w:t>Chapter</w:t>
-      </w:r>
-      <w:proofErr w:type="spellEnd"/>
-      <w:r>
-        <w:rPr>
-          <w:lang w:val="fr-CA"/>
-        </w:rPr>
-        <w:t xml:space="preserve"> 5 – Rose H</w:t>
-      </w:r>
-      <w:r>
-        <w:rPr>
-          <w:lang w:val="fr-CA"/>
-        </w:rPr>
-        <w:t>ouse</w:t>
-      </w:r>
-    </w:p>
-    <w:p>
-      <w:pPr>
-        <w:pStyle w:val="ListParagraph"/>
-        <w:numPr>
-          <w:ilvl w:val="0"/>
-          <w:numId w:val="2"/>
-        </w:numPr>
-        <w:rPr>
-          <w:lang w:val="en-CA"/>
-        </w:rPr>
-      </w:pPr>
-      <w:r>
-        <w:rPr>
-          <w:lang w:val="en-CA"/>
-        </w:rPr>
-        <w:t>Lancaster interrogates Akiko, making h</w:t>
-      </w:r>
-      <w:r>
-        <w:rPr>
-          <w:lang w:val="en-CA"/>
-        </w:rPr>
-        <w:t>er realize that hiding in Cassandra’s apartment won’t let her escape the ongoing conflict. She reaches out to Jackson, and the two of them work out a plan to bug Rose House’s Montreal office like Cassandra had asked.</w:t>
-      </w:r>
-    </w:p>
-    <w:p>
-      <w:pPr>
-        <w:pStyle w:val="ListParagraph"/>
-        <w:numPr>
-          <w:ilvl w:val="0"/>
-          <w:numId w:val="2"/>
-        </w:numPr>
-        <w:rPr>
-          <w:lang w:val="en-CA"/>
-        </w:rPr>
-      </w:pPr>
-      <w:r>
-        <w:rPr>
-          <w:lang w:val="en-CA"/>
-        </w:rPr>
-        <w:t xml:space="preserve">After sifting through the data they collect, they realize that Cassandra and </w:t>
-      </w:r>
-      <w:r>
-        <w:rPr>
-          <w:lang w:val="en-CA"/>
-        </w:rPr>
-        <w:t>Xiang</w:t>
-      </w:r>
-      <w:r>
-        <w:rPr>
-          <w:lang w:val="en-CA"/>
-        </w:rPr>
-        <w:t xml:space="preserve"> are walking into a trap. Lancaster intends to use the vote as a means to identify disloyal board members and have them arrested.</w:t>
-      </w:r>
-    </w:p>
-    <w:p>
-      <w:pPr>
-        <w:pStyle w:val="ListParagraph"/>
-        <w:numPr>
-          <w:ilvl w:val="0"/>
-          <w:numId w:val="2"/>
-        </w:numPr>
-        <w:rPr>
-          <w:lang w:val="en-CA"/>
-        </w:rPr>
-      </w:pPr>
-      <w:r>
-        <w:rPr>
-          <w:lang w:val="en-CA"/>
-        </w:rPr>
-        <w:t xml:space="preserve">At some point during this, Jackson tells Akiko the full story of why </w:t>
-      </w:r>
-      <w:r>
-        <w:rPr>
-          <w:lang w:val="en-CA"/>
-        </w:rPr>
-        <w:t>Xiang</w:t>
-      </w:r>
-      <w:r>
-        <w:rPr>
-          <w:lang w:val="en-CA"/>
-        </w:rPr>
-        <w:t xml:space="preserve"> and Cassandra hate each other.</w:t>
-      </w:r>
-    </w:p>
-    <w:p>
-      <w:pPr>
-        <w:rPr>
-          <w:lang w:val="fr-CA"/>
-        </w:rPr>
-      </w:pPr>
-      <w:proofErr w:type="spellStart"/>
-      <w:r>
-        <w:rPr>
-          <w:lang w:val="fr-CA"/>
-        </w:rPr>
-        <w:t>Chapter</w:t>
-      </w:r>
-      <w:proofErr w:type="spellEnd"/>
-      <w:r>
-        <w:rPr>
-          <w:lang w:val="fr-CA"/>
-        </w:rPr>
-        <w:t xml:space="preserve"> </w:t>
-      </w:r>
-      <w:r>
-        <w:rPr>
-          <w:lang w:val="fr-CA"/>
-        </w:rPr>
-        <w:t>6</w:t>
-      </w:r>
-      <w:r>
-        <w:rPr>
-          <w:lang w:val="fr-CA"/>
-        </w:rPr>
-        <w:t xml:space="preserve"> – </w:t>
-      </w:r>
-      <w:r>
-        <w:rPr>
-          <w:lang w:val="fr-CA"/>
-        </w:rPr>
-        <w:t>Ostracon</w:t>
-      </w:r>
-    </w:p>
-    <w:p>
-      <w:pPr>
-        <w:pStyle w:val="ListParagraph"/>
-        <w:numPr>
-          <w:ilvl w:val="0"/>
-          <w:numId w:val="2"/>
-        </w:numPr>
-      </w:pPr>
-      <w:r>
-        <w:t>While visiting Royce in Geneva</w:t>
-      </w:r>
-      <w:r>
-        <w:t>, Akiko contacts Cassandra to warn her of the incoming purge. Cassandra manages to track down Xiang just in time, and the two narrowly escape.</w:t>
-      </w:r>
-    </w:p>
-    <w:p>
-      <w:r>
-        <w:t xml:space="preserve">Chapter </w:t>
-      </w:r>
-      <w:r>
-        <w:t>6</w:t>
-      </w:r>
-      <w:r>
-        <w:t xml:space="preserve"> – </w:t>
-      </w:r>
-      <w:r>
-        <w:t>A False Flag</w:t>
-      </w:r>
-    </w:p>
-    <w:p>
-      <w:pPr>
-        <w:pStyle w:val="ListParagraph"/>
-        <w:numPr>
-          <w:ilvl w:val="0"/>
-          <w:numId w:val="2"/>
-        </w:numPr>
-      </w:pPr>
-      <w:r>
-        <w:t xml:space="preserve">Cassandra and </w:t>
-      </w:r>
-      <w:r>
-        <w:t>Xiang</w:t>
-      </w:r>
-      <w:r>
-        <w:t xml:space="preserve"> reunite with Jackson and Akiko in a secure location away from the Cloud Garden, which is by now under surveillance from headquarters. </w:t>
-      </w:r>
-    </w:p>
-    <w:p>
-      <w:pPr>
-        <w:pStyle w:val="ListParagraph"/>
-        <w:numPr>
-          <w:ilvl w:val="0"/>
-          <w:numId w:val="2"/>
-        </w:numPr>
-      </w:pPr>
-      <w:r>
-        <w:t xml:space="preserve">After another argument between Cassandra and </w:t>
-      </w:r>
-      <w:r>
-        <w:t>Xiang</w:t>
-      </w:r>
-      <w:r>
-        <w:t xml:space="preserve"> over who was responsible for Chenmei’s death</w:t>
-      </w:r>
-      <w:r>
-        <w:t xml:space="preserve">, the group </w:t>
-      </w:r>
-      <w:r>
-        <w:t xml:space="preserve">learns that the suspect in the bombing case was interrogated using the mnemonic matrix. Even though he is currently locked up out of their reach, they could break into the mnemonics department at the Cloud Garden and find his memories. If Lancaster’s story is </w:t>
-      </w:r>
-      <w:r>
-        <w:t>fake</w:t>
-      </w:r>
-      <w:r>
-        <w:t>, this will prove it.</w:t>
-      </w:r>
-    </w:p>
-    <w:p>
-      <w:r>
-        <w:t xml:space="preserve">Chapter </w:t>
-      </w:r>
-      <w:r>
-        <w:t>7</w:t>
-      </w:r>
-      <w:r>
-        <w:t xml:space="preserve"> – </w:t>
-      </w:r>
-      <w:r>
-        <w:t>The Memory Heist</w:t>
-      </w:r>
-    </w:p>
-    <w:p>
-      <w:pPr>
-        <w:pStyle w:val="ListParagraph"/>
-        <w:numPr>
-          <w:ilvl w:val="0"/>
-          <w:numId w:val="2"/>
-        </w:numPr>
-      </w:pPr>
-      <w:r>
-        <w:t xml:space="preserve">Cassandra uses her security clearance to sneak her friends into the Cloud Garden. </w:t>
-      </w:r>
-      <w:r>
-        <w:t>Though they are disappointed to find that Lancaster’s accusation was true, they also notice that the department has memories on file labeled with Akiko’s name. They restore her missing memories and learn the full truth about the mnemonics department: it was initially shut down after Akiko,</w:t>
-      </w:r>
-      <w:r>
-        <w:t xml:space="preserve"> overworked and</w:t>
-      </w:r>
-      <w:r>
-        <w:t xml:space="preserve"> stricken with grief after Chenmei’s death, made a mistake during testing that killed several test subjects, including Marcus’ daughter, Lena. To cover up the incident, Marcus wiped the memories of everyone involved. </w:t>
-      </w:r>
-      <w:r>
-        <w:t xml:space="preserve"> </w:t>
-      </w:r>
       <w:r>
         <w:t>All except for one: Jackson.</w:t>
       </w:r>
@@ -833,8 +779,11 @@
         </w:numPr>
       </w:pPr>
       <w:r>
+        <w:t xml:space="preserve">They go to confront him, and he reveals that his father knew from the start that the bombing was going to happen. They did not report it, knowing that the end result </w:t>
+      </w:r>
+      <w:r>
         <w:lastRenderedPageBreak/>
-        <w:t>They go to confront him, and he reveals that his father knew from the start that the bombing was going to happen. They did not report it, knowing that the end result would either be Lancaster’s death, or an internecine war that would tear the company apart.</w:t>
+        <w:t>would either be Lancaster’s death, or an internecine war that would tear the company apart.</w:t>
       </w:r>
     </w:p>
     <w:p>

--- a/Outline.docx
+++ b/Outline.docx
@@ -34,15 +34,6 @@
       <w:r>
         <w:t xml:space="preserve"> </w:t>
       </w:r>
-      <w:r>
-        <w:t>–</w:t>
-      </w:r>
-      <w:r>
-        <w:t xml:space="preserve"> </w:t>
-      </w:r>
-      <w:r>
-        <w:t>Lethe</w:t>
-      </w:r>
     </w:p>
     <w:p>
       <w:pPr>
@@ -74,7 +65,13 @@
         <w:t xml:space="preserve">auditor who was going to expose them unlawfully restarting the mnemonics project. </w:t>
       </w:r>
       <w:r>
-        <w:t>He threatens to have campus leadership purged if they can’t put a stop to the ongoing unrest.</w:t>
+        <w:t xml:space="preserve">He threatens to have </w:t>
+      </w:r>
+      <w:r>
+        <w:t>them all fired</w:t>
+      </w:r>
+      <w:r>
+        <w:t xml:space="preserve"> if they can’t put a stop to the ongoing unrest.</w:t>
       </w:r>
     </w:p>
     <w:p>
@@ -142,10 +139,7 @@
         <w:t>2</w:t>
       </w:r>
       <w:r>
-        <w:t xml:space="preserve"> – </w:t>
-      </w:r>
-      <w:r>
-        <w:t>Thrice a Pattern</w:t>
+        <w:t xml:space="preserve"> </w:t>
       </w:r>
     </w:p>
     <w:p>
@@ -160,7 +154,10 @@
         <w:t xml:space="preserve">Cassandra </w:t>
       </w:r>
       <w:r>
-        <w:t>and Akiko meet Marcus’ son, Jackson. Akiko explains her theory that the mnemonics project could be used to cure her amnesia and asks for help, but Jackson says it is too risky, and Cassandra agrees.</w:t>
+        <w:t>and Akiko meet Marcus’ son, Jackson. Akiko explains her theory that the mnemonics project could be used to cure her amnesia and asks for help</w:t>
+      </w:r>
+      <w:r>
+        <w:t>. Cassandra is interested, but Jackson shuts them down, arguing that it is too risky.</w:t>
       </w:r>
     </w:p>
     <w:p>
@@ -193,10 +190,10 @@
         <w:t xml:space="preserve">. </w:t>
       </w:r>
       <w:r>
-        <w:t>He is happy to see her after several years away from home, but</w:t>
-      </w:r>
-      <w:r>
-        <w:t xml:space="preserve"> seems too preoccupied to spend much time with her.</w:t>
+        <w:t xml:space="preserve">He is happy to see her after several years away from home, </w:t>
+      </w:r>
+      <w:r>
+        <w:t>and they briefly reminisce about Chenmei, Cassandra’s ex-girlfriend who passed away several years ago.</w:t>
       </w:r>
     </w:p>
     <w:p>
@@ -223,7 +220,13 @@
         </w:numPr>
       </w:pPr>
       <w:r>
-        <w:t>On their way out, Lancaster remarks how suspicious it is that this incident should occur while Montreal leadership was safely away from the city.</w:t>
+        <w:t xml:space="preserve">On their way out, Lancaster remarks how suspicious it is that this incident should occur while </w:t>
+      </w:r>
+      <w:r>
+        <w:t>they were</w:t>
+      </w:r>
+      <w:r>
+        <w:t xml:space="preserve"> safely away from the city.</w:t>
       </w:r>
     </w:p>
     <w:p>
@@ -280,221 +283,201 @@
         </w:rPr>
         <w:t>, Elias</w:t>
       </w:r>
-    </w:p>
-    <w:p>
-      <w:r>
-        <w:t xml:space="preserve">Chapter </w:t>
-      </w:r>
-      <w:r>
-        <w:t>3</w:t>
-      </w:r>
-      <w:r>
-        <w:t xml:space="preserve"> </w:t>
-      </w:r>
-      <w:r>
-        <w:t>–</w:t>
-      </w:r>
-      <w:r>
-        <w:t xml:space="preserve"> </w:t>
-      </w:r>
-      <w:r>
-        <w:t>The Cloud Garden</w:t>
-      </w:r>
-    </w:p>
-    <w:p>
-      <w:pPr>
-        <w:pStyle w:val="ListParagraph"/>
-        <w:numPr>
-          <w:ilvl w:val="0"/>
-          <w:numId w:val="2"/>
-        </w:numPr>
-      </w:pPr>
-      <w:r>
-        <w:t>Cassandra</w:t>
-      </w:r>
-      <w:r>
-        <w:t xml:space="preserve"> and company</w:t>
-      </w:r>
-      <w:r>
-        <w:t xml:space="preserve"> return to </w:t>
-      </w:r>
-      <w:r>
-        <w:t>Montreal</w:t>
-      </w:r>
-      <w:r>
-        <w:t xml:space="preserve">, where </w:t>
-      </w:r>
-      <w:r>
-        <w:t>Xiang</w:t>
-      </w:r>
-      <w:r>
-        <w:t xml:space="preserve"> tells them</w:t>
-      </w:r>
-      <w:r>
-        <w:t xml:space="preserve"> that Lancaster </w:t>
-      </w:r>
-      <w:r>
-        <w:t xml:space="preserve">is </w:t>
-      </w:r>
-      <w:r>
-        <w:t xml:space="preserve">using the </w:t>
-      </w:r>
-      <w:r>
-        <w:t>unrest</w:t>
-      </w:r>
-      <w:r>
-        <w:t xml:space="preserve"> as</w:t>
-      </w:r>
-      <w:r>
-        <w:t xml:space="preserve"> grounds to reintroduce </w:t>
-      </w:r>
-      <w:r>
-        <w:t>an amended</w:t>
-      </w:r>
-      <w:r>
-        <w:t xml:space="preserve"> </w:t>
-      </w:r>
-      <w:r>
-        <w:t>Montral</w:t>
-      </w:r>
-      <w:r>
-        <w:t xml:space="preserve"> Defense </w:t>
-      </w:r>
-      <w:r>
-        <w:t>Initiative</w:t>
-      </w:r>
-      <w:r>
-        <w:t xml:space="preserve">. </w:t>
-      </w:r>
-      <w:r>
-        <w:t xml:space="preserve">This would </w:t>
-      </w:r>
-      <w:r>
-        <w:t xml:space="preserve">give Lancaster control over the Montreal branch </w:t>
-      </w:r>
-      <w:r>
-        <w:t xml:space="preserve">and allow him </w:t>
-      </w:r>
-      <w:r>
-        <w:t>send private security</w:t>
-      </w:r>
-      <w:r>
-        <w:t xml:space="preserve"> to </w:t>
-      </w:r>
-      <w:r>
-        <w:t>arrest activists en masse</w:t>
-      </w:r>
-      <w:r>
-        <w:t>.</w:t>
-      </w:r>
-    </w:p>
-    <w:p>
-      <w:pPr>
-        <w:pStyle w:val="ListParagraph"/>
-        <w:numPr>
-          <w:ilvl w:val="0"/>
-          <w:numId w:val="2"/>
-        </w:numPr>
-      </w:pPr>
-      <w:r>
-        <w:t>Elias insists that the</w:t>
-      </w:r>
-      <w:r>
-        <w:t xml:space="preserve">y are </w:t>
-      </w:r>
-      <w:r>
-        <w:t>being framed in order to justify a crackdown against the union.</w:t>
-      </w:r>
-    </w:p>
-    <w:p>
-      <w:pPr>
-        <w:pStyle w:val="ListParagraph"/>
-        <w:numPr>
-          <w:ilvl w:val="0"/>
-          <w:numId w:val="2"/>
-        </w:numPr>
-      </w:pPr>
-      <w:r>
-        <w:t>Shufen</w:t>
-      </w:r>
-      <w:r>
-        <w:t xml:space="preserve"> </w:t>
-      </w:r>
-      <w:r>
-        <w:t xml:space="preserve">and </w:t>
-      </w:r>
-      <w:r>
-        <w:t>Xiang</w:t>
-      </w:r>
-      <w:r>
-        <w:t xml:space="preserve"> present a plan to </w:t>
-      </w:r>
-      <w:r>
-        <w:t>sway the vote in the</w:t>
-      </w:r>
-      <w:r>
-        <w:t>ir favor</w:t>
-      </w:r>
-      <w:r>
-        <w:t xml:space="preserve"> by convincing Hiram Royce, </w:t>
-      </w:r>
-      <w:r>
-        <w:t xml:space="preserve">Rose House’s </w:t>
-      </w:r>
-      <w:r>
-        <w:t>representative on the board, to oppose Lancaster.</w:t>
-      </w:r>
-    </w:p>
-    <w:p>
-      <w:pPr>
-        <w:pStyle w:val="ListParagraph"/>
-        <w:numPr>
-          <w:ilvl w:val="0"/>
-          <w:numId w:val="2"/>
-        </w:numPr>
+      <w:r>
         <w:rPr>
           <w:b/>
           <w:bCs/>
         </w:rPr>
-      </w:pPr>
+        <w:t>, Chenmei</w:t>
+      </w:r>
       <w:r>
         <w:rPr>
           <w:b/>
           <w:bCs/>
         </w:rPr>
-        <w:t>Characters introduced:</w:t>
-      </w:r>
-      <w:r>
+        <w:t xml:space="preserve"> (rip)</w:t>
+      </w:r>
+    </w:p>
+    <w:p>
+      <w:r>
+        <w:t xml:space="preserve">Chapter </w:t>
+      </w:r>
+      <w:r>
+        <w:t>3</w:t>
+      </w:r>
+      <w:r>
+        <w:t xml:space="preserve"> </w:t>
+      </w:r>
+    </w:p>
+    <w:p>
+      <w:pPr>
+        <w:pStyle w:val="ListParagraph"/>
+        <w:numPr>
+          <w:ilvl w:val="0"/>
+          <w:numId w:val="2"/>
+        </w:numPr>
+      </w:pPr>
+      <w:r>
+        <w:t>Cassandra</w:t>
+      </w:r>
+      <w:r>
+        <w:t xml:space="preserve"> and company</w:t>
+      </w:r>
+      <w:r>
+        <w:t xml:space="preserve"> return to </w:t>
+      </w:r>
+      <w:r>
+        <w:t>Montreal</w:t>
+      </w:r>
+      <w:r>
+        <w:t xml:space="preserve">, where </w:t>
+      </w:r>
+      <w:r>
+        <w:t>Xiang</w:t>
+      </w:r>
+      <w:r>
+        <w:t xml:space="preserve"> tells them</w:t>
+      </w:r>
+      <w:r>
+        <w:t xml:space="preserve"> that Lancaster </w:t>
+      </w:r>
+      <w:r>
+        <w:t xml:space="preserve">is </w:t>
+      </w:r>
+      <w:r>
+        <w:t xml:space="preserve">using the </w:t>
+      </w:r>
+      <w:r>
+        <w:t>unrest</w:t>
+      </w:r>
+      <w:r>
+        <w:t xml:space="preserve"> as</w:t>
+      </w:r>
+      <w:r>
+        <w:t xml:space="preserve"> grounds</w:t>
+      </w:r>
+      <w:r>
+        <w:t xml:space="preserve"> for a vote</w:t>
+      </w:r>
+      <w:r>
+        <w:t xml:space="preserve"> </w:t>
+      </w:r>
+      <w:r>
+        <w:t>to fire and replace Montreal campus leadership.</w:t>
+      </w:r>
+    </w:p>
+    <w:p>
+      <w:pPr>
+        <w:pStyle w:val="ListParagraph"/>
+        <w:numPr>
+          <w:ilvl w:val="0"/>
+          <w:numId w:val="2"/>
+        </w:numPr>
+      </w:pPr>
+      <w:r>
+        <w:t>Since her home was burned down, Cassandra agrees to let Akiko stay with her, and helps her get settled into her apartment at the Cloud Garden.</w:t>
+      </w:r>
+      <w:r>
+        <w:t xml:space="preserve"> She briefly </w:t>
+      </w:r>
+      <w:r>
+        <w:t>talks about her relationship with</w:t>
+      </w:r>
+      <w:r>
+        <w:t xml:space="preserve"> Chenmei after Akiko notices a talisman hanging on the wall, but omits the details of her death.</w:t>
+      </w:r>
+    </w:p>
+    <w:p>
+      <w:pPr>
+        <w:pStyle w:val="ListParagraph"/>
+        <w:numPr>
+          <w:ilvl w:val="0"/>
+          <w:numId w:val="2"/>
+        </w:numPr>
+      </w:pPr>
+      <w:r>
+        <w:t>Cassandra also promises to help Akiko cure her amnesia, one way or another.</w:t>
+      </w:r>
+    </w:p>
+    <w:p>
+      <w:pPr>
+        <w:pStyle w:val="ListParagraph"/>
+        <w:numPr>
+          <w:ilvl w:val="0"/>
+          <w:numId w:val="2"/>
+        </w:numPr>
+      </w:pPr>
+      <w:r>
+        <w:t xml:space="preserve">At a later meeting, </w:t>
+      </w:r>
+      <w:r>
+        <w:t>Shufen</w:t>
+      </w:r>
+      <w:r>
+        <w:t xml:space="preserve"> </w:t>
+      </w:r>
+      <w:r>
+        <w:t xml:space="preserve">and </w:t>
+      </w:r>
+      <w:r>
+        <w:t>Xiang</w:t>
+      </w:r>
+      <w:r>
+        <w:t xml:space="preserve"> present a plan to </w:t>
+      </w:r>
+      <w:r>
+        <w:t>sway the vote in the</w:t>
+      </w:r>
+      <w:r>
+        <w:t>ir favor</w:t>
+      </w:r>
+      <w:r>
+        <w:t xml:space="preserve"> by convincing </w:t>
+      </w:r>
+      <w:r>
+        <w:t>key board members</w:t>
+      </w:r>
+      <w:r>
+        <w:t xml:space="preserve"> to oppose Lancaster.</w:t>
+      </w:r>
+    </w:p>
+    <w:p>
+      <w:pPr>
+        <w:pStyle w:val="ListParagraph"/>
+        <w:numPr>
+          <w:ilvl w:val="0"/>
+          <w:numId w:val="2"/>
+        </w:numPr>
         <w:rPr>
           <w:b/>
           <w:bCs/>
         </w:rPr>
-        <w:t xml:space="preserve"> </w:t>
-      </w:r>
+      </w:pPr>
       <w:r>
         <w:rPr>
           <w:b/>
           <w:bCs/>
         </w:rPr>
-        <w:t>Xiang</w:t>
+        <w:t>Characters introduced:</w:t>
       </w:r>
       <w:r>
         <w:rPr>
           <w:b/>
           <w:bCs/>
         </w:rPr>
-        <w:t>, Royce</w:t>
-      </w:r>
-    </w:p>
-    <w:p>
-      <w:r>
-        <w:t xml:space="preserve">Chapter 4 – </w:t>
-      </w:r>
-      <w:r>
-        <w:t>Denial</w:t>
-      </w:r>
-      <w:r>
         <w:t xml:space="preserve"> </w:t>
+      </w:r>
+      <w:r>
+        <w:rPr>
+          <w:b/>
+          <w:bCs/>
+        </w:rPr>
+        <w:t>Xiang</w:t>
+      </w:r>
+    </w:p>
+    <w:p>
+      <w:r>
+        <w:t xml:space="preserve">Chapter 4 </w:t>
       </w:r>
     </w:p>
     <w:p>
@@ -510,247 +493,247 @@
         <w:t>Cassandra asks Akiko to sneak into the Rose House office and try to find dirt on Lancaster that will give them leverage during the vote, but Akiko refuses. Cassandra accepts this and gives her a spare key so that she can continue to live in her apartment in the meantime</w:t>
       </w:r>
       <w:r>
-        <w:t>, in case Lancaster tries to go after her again.</w:t>
-      </w:r>
-    </w:p>
-    <w:p>
-      <w:pPr>
-        <w:rPr>
-          <w:lang w:val="fr-CA"/>
-        </w:rPr>
-      </w:pPr>
-      <w:r>
-        <w:rPr>
-          <w:lang w:val="fr-CA"/>
-        </w:rPr>
-        <w:t>Chapter 5 – Rose H</w:t>
-      </w:r>
-      <w:r>
-        <w:rPr>
-          <w:lang w:val="fr-CA"/>
-        </w:rPr>
-        <w:t>ouse</w:t>
-      </w:r>
-    </w:p>
-    <w:p>
-      <w:pPr>
-        <w:pStyle w:val="ListParagraph"/>
-        <w:numPr>
-          <w:ilvl w:val="0"/>
-          <w:numId w:val="2"/>
-        </w:numPr>
+        <w:t>.</w:t>
+      </w:r>
+    </w:p>
+    <w:p>
+      <w:pPr>
+        <w:pStyle w:val="ListParagraph"/>
+        <w:numPr>
+          <w:ilvl w:val="0"/>
+          <w:numId w:val="2"/>
+        </w:numPr>
+      </w:pPr>
+      <w:r>
+        <w:t xml:space="preserve">This unconditional trust makes Akiko realize that she might actually be attracted to Cassandra, but she </w:t>
+      </w:r>
+      <w:r>
+        <w:t>tries to bury that feeling out of fear that it is inappropriate under the current circumstances.</w:t>
+      </w:r>
+    </w:p>
+    <w:p>
+      <w:pPr>
+        <w:pStyle w:val="ListParagraph"/>
+        <w:numPr>
+          <w:ilvl w:val="0"/>
+          <w:numId w:val="2"/>
+        </w:numPr>
+      </w:pPr>
+      <w:r>
         <w:rPr>
           <w:lang w:val="en-CA"/>
         </w:rPr>
-      </w:pPr>
+        <w:t>After Cassandra leaves, Lancaster arrives and interrogates Akiko</w:t>
+      </w:r>
       <w:r>
         <w:rPr>
           <w:lang w:val="en-CA"/>
         </w:rPr>
-        <w:t>Lancaster interrogates Akiko, making h</w:t>
+        <w:t>, making h</w:t>
       </w:r>
       <w:r>
         <w:rPr>
           <w:lang w:val="en-CA"/>
         </w:rPr>
-        <w:t>er realize that hiding in Cassandra’s apartment won’t let her escape the ongoing conflict. She reaches out to Jackson, and the two of them work out a plan to bug Rose House’s Montreal office like Cassandra had asked.</w:t>
-      </w:r>
-    </w:p>
-    <w:p>
-      <w:pPr>
-        <w:pStyle w:val="ListParagraph"/>
-        <w:numPr>
-          <w:ilvl w:val="0"/>
-          <w:numId w:val="2"/>
-        </w:numPr>
-        <w:rPr>
-          <w:lang w:val="en-CA"/>
-        </w:rPr>
-      </w:pPr>
-      <w:r>
-        <w:rPr>
-          <w:lang w:val="en-CA"/>
-        </w:rPr>
-        <w:t xml:space="preserve">After sifting through the data they collect, they realize that Cassandra and </w:t>
-      </w:r>
-      <w:r>
-        <w:rPr>
-          <w:lang w:val="en-CA"/>
-        </w:rPr>
+        <w:t>er realize that hiding in Cassandra’s apartment won’t let her escape the ongoing conflict.</w:t>
+      </w:r>
+    </w:p>
+    <w:p>
+      <w:r>
+        <w:t xml:space="preserve">Chapter </w:t>
+      </w:r>
+      <w:r>
+        <w:t>5</w:t>
+      </w:r>
+      <w:r>
+        <w:t xml:space="preserve"> </w:t>
+      </w:r>
+    </w:p>
+    <w:p>
+      <w:pPr>
+        <w:pStyle w:val="ListParagraph"/>
+        <w:numPr>
+          <w:ilvl w:val="0"/>
+          <w:numId w:val="2"/>
+        </w:numPr>
+      </w:pPr>
+      <w:r>
+        <w:t>Cassandra and Xiang travel to Geneva to meet with one of their potential allies. Along the way, Xiang accuse</w:t>
+      </w:r>
+      <w:r>
+        <w:t>s</w:t>
+      </w:r>
+      <w:r>
+        <w:t xml:space="preserve"> Cassandra of trying to seduce Akiko, which she vehemently denies.</w:t>
+      </w:r>
+    </w:p>
+    <w:p>
+      <w:pPr>
+        <w:pStyle w:val="ListParagraph"/>
+        <w:numPr>
+          <w:ilvl w:val="0"/>
+          <w:numId w:val="2"/>
+        </w:numPr>
+      </w:pPr>
+      <w:r>
+        <w:t>During the conversation, one of the board members they are talking to alludes to his own memory loss, which coincides with the same period that Akiko cannot remember</w:t>
+      </w:r>
+      <w:r>
+        <w:t xml:space="preserve">. </w:t>
+      </w:r>
+      <w:r>
+        <w:t xml:space="preserve">Before they can </w:t>
+      </w:r>
+      <w:r>
+        <w:t>ask for clarification</w:t>
+      </w:r>
+      <w:r>
+        <w:t>, however, Rose House officers arrive and attempt to detain them, and they narrowly escape.</w:t>
+      </w:r>
+    </w:p>
+    <w:p>
+      <w:r>
+        <w:t xml:space="preserve">Chapter </w:t>
+      </w:r>
+      <w:r>
+        <w:t>6</w:t>
+      </w:r>
+      <w:r>
+        <w:t xml:space="preserve"> </w:t>
+      </w:r>
+    </w:p>
+    <w:p>
+      <w:pPr>
+        <w:pStyle w:val="ListParagraph"/>
+        <w:numPr>
+          <w:ilvl w:val="0"/>
+          <w:numId w:val="2"/>
+        </w:numPr>
+      </w:pPr>
+      <w:r>
+        <w:t xml:space="preserve">Cassandra and </w:t>
+      </w:r>
+      <w:r>
         <w:t>Xiang</w:t>
       </w:r>
       <w:r>
-        <w:rPr>
-          <w:lang w:val="en-CA"/>
-        </w:rPr>
-        <w:t xml:space="preserve"> are walking into a trap. Lancaster intends to use the vote as a means to identify disloyal board members and have them arrested.</w:t>
-      </w:r>
-    </w:p>
-    <w:p>
-      <w:pPr>
-        <w:pStyle w:val="ListParagraph"/>
-        <w:numPr>
-          <w:ilvl w:val="0"/>
-          <w:numId w:val="2"/>
-        </w:numPr>
-        <w:rPr>
-          <w:lang w:val="en-CA"/>
-        </w:rPr>
-      </w:pPr>
-      <w:r>
-        <w:rPr>
-          <w:lang w:val="en-CA"/>
-        </w:rPr>
-        <w:t xml:space="preserve">At some point during this, Jackson tells Akiko the full story of why </w:t>
-      </w:r>
-      <w:r>
-        <w:rPr>
-          <w:lang w:val="en-CA"/>
-        </w:rPr>
+        <w:t xml:space="preserve"> reunite with Jackson and Akiko in a secure location away from the Cloud Garden, which is by now under surveillance from headquarters. </w:t>
+      </w:r>
+    </w:p>
+    <w:p>
+      <w:pPr>
+        <w:pStyle w:val="ListParagraph"/>
+        <w:numPr>
+          <w:ilvl w:val="0"/>
+          <w:numId w:val="2"/>
+        </w:numPr>
+      </w:pPr>
+      <w:r>
+        <w:t>After the stress of the situation causes</w:t>
+      </w:r>
+      <w:r>
+        <w:t xml:space="preserve"> Cassandra and </w:t>
+      </w:r>
+      <w:r>
         <w:t>Xiang</w:t>
       </w:r>
       <w:r>
-        <w:rPr>
-          <w:lang w:val="en-CA"/>
-        </w:rPr>
-        <w:t xml:space="preserve"> and Cassandra hate each other.</w:t>
-      </w:r>
-    </w:p>
-    <w:p>
-      <w:pPr>
-        <w:rPr>
-          <w:lang w:val="fr-CA"/>
-        </w:rPr>
-      </w:pPr>
-      <w:r>
-        <w:rPr>
-          <w:lang w:val="fr-CA"/>
-        </w:rPr>
+        <w:t xml:space="preserve"> to argue</w:t>
+      </w:r>
+      <w:r>
+        <w:t xml:space="preserve"> over who was responsible for Chenmei’s death</w:t>
+      </w:r>
+      <w:r>
+        <w:t xml:space="preserve">, </w:t>
+      </w:r>
+      <w:r>
+        <w:t>Jackson explains to Akiko the full story, since neither of them is being forthcoming.</w:t>
+      </w:r>
+      <w:r>
+        <w:t xml:space="preserve"> </w:t>
+      </w:r>
+      <w:r>
+        <w:t xml:space="preserve">Armed with this knowledge, Akiko chides them for acting like immature children instead of taking responsibility, and they eventually reach a tense but stable accord. </w:t>
+      </w:r>
+    </w:p>
+    <w:p>
+      <w:pPr>
+        <w:pStyle w:val="ListParagraph"/>
+        <w:numPr>
+          <w:ilvl w:val="0"/>
+          <w:numId w:val="2"/>
+        </w:numPr>
+      </w:pPr>
+      <w:r>
+        <w:t>With that situation resolved, they conclude that their best lead is to open the mnemonic matrix and try to find out what – if anything – is being covered up. Akiko will get her wish after all.</w:t>
+      </w:r>
+      <w:r>
+        <w:t xml:space="preserve"> Jackson insists this is a bad idea and leaves.</w:t>
+      </w:r>
+    </w:p>
+    <w:p>
+      <w:r>
         <w:t xml:space="preserve">Chapter </w:t>
       </w:r>
       <w:r>
-        <w:rPr>
-          <w:lang w:val="fr-CA"/>
-        </w:rPr>
-        <w:t>6</w:t>
-      </w:r>
-      <w:r>
-        <w:rPr>
-          <w:lang w:val="fr-CA"/>
-        </w:rPr>
-        <w:t xml:space="preserve"> – </w:t>
-      </w:r>
-      <w:r>
-        <w:rPr>
-          <w:lang w:val="fr-CA"/>
-        </w:rPr>
-        <w:t>Ostracon</w:t>
-      </w:r>
-    </w:p>
-    <w:p>
-      <w:pPr>
-        <w:pStyle w:val="ListParagraph"/>
-        <w:numPr>
-          <w:ilvl w:val="0"/>
-          <w:numId w:val="2"/>
-        </w:numPr>
-      </w:pPr>
-      <w:r>
-        <w:t>While visiting Royce in Geneva</w:t>
-      </w:r>
-      <w:r>
-        <w:t>, Akiko contacts Cassandra to warn her of the incoming purge. Cassandra manages to track down Xiang just in time, and the two narrowly escape.</w:t>
-      </w:r>
-    </w:p>
-    <w:p>
-      <w:r>
-        <w:t xml:space="preserve">Chapter </w:t>
-      </w:r>
-      <w:r>
-        <w:t>6</w:t>
-      </w:r>
-      <w:r>
-        <w:t xml:space="preserve"> – </w:t>
-      </w:r>
-      <w:r>
-        <w:t>A False Flag</w:t>
-      </w:r>
-    </w:p>
-    <w:p>
-      <w:pPr>
-        <w:pStyle w:val="ListParagraph"/>
-        <w:numPr>
-          <w:ilvl w:val="0"/>
-          <w:numId w:val="2"/>
-        </w:numPr>
-      </w:pPr>
-      <w:r>
-        <w:t xml:space="preserve">Cassandra and </w:t>
-      </w:r>
-      <w:r>
-        <w:t>Xiang</w:t>
-      </w:r>
-      <w:r>
-        <w:t xml:space="preserve"> reunite with Jackson and Akiko in a secure location away from the Cloud Garden, which is by now under surveillance from headquarters. </w:t>
-      </w:r>
-    </w:p>
-    <w:p>
-      <w:pPr>
-        <w:pStyle w:val="ListParagraph"/>
-        <w:numPr>
-          <w:ilvl w:val="0"/>
-          <w:numId w:val="2"/>
-        </w:numPr>
-      </w:pPr>
-      <w:r>
-        <w:t xml:space="preserve">After another argument between Cassandra and </w:t>
-      </w:r>
-      <w:r>
-        <w:t>Xiang</w:t>
-      </w:r>
-      <w:r>
-        <w:t xml:space="preserve"> over who was responsible for Chenmei’s death</w:t>
-      </w:r>
-      <w:r>
-        <w:t xml:space="preserve">, the group </w:t>
-      </w:r>
-      <w:r>
-        <w:t xml:space="preserve">learns that the suspect in the bombing case was interrogated using the mnemonic matrix. Even though he is currently locked up out of their reach, they could break into the mnemonics department at the Cloud Garden and find his memories. If Lancaster’s story is </w:t>
-      </w:r>
-      <w:r>
-        <w:t>fake</w:t>
-      </w:r>
-      <w:r>
-        <w:t>, this will prove it.</w:t>
-      </w:r>
-    </w:p>
-    <w:p>
-      <w:r>
-        <w:t xml:space="preserve">Chapter </w:t>
-      </w:r>
-      <w:r>
         <w:t>7</w:t>
       </w:r>
       <w:r>
-        <w:t xml:space="preserve"> – </w:t>
-      </w:r>
-      <w:r>
-        <w:t>The Memory Heist</w:t>
-      </w:r>
-    </w:p>
-    <w:p>
-      <w:pPr>
-        <w:pStyle w:val="ListParagraph"/>
-        <w:numPr>
-          <w:ilvl w:val="0"/>
-          <w:numId w:val="2"/>
-        </w:numPr>
-      </w:pPr>
-      <w:r>
-        <w:t xml:space="preserve">Cassandra uses her security clearance to sneak her friends into the Cloud Garden. </w:t>
-      </w:r>
-      <w:r>
-        <w:t>Though they are disappointed to find that Lancaster’s accusation was true, they also notice that the department has memories on file labeled with Akiko’s name. They restore her missing memories and learn the full truth about the mnemonics department: it was initially shut down after Akiko,</w:t>
+        <w:t xml:space="preserve"> </w:t>
+      </w:r>
+    </w:p>
+    <w:p>
+      <w:pPr>
+        <w:pStyle w:val="ListParagraph"/>
+        <w:numPr>
+          <w:ilvl w:val="0"/>
+          <w:numId w:val="2"/>
+        </w:numPr>
+      </w:pPr>
+      <w:r>
+        <w:t>The remaining group heads to the mnemonics lab</w:t>
+      </w:r>
+      <w:r>
+        <w:t>.</w:t>
+      </w:r>
+      <w:r>
+        <w:t xml:space="preserve"> Cassandra, since she’s technically still the chief of security, </w:t>
+      </w:r>
+      <w:r>
+        <w:t>orders the guards away to</w:t>
+      </w:r>
+      <w:r>
+        <w:t xml:space="preserve"> </w:t>
+      </w:r>
+      <w:r>
+        <w:t>make sure they can have privacy</w:t>
+      </w:r>
+      <w:r>
+        <w:t>.</w:t>
+      </w:r>
+    </w:p>
+    <w:p>
+      <w:pPr>
+        <w:pStyle w:val="ListParagraph"/>
+        <w:numPr>
+          <w:ilvl w:val="0"/>
+          <w:numId w:val="2"/>
+        </w:numPr>
+      </w:pPr>
+      <w:r>
+        <w:t xml:space="preserve"> They restore </w:t>
+      </w:r>
+      <w:r>
+        <w:t>Akiko’s</w:t>
+      </w:r>
+      <w:r>
+        <w:t xml:space="preserve"> missing memories and learn the full truth about the </w:t>
+      </w:r>
+      <w:r>
+        <w:t>project</w:t>
+      </w:r>
+      <w:r>
+        <w:t>: it was initially shut down after Akiko,</w:t>
       </w:r>
       <w:r>
         <w:t xml:space="preserve"> overworked and</w:t>
@@ -759,55 +742,197 @@
         <w:t xml:space="preserve"> stricken with grief after Chenmei’s death, made a mistake during testing that killed several test subjects, including Marcus’ daughter, Lena. To cover up the incident, Marcus wiped the memories of everyone involved. </w:t>
       </w:r>
       <w:r>
-        <w:t xml:space="preserve"> </w:t>
-      </w:r>
-      <w:r>
-        <w:t>All except for one: Jackson.</w:t>
-      </w:r>
-    </w:p>
-    <w:p>
-      <w:r>
-        <w:t>Chapter 8 – Magic Bullet</w:t>
-      </w:r>
-    </w:p>
-    <w:p>
-      <w:pPr>
-        <w:pStyle w:val="ListParagraph"/>
-        <w:numPr>
-          <w:ilvl w:val="0"/>
-          <w:numId w:val="2"/>
-        </w:numPr>
-      </w:pPr>
-      <w:r>
-        <w:t xml:space="preserve">They go to confront him, and he reveals that his father knew from the start that the bombing was going to happen. They did not report it, knowing that the end result </w:t>
-      </w:r>
+        <w:t xml:space="preserve">All except for one: </w:t>
+      </w:r>
+      <w:r>
+        <w:t>his own son, Jackson</w:t>
+      </w:r>
+      <w:r>
+        <w:t>.</w:t>
+      </w:r>
+    </w:p>
+    <w:p>
+      <w:pPr>
+        <w:pStyle w:val="ListParagraph"/>
+        <w:numPr>
+          <w:ilvl w:val="0"/>
+          <w:numId w:val="2"/>
+        </w:numPr>
+      </w:pPr>
+      <w:r>
+        <w:t>They also learn about Chenmei’s dream for an independent Montreal campus, since she believed many of the directives imposed by headquarters were unethical.</w:t>
+      </w:r>
+    </w:p>
+    <w:p>
+      <w:r>
+        <w:t xml:space="preserve">Chapter 8 </w:t>
+      </w:r>
+    </w:p>
+    <w:p>
+      <w:pPr>
+        <w:pStyle w:val="ListParagraph"/>
+        <w:numPr>
+          <w:ilvl w:val="0"/>
+          <w:numId w:val="2"/>
+        </w:numPr>
+      </w:pPr>
       <w:r>
         <w:lastRenderedPageBreak/>
-        <w:t>would either be Lancaster’s death, or an internecine war that would tear the company apart.</w:t>
-      </w:r>
-    </w:p>
-    <w:p>
-      <w:pPr>
-        <w:pStyle w:val="ListParagraph"/>
-        <w:numPr>
-          <w:ilvl w:val="0"/>
-          <w:numId w:val="2"/>
-        </w:numPr>
-      </w:pPr>
-      <w:r>
-        <w:t>Xiang</w:t>
-      </w:r>
-      <w:r>
-        <w:t xml:space="preserve"> threatens to report this to the authorities</w:t>
-      </w:r>
-      <w:r>
-        <w:t>, but Jackson shoots him and wounds Cassandra. Akiko is able to convince him to stand down</w:t>
-      </w:r>
-      <w:r>
-        <w:t xml:space="preserve">, and </w:t>
-      </w:r>
-      <w:r>
-        <w:t>treats Cassandra.</w:t>
+        <w:t xml:space="preserve">Jackson catches up, realizes they know the truth, and says he has orders from his father to cover it up, threatening them with a gun. </w:t>
+      </w:r>
+    </w:p>
+    <w:p>
+      <w:pPr>
+        <w:pStyle w:val="ListParagraph"/>
+        <w:numPr>
+          <w:ilvl w:val="0"/>
+          <w:numId w:val="2"/>
+        </w:numPr>
+      </w:pPr>
+      <w:r>
+        <w:t>Cassandra argues that he can’t take all three of them, Jackson retorts that his weapon will level the playing field, since if he takes out Xiang, the two scrawny girls will be no threat. He feels like he has to do this in order to earn his father’s love.</w:t>
+      </w:r>
+    </w:p>
+    <w:p>
+      <w:pPr>
+        <w:pStyle w:val="ListParagraph"/>
+        <w:numPr>
+          <w:ilvl w:val="0"/>
+          <w:numId w:val="2"/>
+        </w:numPr>
+      </w:pPr>
+      <w:r>
+        <w:t>Xiang tries to stop him, but Jackson shoots and kills him, only to be overcome with shock over what he’s just done. Akiko convinces him to stand down by appealing to their shared past</w:t>
+      </w:r>
+      <w:r>
+        <w:t>.</w:t>
+      </w:r>
+    </w:p>
+    <w:p>
+      <w:pPr>
+        <w:pStyle w:val="ListParagraph"/>
+        <w:numPr>
+          <w:ilvl w:val="0"/>
+          <w:numId w:val="2"/>
+        </w:numPr>
+      </w:pPr>
+      <w:r>
+        <w:t xml:space="preserve">Ashamed of his actions, Jackson surrenders. </w:t>
+      </w:r>
+      <w:r>
+        <w:t xml:space="preserve">He reveals that his father was aware of Lancaster’s efforts to </w:t>
+      </w:r>
+      <w:r>
+        <w:t>frame the Montreal campus</w:t>
+      </w:r>
+      <w:r>
+        <w:t xml:space="preserve"> but allowed it to happen, believing the resulting conflict will </w:t>
+      </w:r>
+      <w:r>
+        <w:t>ruin</w:t>
+      </w:r>
+      <w:r>
+        <w:t xml:space="preserve"> the company that killed his daughter.</w:t>
+      </w:r>
+    </w:p>
+    <w:p>
+      <w:pPr>
+        <w:pStyle w:val="ListParagraph"/>
+        <w:numPr>
+          <w:ilvl w:val="0"/>
+          <w:numId w:val="2"/>
+        </w:numPr>
+      </w:pPr>
+      <w:r>
+        <w:t xml:space="preserve">The women </w:t>
+      </w:r>
+      <w:r>
+        <w:t>tie Jackson up and go to treat Cassandra’s wounds.</w:t>
+      </w:r>
+    </w:p>
+    <w:p>
+      <w:r>
+        <w:t xml:space="preserve">Chapter 9 </w:t>
+      </w:r>
+    </w:p>
+    <w:p>
+      <w:pPr>
+        <w:pStyle w:val="ListParagraph"/>
+        <w:numPr>
+          <w:ilvl w:val="0"/>
+          <w:numId w:val="2"/>
+        </w:numPr>
+      </w:pPr>
+      <w:r>
+        <w:t xml:space="preserve">They turn Jackson over to the </w:t>
+      </w:r>
+      <w:r>
+        <w:t>authorities</w:t>
+      </w:r>
+      <w:r>
+        <w:t xml:space="preserve">, and Xiang’s body is taken away for </w:t>
+      </w:r>
+      <w:r>
+        <w:t>autopsy and burial</w:t>
+      </w:r>
+      <w:r>
+        <w:t xml:space="preserve">. </w:t>
+      </w:r>
+      <w:r>
+        <w:t xml:space="preserve">Although Jackson says he will confess everything to the </w:t>
+      </w:r>
+      <w:r>
+        <w:t>p</w:t>
+      </w:r>
+      <w:r>
+        <w:t>olice, Cassandra</w:t>
+      </w:r>
+      <w:r>
+        <w:t xml:space="preserve"> privately expresses doubt that anything will come of </w:t>
+      </w:r>
+      <w:r>
+        <w:t>his</w:t>
+      </w:r>
+      <w:r>
+        <w:t xml:space="preserve"> testimony without evidence to back it up.</w:t>
+      </w:r>
+    </w:p>
+    <w:p>
+      <w:pPr>
+        <w:pStyle w:val="ListParagraph"/>
+        <w:numPr>
+          <w:ilvl w:val="0"/>
+          <w:numId w:val="2"/>
+        </w:numPr>
+      </w:pPr>
+      <w:r>
+        <w:t>Distraught over losing both Chenmei and Xiang</w:t>
+      </w:r>
+      <w:r>
+        <w:t xml:space="preserve">, Cassandra tries to use the mnemonic matrix to erase her own memories, but Akiko intervenes, becoming infuriated at her cowardice. Though Cassandra is convinced not to go through with it, their relationship is somewhat soured. </w:t>
+      </w:r>
+    </w:p>
+    <w:p>
+      <w:r>
+        <w:t xml:space="preserve">Chapter 10 </w:t>
+      </w:r>
+    </w:p>
+    <w:p>
+      <w:pPr>
+        <w:pStyle w:val="ListParagraph"/>
+        <w:numPr>
+          <w:ilvl w:val="0"/>
+          <w:numId w:val="2"/>
+        </w:numPr>
+      </w:pPr>
+    </w:p>
+    <w:p/>
+    <w:p>
+      <w:r>
+        <w:t>Climax – as the defence initiative is being deliberated by the board, Cassandra and Akiko must rush to publish evidence of Lancaster’s crimes to help their side win</w:t>
+      </w:r>
+      <w:r>
+        <w:t xml:space="preserve"> the debate.</w:t>
       </w:r>
     </w:p>
     <w:sectPr>
@@ -1464,7 +1589,6 @@
   <w:style w:type="character" w:default="1" w:styleId="DefaultParagraphFont">
     <w:name w:val="Default Paragraph Font"/>
     <w:uiPriority w:val="1"/>
-    <w:semiHidden/>
     <w:unhideWhenUsed/>
   </w:style>
   <w:style w:type="table" w:default="1" w:styleId="TableNormal">

--- a/Outline.docx
+++ b/Outline.docx
@@ -59,49 +59,10 @@
         </w:numPr>
       </w:pPr>
       <w:r>
-        <w:t xml:space="preserve">Onboard the train, Lancaster tells them that he suspects they might be complicit in the crime, since the victim was an </w:t>
-      </w:r>
-      <w:r>
-        <w:t xml:space="preserve">auditor who was going to expose them unlawfully restarting the mnemonics project. </w:t>
-      </w:r>
-      <w:r>
-        <w:t xml:space="preserve">He threatens to have </w:t>
-      </w:r>
-      <w:r>
-        <w:t>them all fired</w:t>
-      </w:r>
-      <w:r>
-        <w:t xml:space="preserve"> if they can’t put a stop to the ongoing unrest.</w:t>
-      </w:r>
-    </w:p>
-    <w:p>
-      <w:pPr>
-        <w:pStyle w:val="ListParagraph"/>
-        <w:numPr>
-          <w:ilvl w:val="0"/>
-          <w:numId w:val="2"/>
-        </w:numPr>
-      </w:pPr>
-      <w:r>
-        <w:t xml:space="preserve">Akiko </w:t>
-      </w:r>
-      <w:r>
-        <w:t xml:space="preserve">starts to think the mnemonics project may be able to </w:t>
-      </w:r>
-      <w:r>
-        <w:t>cure</w:t>
-      </w:r>
-      <w:r>
-        <w:t xml:space="preserve"> her</w:t>
-      </w:r>
-      <w:r>
-        <w:t xml:space="preserve"> </w:t>
-      </w:r>
-      <w:r>
-        <w:t>amnesia</w:t>
-      </w:r>
-      <w:r>
-        <w:t>, and resolves to gain access to it somehow.</w:t>
+        <w:t>While Cassandra is distracted, Lancaster approaches Akiko and asks her to find the mnemonic matrix for him, offering her a cure to her amnesia if she does</w:t>
+      </w:r>
+      <w:r>
+        <w:t>.</w:t>
       </w:r>
     </w:p>
     <w:p>
@@ -151,82 +112,49 @@
         </w:numPr>
       </w:pPr>
       <w:r>
-        <w:t xml:space="preserve">Cassandra </w:t>
-      </w:r>
-      <w:r>
-        <w:t>and Akiko meet Marcus’ son, Jackson. Akiko explains her theory that the mnemonics project could be used to cure her amnesia and asks for help</w:t>
-      </w:r>
-      <w:r>
-        <w:t>. Cassandra is interested, but Jackson shuts them down, arguing that it is too risky.</w:t>
-      </w:r>
-    </w:p>
-    <w:p>
-      <w:pPr>
-        <w:pStyle w:val="ListParagraph"/>
-        <w:numPr>
-          <w:ilvl w:val="0"/>
-          <w:numId w:val="2"/>
-        </w:numPr>
-      </w:pPr>
-      <w:r>
-        <w:t>Cassandra</w:t>
-      </w:r>
-      <w:r>
-        <w:t xml:space="preserve"> also </w:t>
-      </w:r>
-      <w:r>
-        <w:t>meets her brother, Elias,</w:t>
-      </w:r>
-      <w:r>
-        <w:t xml:space="preserve"> who works as</w:t>
-      </w:r>
-      <w:r>
-        <w:t xml:space="preserve"> </w:t>
-      </w:r>
-      <w:r>
-        <w:t>a union organizer</w:t>
-      </w:r>
-      <w:r>
-        <w:t xml:space="preserve">. </w:t>
-      </w:r>
-      <w:r>
-        <w:t xml:space="preserve">He is happy to see her after several years away from home, </w:t>
-      </w:r>
-      <w:r>
-        <w:t>and they briefly reminisce about Chenmei, Cassandra’s ex-girlfriend who passed away several years ago.</w:t>
-      </w:r>
-    </w:p>
-    <w:p>
-      <w:pPr>
-        <w:pStyle w:val="ListParagraph"/>
-        <w:numPr>
-          <w:ilvl w:val="0"/>
-          <w:numId w:val="2"/>
-        </w:numPr>
-      </w:pPr>
-      <w:r>
-        <w:t>They learn that a riot has broken out back in Montreal, and part of the branch campus was burned down, including Akiko’s apartment, much to her alarm.</w:t>
-      </w:r>
-      <w:r>
-        <w:t xml:space="preserve"> The news interrupts the conference, and the attendees return home in a panic.</w:t>
-      </w:r>
-    </w:p>
-    <w:p>
-      <w:pPr>
-        <w:pStyle w:val="ListParagraph"/>
-        <w:numPr>
-          <w:ilvl w:val="0"/>
-          <w:numId w:val="2"/>
-        </w:numPr>
-      </w:pPr>
-      <w:r>
-        <w:t xml:space="preserve">On their way out, Lancaster remarks how suspicious it is that this incident should occur while </w:t>
-      </w:r>
-      <w:r>
-        <w:t>they were</w:t>
-      </w:r>
-      <w:r>
-        <w:t xml:space="preserve"> safely away from the city.</w:t>
+        <w:t>Cassandra drives to the conference with her brother, Elias, who left the company to start his own restaurant business. They briefly reminisce before parting ways.</w:t>
+      </w:r>
+    </w:p>
+    <w:p>
+      <w:pPr>
+        <w:pStyle w:val="ListParagraph"/>
+        <w:numPr>
+          <w:ilvl w:val="0"/>
+          <w:numId w:val="2"/>
+        </w:numPr>
+      </w:pPr>
+      <w:r>
+        <w:t>Afterwards, Cassandra and Shufen</w:t>
+      </w:r>
+      <w:r>
+        <w:t xml:space="preserve"> meet Marcus’ son, Jackson</w:t>
+      </w:r>
+      <w:r>
+        <w:t>, who tells them that Rose House is planning</w:t>
+      </w:r>
+      <w:r>
+        <w:t xml:space="preserve"> the Vancouver Security Initiative,</w:t>
+      </w:r>
+      <w:r>
+        <w:t xml:space="preserve"> a purge of its subsidiary companies in response to the ongoing unrest.</w:t>
+      </w:r>
+    </w:p>
+    <w:p>
+      <w:pPr>
+        <w:pStyle w:val="ListParagraph"/>
+        <w:numPr>
+          <w:ilvl w:val="0"/>
+          <w:numId w:val="2"/>
+        </w:numPr>
+      </w:pPr>
+      <w:r>
+        <w:t xml:space="preserve">Jackson and Cassandra notice that Akiko works at the Olympic Village branch campus, and plan to recruit her as a spy, since that office is </w:t>
+      </w:r>
+      <w:r>
+        <w:t xml:space="preserve">notoriously disloyal and may be </w:t>
+      </w:r>
+      <w:r>
+        <w:t>agitating the crowds.</w:t>
       </w:r>
     </w:p>
     <w:p>
@@ -288,191 +216,92 @@
           <w:b/>
           <w:bCs/>
         </w:rPr>
-        <w:t>, Chenmei</w:t>
+        <w:t xml:space="preserve">, </w:t>
       </w:r>
       <w:r>
         <w:rPr>
           <w:b/>
           <w:bCs/>
         </w:rPr>
-        <w:t xml:space="preserve"> (rip)</w:t>
-      </w:r>
-    </w:p>
-    <w:p>
-      <w:r>
-        <w:t xml:space="preserve">Chapter </w:t>
-      </w:r>
-      <w:r>
-        <w:t>3</w:t>
-      </w:r>
-      <w:r>
-        <w:t xml:space="preserve"> </w:t>
-      </w:r>
-    </w:p>
-    <w:p>
-      <w:pPr>
-        <w:pStyle w:val="ListParagraph"/>
-        <w:numPr>
-          <w:ilvl w:val="0"/>
-          <w:numId w:val="2"/>
-        </w:numPr>
-      </w:pPr>
-      <w:r>
-        <w:t>Cassandra</w:t>
-      </w:r>
-      <w:r>
-        <w:t xml:space="preserve"> and company</w:t>
-      </w:r>
-      <w:r>
-        <w:t xml:space="preserve"> return to </w:t>
-      </w:r>
-      <w:r>
-        <w:t>Montreal</w:t>
-      </w:r>
-      <w:r>
-        <w:t xml:space="preserve">, where </w:t>
-      </w:r>
-      <w:r>
-        <w:t>Xiang</w:t>
-      </w:r>
-      <w:r>
-        <w:t xml:space="preserve"> tells them</w:t>
-      </w:r>
-      <w:r>
-        <w:t xml:space="preserve"> that Lancaster </w:t>
-      </w:r>
-      <w:r>
-        <w:t xml:space="preserve">is </w:t>
-      </w:r>
-      <w:r>
-        <w:t xml:space="preserve">using the </w:t>
-      </w:r>
-      <w:r>
-        <w:t>unrest</w:t>
-      </w:r>
-      <w:r>
-        <w:t xml:space="preserve"> as</w:t>
-      </w:r>
-      <w:r>
-        <w:t xml:space="preserve"> grounds</w:t>
-      </w:r>
-      <w:r>
-        <w:t xml:space="preserve"> for a vote</w:t>
-      </w:r>
-      <w:r>
-        <w:t xml:space="preserve"> </w:t>
-      </w:r>
-      <w:r>
-        <w:t>to fire and replace Montreal campus leadership.</w:t>
-      </w:r>
-    </w:p>
-    <w:p>
-      <w:pPr>
-        <w:pStyle w:val="ListParagraph"/>
-        <w:numPr>
-          <w:ilvl w:val="0"/>
-          <w:numId w:val="2"/>
-        </w:numPr>
-      </w:pPr>
-      <w:r>
-        <w:t>Since her home was burned down, Cassandra agrees to let Akiko stay with her, and helps her get settled into her apartment at the Cloud Garden.</w:t>
-      </w:r>
-      <w:r>
-        <w:t xml:space="preserve"> She briefly </w:t>
-      </w:r>
-      <w:r>
-        <w:t>talks about her relationship with</w:t>
-      </w:r>
-      <w:r>
-        <w:t xml:space="preserve"> Chenmei after Akiko notices a talisman hanging on the wall, but omits the details of her death.</w:t>
-      </w:r>
-    </w:p>
-    <w:p>
-      <w:pPr>
-        <w:pStyle w:val="ListParagraph"/>
-        <w:numPr>
-          <w:ilvl w:val="0"/>
-          <w:numId w:val="2"/>
-        </w:numPr>
-      </w:pPr>
-      <w:r>
-        <w:t>Cassandra also promises to help Akiko cure her amnesia, one way or another.</w:t>
-      </w:r>
-    </w:p>
-    <w:p>
-      <w:pPr>
-        <w:pStyle w:val="ListParagraph"/>
-        <w:numPr>
-          <w:ilvl w:val="0"/>
-          <w:numId w:val="2"/>
-        </w:numPr>
-      </w:pPr>
-      <w:r>
-        <w:t xml:space="preserve">At a later meeting, </w:t>
-      </w:r>
-      <w:r>
-        <w:t>Shufen</w:t>
-      </w:r>
-      <w:r>
-        <w:t xml:space="preserve"> </w:t>
-      </w:r>
-      <w:r>
-        <w:t xml:space="preserve">and </w:t>
-      </w:r>
-      <w:r>
-        <w:t>Xiang</w:t>
-      </w:r>
-      <w:r>
-        <w:t xml:space="preserve"> present a plan to </w:t>
-      </w:r>
-      <w:r>
-        <w:t>sway the vote in the</w:t>
-      </w:r>
-      <w:r>
-        <w:t>ir favor</w:t>
-      </w:r>
-      <w:r>
-        <w:t xml:space="preserve"> by convincing </w:t>
-      </w:r>
-      <w:r>
-        <w:t>key board members</w:t>
-      </w:r>
-      <w:r>
-        <w:t xml:space="preserve"> to oppose Lancaster.</w:t>
-      </w:r>
-    </w:p>
-    <w:p>
-      <w:pPr>
-        <w:pStyle w:val="ListParagraph"/>
-        <w:numPr>
-          <w:ilvl w:val="0"/>
-          <w:numId w:val="2"/>
-        </w:numPr>
+        <w:t>Zhiyi</w:t>
+      </w:r>
+      <w:r>
         <w:rPr>
           <w:b/>
           <w:bCs/>
         </w:rPr>
-      </w:pPr>
-      <w:r>
-        <w:rPr>
-          <w:b/>
-          <w:bCs/>
-        </w:rPr>
-        <w:t>Characters introduced:</w:t>
-      </w:r>
-      <w:r>
-        <w:rPr>
-          <w:b/>
-          <w:bCs/>
-        </w:rPr>
+        <w:t xml:space="preserve"> (rip)</w:t>
+      </w:r>
+    </w:p>
+    <w:p>
+      <w:r>
+        <w:t xml:space="preserve">Chapter </w:t>
+      </w:r>
+      <w:r>
+        <w:t>3</w:t>
+      </w:r>
+      <w:r>
         <w:t xml:space="preserve"> </w:t>
       </w:r>
-      <w:r>
-        <w:rPr>
-          <w:b/>
-          <w:bCs/>
-        </w:rPr>
-        <w:t>Xiang</w:t>
+    </w:p>
+    <w:p>
+      <w:pPr>
+        <w:pStyle w:val="ListParagraph"/>
+        <w:numPr>
+          <w:ilvl w:val="0"/>
+          <w:numId w:val="2"/>
+        </w:numPr>
+      </w:pPr>
+      <w:r>
+        <w:t>Upon their return to Vancouver, Cassandra and her colleagues learn that information about Rose House’s plans has been leaked to the Olympic Village campus ahead of time</w:t>
+      </w:r>
+      <w:r>
+        <w:t xml:space="preserve">, causing a protest to break out. </w:t>
+      </w:r>
+    </w:p>
+    <w:p>
+      <w:pPr>
+        <w:pStyle w:val="ListParagraph"/>
+        <w:numPr>
+          <w:ilvl w:val="0"/>
+          <w:numId w:val="2"/>
+        </w:numPr>
+      </w:pPr>
+      <w:r>
+        <w:t xml:space="preserve">Because there is a risk of a fight between the protestors and the security forces loyal to Rose House, Akiko is hesitant to return to her apartment </w:t>
+      </w:r>
+      <w:r>
+        <w:t>in Olympic Village</w:t>
+      </w:r>
+      <w:r>
+        <w:t xml:space="preserve">. Cassandra agrees to let her stay with her at the Cloud Garden for a day or two until things calm down. </w:t>
+      </w:r>
+    </w:p>
+    <w:p>
+      <w:pPr>
+        <w:pStyle w:val="ListParagraph"/>
+        <w:numPr>
+          <w:ilvl w:val="0"/>
+          <w:numId w:val="2"/>
+        </w:numPr>
+      </w:pPr>
+      <w:r>
+        <w:t>While Akiko is settling in, Shufen, Cassandra, Marcus, and Jackson have an emergency meeting to discuss the situation. Cassandra argues that they should support their workers, since trying to suppress them will only cause more problems. Shufen and Marcus concede that she is right, but that doing so puts them on a time table to find a resolution.</w:t>
+      </w:r>
+    </w:p>
+    <w:p>
+      <w:pPr>
+        <w:pStyle w:val="ListParagraph"/>
+        <w:numPr>
+          <w:ilvl w:val="0"/>
+          <w:numId w:val="2"/>
+        </w:numPr>
+      </w:pPr>
+      <w:r>
+        <w:t xml:space="preserve">After some debate, they conclude that getting support from Madelyn-Rash, Rose House’s other subsidiary company, will get them enough votes to shut down the VSI. Cassandra and Jackson will travel to </w:t>
+      </w:r>
+      <w:r>
+        <w:t>its headquarters in Montreal to meet with its director.</w:t>
       </w:r>
     </w:p>
     <w:p>
@@ -490,7 +319,13 @@
       </w:pPr>
       <w:r>
         <w:lastRenderedPageBreak/>
-        <w:t>Cassandra asks Akiko to sneak into the Rose House office and try to find dirt on Lancaster that will give them leverage during the vote, but Akiko refuses. Cassandra accepts this and gives her a spare key so that she can continue to live in her apartment in the meantime</w:t>
+        <w:t xml:space="preserve">Cassandra asks Akiko to </w:t>
+      </w:r>
+      <w:r>
+        <w:t>bug the Olympic Village computer network</w:t>
+      </w:r>
+      <w:r>
+        <w:t>, but Akiko refuses. Cassandra accepts this and gives her a spare key so that she can continue to live in her apartment in the meantime</w:t>
       </w:r>
       <w:r>
         <w:t>.</w:t>
@@ -523,19 +358,60 @@
         <w:rPr>
           <w:lang w:val="en-CA"/>
         </w:rPr>
-        <w:t>After Cassandra leaves, Lancaster arrives and interrogates Akiko</w:t>
+        <w:t xml:space="preserve">After Cassandra leaves, Lancaster </w:t>
       </w:r>
       <w:r>
         <w:rPr>
           <w:lang w:val="en-CA"/>
         </w:rPr>
-        <w:t>, making h</w:t>
+        <w:t>invites Akiko to lunch, wherein he reveals that he leaked the VSI to the Olympic Village campus, intentionally starting a riot so that she would have an excuse to stay at the Cloud Garden immediately.</w:t>
       </w:r>
       <w:r>
         <w:rPr>
           <w:lang w:val="en-CA"/>
         </w:rPr>
-        <w:t>er realize that hiding in Cassandra’s apartment won’t let her escape the ongoing conflict.</w:t>
+        <w:t xml:space="preserve"> She begins to doubt the morality of helping </w:t>
+      </w:r>
+      <w:r>
+        <w:rPr>
+          <w:lang w:val="en-CA"/>
+        </w:rPr>
+        <w:t>him with his investigation.</w:t>
+      </w:r>
+    </w:p>
+    <w:p>
+      <w:r>
+        <w:t xml:space="preserve">Chapter 5 </w:t>
+      </w:r>
+    </w:p>
+    <w:p>
+      <w:pPr>
+        <w:pStyle w:val="ListParagraph"/>
+        <w:numPr>
+          <w:ilvl w:val="0"/>
+          <w:numId w:val="2"/>
+        </w:numPr>
+      </w:pPr>
+      <w:r>
+        <w:t xml:space="preserve">Cassandra and </w:t>
+      </w:r>
+      <w:r>
+        <w:t>Jackson travel to Montreal</w:t>
+      </w:r>
+      <w:r>
+        <w:t>. Along the way, they have a discussion about Cassandra’s depression, which she is more willing to share with someone she doesn’t like, and does not feel the need to mask for.</w:t>
+      </w:r>
+    </w:p>
+    <w:p>
+      <w:pPr>
+        <w:pStyle w:val="ListParagraph"/>
+        <w:numPr>
+          <w:ilvl w:val="0"/>
+          <w:numId w:val="2"/>
+        </w:numPr>
+      </w:pPr>
+      <w:r>
+        <w:t>Their discussion with the director of Madelyn-Rash is unfruitful, but they do learn about Rose House’s interest in the Mnemonic Matrix. Cassandra thinks that they should investigate it, but Jackson insists it is a waste of time.</w:t>
       </w:r>
     </w:p>
     <w:p>
@@ -543,7 +419,7 @@
         <w:t xml:space="preserve">Chapter </w:t>
       </w:r>
       <w:r>
-        <w:t>5</w:t>
+        <w:t>6</w:t>
       </w:r>
       <w:r>
         <w:t xml:space="preserve"> </w:t>
@@ -558,37 +434,40 @@
         </w:numPr>
       </w:pPr>
       <w:r>
-        <w:t>Cassandra and Xiang travel to Geneva to meet with one of their potential allies. Along the way, Xiang accuse</w:t>
-      </w:r>
-      <w:r>
-        <w:t>s</w:t>
-      </w:r>
-      <w:r>
-        <w:t xml:space="preserve"> Cassandra of trying to seduce Akiko, which she vehemently denies.</w:t>
-      </w:r>
-    </w:p>
-    <w:p>
-      <w:pPr>
-        <w:pStyle w:val="ListParagraph"/>
-        <w:numPr>
-          <w:ilvl w:val="0"/>
-          <w:numId w:val="2"/>
-        </w:numPr>
-      </w:pPr>
-      <w:r>
-        <w:t>During the conversation, one of the board members they are talking to alludes to his own memory loss, which coincides with the same period that Akiko cannot remember</w:t>
-      </w:r>
-      <w:r>
-        <w:t xml:space="preserve">. </w:t>
-      </w:r>
-      <w:r>
-        <w:t xml:space="preserve">Before they can </w:t>
-      </w:r>
-      <w:r>
-        <w:t>ask for clarification</w:t>
-      </w:r>
-      <w:r>
-        <w:t>, however, Rose House officers arrive and attempt to detain them, and they narrowly escape.</w:t>
+        <w:t>In light of what Lancaster said, and her own growing affection, Akiko decides that she would rather help Cassandra after all. She slips past the picket line and enters the Olympic Village administrative center.</w:t>
+      </w:r>
+    </w:p>
+    <w:p>
+      <w:pPr>
+        <w:pStyle w:val="ListParagraph"/>
+        <w:numPr>
+          <w:ilvl w:val="0"/>
+          <w:numId w:val="2"/>
+        </w:numPr>
+      </w:pPr>
+      <w:r>
+        <w:t xml:space="preserve">While planting the bug, she is caught by Zhiyi’s brother, Sun Xiang. </w:t>
+      </w:r>
+      <w:r>
+        <w:t>After hearing her explanation, he agrees to help.</w:t>
+      </w:r>
+      <w:r>
+        <w:t xml:space="preserve"> Because Xiang looks familiar, she suspects they met during her amnesiac period, and that is why he accepted her defense so easily.</w:t>
+      </w:r>
+    </w:p>
+    <w:p>
+      <w:pPr>
+        <w:pStyle w:val="ListParagraph"/>
+        <w:numPr>
+          <w:ilvl w:val="0"/>
+          <w:numId w:val="2"/>
+        </w:numPr>
+      </w:pPr>
+      <w:r>
+        <w:t>After sifting through the data, they realize that the director of Madelyn-Rash is already bought by Rose House’s board of directors, and that Cassandra and Jackson have walked into a trap</w:t>
+      </w:r>
+      <w:r>
+        <w:t xml:space="preserve"> – they will be detained and turned over to the police as suspects in the murder investigation.</w:t>
       </w:r>
     </w:p>
     <w:p>
@@ -596,7 +475,7 @@
         <w:t xml:space="preserve">Chapter </w:t>
       </w:r>
       <w:r>
-        <w:t>6</w:t>
+        <w:t>7</w:t>
       </w:r>
       <w:r>
         <w:t xml:space="preserve"> </w:t>
@@ -611,156 +490,7 @@
         </w:numPr>
       </w:pPr>
       <w:r>
-        <w:t xml:space="preserve">Cassandra and </w:t>
-      </w:r>
-      <w:r>
-        <w:t>Xiang</w:t>
-      </w:r>
-      <w:r>
-        <w:t xml:space="preserve"> reunite with Jackson and Akiko in a secure location away from the Cloud Garden, which is by now under surveillance from headquarters. </w:t>
-      </w:r>
-    </w:p>
-    <w:p>
-      <w:pPr>
-        <w:pStyle w:val="ListParagraph"/>
-        <w:numPr>
-          <w:ilvl w:val="0"/>
-          <w:numId w:val="2"/>
-        </w:numPr>
-      </w:pPr>
-      <w:r>
-        <w:t>After the stress of the situation causes</w:t>
-      </w:r>
-      <w:r>
-        <w:t xml:space="preserve"> Cassandra and </w:t>
-      </w:r>
-      <w:r>
-        <w:t>Xiang</w:t>
-      </w:r>
-      <w:r>
-        <w:t xml:space="preserve"> to argue</w:t>
-      </w:r>
-      <w:r>
-        <w:t xml:space="preserve"> over who was responsible for Chenmei’s death</w:t>
-      </w:r>
-      <w:r>
-        <w:t xml:space="preserve">, </w:t>
-      </w:r>
-      <w:r>
-        <w:t>Jackson explains to Akiko the full story, since neither of them is being forthcoming.</w:t>
-      </w:r>
-      <w:r>
-        <w:t xml:space="preserve"> </w:t>
-      </w:r>
-      <w:r>
-        <w:t xml:space="preserve">Armed with this knowledge, Akiko chides them for acting like immature children instead of taking responsibility, and they eventually reach a tense but stable accord. </w:t>
-      </w:r>
-    </w:p>
-    <w:p>
-      <w:pPr>
-        <w:pStyle w:val="ListParagraph"/>
-        <w:numPr>
-          <w:ilvl w:val="0"/>
-          <w:numId w:val="2"/>
-        </w:numPr>
-      </w:pPr>
-      <w:r>
-        <w:t>With that situation resolved, they conclude that their best lead is to open the mnemonic matrix and try to find out what – if anything – is being covered up. Akiko will get her wish after all.</w:t>
-      </w:r>
-      <w:r>
-        <w:t xml:space="preserve"> Jackson insists this is a bad idea and leaves.</w:t>
-      </w:r>
-    </w:p>
-    <w:p>
-      <w:r>
-        <w:t xml:space="preserve">Chapter </w:t>
-      </w:r>
-      <w:r>
-        <w:t>7</w:t>
-      </w:r>
-      <w:r>
-        <w:t xml:space="preserve"> </w:t>
-      </w:r>
-    </w:p>
-    <w:p>
-      <w:pPr>
-        <w:pStyle w:val="ListParagraph"/>
-        <w:numPr>
-          <w:ilvl w:val="0"/>
-          <w:numId w:val="2"/>
-        </w:numPr>
-      </w:pPr>
-      <w:r>
-        <w:t>The remaining group heads to the mnemonics lab</w:t>
-      </w:r>
-      <w:r>
-        <w:t>.</w:t>
-      </w:r>
-      <w:r>
-        <w:t xml:space="preserve"> Cassandra, since she’s technically still the chief of security, </w:t>
-      </w:r>
-      <w:r>
-        <w:t>orders the guards away to</w:t>
-      </w:r>
-      <w:r>
-        <w:t xml:space="preserve"> </w:t>
-      </w:r>
-      <w:r>
-        <w:t>make sure they can have privacy</w:t>
-      </w:r>
-      <w:r>
-        <w:t>.</w:t>
-      </w:r>
-    </w:p>
-    <w:p>
-      <w:pPr>
-        <w:pStyle w:val="ListParagraph"/>
-        <w:numPr>
-          <w:ilvl w:val="0"/>
-          <w:numId w:val="2"/>
-        </w:numPr>
-      </w:pPr>
-      <w:r>
-        <w:t xml:space="preserve"> They restore </w:t>
-      </w:r>
-      <w:r>
-        <w:t>Akiko’s</w:t>
-      </w:r>
-      <w:r>
-        <w:t xml:space="preserve"> missing memories and learn the full truth about the </w:t>
-      </w:r>
-      <w:r>
-        <w:t>project</w:t>
-      </w:r>
-      <w:r>
-        <w:t>: it was initially shut down after Akiko,</w:t>
-      </w:r>
-      <w:r>
-        <w:t xml:space="preserve"> overworked and</w:t>
-      </w:r>
-      <w:r>
-        <w:t xml:space="preserve"> stricken with grief after Chenmei’s death, made a mistake during testing that killed several test subjects, including Marcus’ daughter, Lena. To cover up the incident, Marcus wiped the memories of everyone involved. </w:t>
-      </w:r>
-      <w:r>
-        <w:t xml:space="preserve">All except for one: </w:t>
-      </w:r>
-      <w:r>
-        <w:t>his own son, Jackson</w:t>
-      </w:r>
-      <w:r>
-        <w:t>.</w:t>
-      </w:r>
-    </w:p>
-    <w:p>
-      <w:pPr>
-        <w:pStyle w:val="ListParagraph"/>
-        <w:numPr>
-          <w:ilvl w:val="0"/>
-          <w:numId w:val="2"/>
-        </w:numPr>
-      </w:pPr>
-      <w:r>
-        <w:t>They also learn about Chenmei’s dream for an independent Montreal campus, since she believed many of the directives imposed by headquarters were unethical.</w:t>
+        <w:t>Akiko phones Cassandra to warn her about the trap, enabling her and Jackson to escape just in time. They return to Vancouver and regroup with the others</w:t>
       </w:r>
     </w:p>
     <w:p>
@@ -777,31 +507,31 @@
         </w:numPr>
       </w:pPr>
       <w:r>
+        <w:t xml:space="preserve">Jackson catches up, realizes they know the truth, and says he has orders from his father to cover it up, threatening them with a gun. </w:t>
+      </w:r>
+    </w:p>
+    <w:p>
+      <w:pPr>
+        <w:pStyle w:val="ListParagraph"/>
+        <w:numPr>
+          <w:ilvl w:val="0"/>
+          <w:numId w:val="2"/>
+        </w:numPr>
+      </w:pPr>
+      <w:r>
+        <w:t>Cassandra argues that he can’t take all three of them, Jackson retorts that his weapon will level the playing field, since if he takes out Xiang, the two scrawny girls will be no threat. He feels like he has to do this in order to earn his father’s love.</w:t>
+      </w:r>
+    </w:p>
+    <w:p>
+      <w:pPr>
+        <w:pStyle w:val="ListParagraph"/>
+        <w:numPr>
+          <w:ilvl w:val="0"/>
+          <w:numId w:val="2"/>
+        </w:numPr>
+      </w:pPr>
+      <w:r>
         <w:lastRenderedPageBreak/>
-        <w:t xml:space="preserve">Jackson catches up, realizes they know the truth, and says he has orders from his father to cover it up, threatening them with a gun. </w:t>
-      </w:r>
-    </w:p>
-    <w:p>
-      <w:pPr>
-        <w:pStyle w:val="ListParagraph"/>
-        <w:numPr>
-          <w:ilvl w:val="0"/>
-          <w:numId w:val="2"/>
-        </w:numPr>
-      </w:pPr>
-      <w:r>
-        <w:t>Cassandra argues that he can’t take all three of them, Jackson retorts that his weapon will level the playing field, since if he takes out Xiang, the two scrawny girls will be no threat. He feels like he has to do this in order to earn his father’s love.</w:t>
-      </w:r>
-    </w:p>
-    <w:p>
-      <w:pPr>
-        <w:pStyle w:val="ListParagraph"/>
-        <w:numPr>
-          <w:ilvl w:val="0"/>
-          <w:numId w:val="2"/>
-        </w:numPr>
-      </w:pPr>
-      <w:r>
         <w:t>Xiang tries to stop him, but Jackson shoots and kills him, only to be overcome with shock over what he’s just done. Akiko convinces him to stand down by appealing to their shared past</w:t>
       </w:r>
       <w:r>
@@ -943,6 +673,56 @@
     </w:sectPr>
   </w:body>
 </w:document>
+</file>
+
+<file path=word/endnotes.xml><?xml version="1.0" encoding="utf-8"?>
+<w:endnotes xmlns:wpc="http://schemas.microsoft.com/office/word/2010/wordprocessingCanvas" xmlns:cx="http://schemas.microsoft.com/office/drawing/2014/chartex" xmlns:cx1="http://schemas.microsoft.com/office/drawing/2015/9/8/chartex" xmlns:cx2="http://schemas.microsoft.com/office/drawing/2015/10/21/chartex" xmlns:cx3="http://schemas.microsoft.com/office/drawing/2016/5/9/chartex" xmlns:cx4="http://schemas.microsoft.com/office/drawing/2016/5/10/chartex" xmlns:cx5="http://schemas.microsoft.com/office/drawing/2016/5/11/chartex" xmlns:cx6="http://schemas.microsoft.com/office/drawing/2016/5/12/chartex" xmlns:cx7="http://schemas.microsoft.com/office/drawing/2016/5/13/chartex" xmlns:cx8="http://schemas.microsoft.com/office/drawing/2016/5/14/chartex" xmlns:mc="http://schemas.openxmlformats.org/markup-compatibility/2006" xmlns:aink="http://schemas.microsoft.com/office/drawing/2016/ink" xmlns:am3d="http://schemas.microsoft.com/office/drawing/2017/model3d" xmlns:o="urn:schemas-microsoft-com:office:office" xmlns:oel="http://schemas.microsoft.com/office/2019/extlst" xmlns:r="http://schemas.openxmlformats.org/officeDocument/2006/relationships" xmlns:m="http://schemas.openxmlformats.org/officeDocument/2006/math" xmlns:v="urn:schemas-microsoft-com:vml" xmlns:wp14="http://schemas.microsoft.com/office/word/2010/wordprocessingDrawing" xmlns:wp="http://schemas.openxmlformats.org/drawingml/2006/wordprocessingDrawing" xmlns:w10="urn:schemas-microsoft-com:office:word" xmlns:w="http://schemas.openxmlformats.org/wordprocessingml/2006/main" xmlns:w14="http://schemas.microsoft.com/office/word/2010/wordml" xmlns:w15="http://schemas.microsoft.com/office/word/2012/wordml" xmlns:w16cex="http://schemas.microsoft.com/office/word/2018/wordml/cex" xmlns:w16cid="http://schemas.microsoft.com/office/word/2016/wordml/cid" xmlns:w16="http://schemas.microsoft.com/office/word/2018/wordml" xmlns:w16du="http://schemas.microsoft.com/office/word/2023/wordml/word16du" xmlns:w16sdtdh="http://schemas.microsoft.com/office/word/2020/wordml/sdtdatahash" xmlns:w16sdtfl="http://schemas.microsoft.com/office/word/2024/wordml/sdtformatlock" xmlns:w16se="http://schemas.microsoft.com/office/word/2015/wordml/symex" xmlns:wpg="http://schemas.microsoft.com/office/word/2010/wordprocessingGroup" xmlns:wpi="http://schemas.microsoft.com/office/word/2010/wordprocessingInk" xmlns:wne="http://schemas.microsoft.com/office/word/2006/wordml" xmlns:wps="http://schemas.microsoft.com/office/word/2010/wordprocessingShape" mc:Ignorable="w14 w15 w16se w16cid w16 w16cex w16sdtdh w16sdtfl w16du wp14">
+  <w:endnote w:type="separator" w:id="-1">
+    <w:p>
+      <w:pPr>
+        <w:spacing w:after="0" w:line="240" w:lineRule="auto"/>
+      </w:pPr>
+      <w:r>
+        <w:separator/>
+      </w:r>
+    </w:p>
+  </w:endnote>
+  <w:endnote w:type="continuationSeparator" w:id="0">
+    <w:p>
+      <w:pPr>
+        <w:spacing w:after="0" w:line="240" w:lineRule="auto"/>
+      </w:pPr>
+      <w:r>
+        <w:continuationSeparator/>
+      </w:r>
+    </w:p>
+  </w:endnote>
+</w:endnotes>
+</file>
+
+<file path=word/footnotes.xml><?xml version="1.0" encoding="utf-8"?>
+<w:footnotes xmlns:wpc="http://schemas.microsoft.com/office/word/2010/wordprocessingCanvas" xmlns:cx="http://schemas.microsoft.com/office/drawing/2014/chartex" xmlns:cx1="http://schemas.microsoft.com/office/drawing/2015/9/8/chartex" xmlns:cx2="http://schemas.microsoft.com/office/drawing/2015/10/21/chartex" xmlns:cx3="http://schemas.microsoft.com/office/drawing/2016/5/9/chartex" xmlns:cx4="http://schemas.microsoft.com/office/drawing/2016/5/10/chartex" xmlns:cx5="http://schemas.microsoft.com/office/drawing/2016/5/11/chartex" xmlns:cx6="http://schemas.microsoft.com/office/drawing/2016/5/12/chartex" xmlns:cx7="http://schemas.microsoft.com/office/drawing/2016/5/13/chartex" xmlns:cx8="http://schemas.microsoft.com/office/drawing/2016/5/14/chartex" xmlns:mc="http://schemas.openxmlformats.org/markup-compatibility/2006" xmlns:aink="http://schemas.microsoft.com/office/drawing/2016/ink" xmlns:am3d="http://schemas.microsoft.com/office/drawing/2017/model3d" xmlns:o="urn:schemas-microsoft-com:office:office" xmlns:oel="http://schemas.microsoft.com/office/2019/extlst" xmlns:r="http://schemas.openxmlformats.org/officeDocument/2006/relationships" xmlns:m="http://schemas.openxmlformats.org/officeDocument/2006/math" xmlns:v="urn:schemas-microsoft-com:vml" xmlns:wp14="http://schemas.microsoft.com/office/word/2010/wordprocessingDrawing" xmlns:wp="http://schemas.openxmlformats.org/drawingml/2006/wordprocessingDrawing" xmlns:w10="urn:schemas-microsoft-com:office:word" xmlns:w="http://schemas.openxmlformats.org/wordprocessingml/2006/main" xmlns:w14="http://schemas.microsoft.com/office/word/2010/wordml" xmlns:w15="http://schemas.microsoft.com/office/word/2012/wordml" xmlns:w16cex="http://schemas.microsoft.com/office/word/2018/wordml/cex" xmlns:w16cid="http://schemas.microsoft.com/office/word/2016/wordml/cid" xmlns:w16="http://schemas.microsoft.com/office/word/2018/wordml" xmlns:w16du="http://schemas.microsoft.com/office/word/2023/wordml/word16du" xmlns:w16sdtdh="http://schemas.microsoft.com/office/word/2020/wordml/sdtdatahash" xmlns:w16sdtfl="http://schemas.microsoft.com/office/word/2024/wordml/sdtformatlock" xmlns:w16se="http://schemas.microsoft.com/office/word/2015/wordml/symex" xmlns:wpg="http://schemas.microsoft.com/office/word/2010/wordprocessingGroup" xmlns:wpi="http://schemas.microsoft.com/office/word/2010/wordprocessingInk" xmlns:wne="http://schemas.microsoft.com/office/word/2006/wordml" xmlns:wps="http://schemas.microsoft.com/office/word/2010/wordprocessingShape" mc:Ignorable="w14 w15 w16se w16cid w16 w16cex w16sdtdh w16sdtfl w16du wp14">
+  <w:footnote w:type="separator" w:id="-1">
+    <w:p>
+      <w:pPr>
+        <w:spacing w:after="0" w:line="240" w:lineRule="auto"/>
+      </w:pPr>
+      <w:r>
+        <w:separator/>
+      </w:r>
+    </w:p>
+  </w:footnote>
+  <w:footnote w:type="continuationSeparator" w:id="0">
+    <w:p>
+      <w:pPr>
+        <w:spacing w:after="0" w:line="240" w:lineRule="auto"/>
+      </w:pPr>
+      <w:r>
+        <w:continuationSeparator/>
+      </w:r>
+    </w:p>
+  </w:footnote>
+</w:footnotes>
 </file>
 
 <file path=word/numbering.xml><?xml version="1.0" encoding="utf-8"?>
@@ -1589,6 +1369,7 @@
   <w:style w:type="character" w:default="1" w:styleId="DefaultParagraphFont">
     <w:name w:val="Default Paragraph Font"/>
     <w:uiPriority w:val="1"/>
+    <w:semiHidden/>
     <w:unhideWhenUsed/>
   </w:style>
   <w:style w:type="table" w:default="1" w:styleId="TableNormal">
@@ -1622,6 +1403,58 @@
       <w:ind w:left="720"/>
       <w:contextualSpacing/>
     </w:pPr>
+  </w:style>
+  <w:style w:type="paragraph" w:styleId="Header">
+    <w:name w:val="header"/>
+    <w:basedOn w:val="Normal"/>
+    <w:link w:val="HeaderChar"/>
+    <w:uiPriority w:val="99"/>
+    <w:unhideWhenUsed/>
+    <w:rsid w:val="00933376"/>
+    <w:pPr>
+      <w:tabs>
+        <w:tab w:val="center" w:pos="4680"/>
+        <w:tab w:val="right" w:pos="9360"/>
+      </w:tabs>
+      <w:spacing w:after="0" w:line="240" w:lineRule="auto"/>
+    </w:pPr>
+  </w:style>
+  <w:style w:type="character" w:customStyle="1" w:styleId="HeaderChar">
+    <w:name w:val="Header Char"/>
+    <w:basedOn w:val="DefaultParagraphFont"/>
+    <w:link w:val="Header"/>
+    <w:uiPriority w:val="99"/>
+    <w:rsid w:val="00933376"/>
+    <w:rPr>
+      <w:rFonts w:ascii="Times New Roman" w:hAnsi="Times New Roman"/>
+      <w:sz w:val="24"/>
+    </w:rPr>
+  </w:style>
+  <w:style w:type="paragraph" w:styleId="Footer">
+    <w:name w:val="footer"/>
+    <w:basedOn w:val="Normal"/>
+    <w:link w:val="FooterChar"/>
+    <w:uiPriority w:val="99"/>
+    <w:unhideWhenUsed/>
+    <w:rsid w:val="00933376"/>
+    <w:pPr>
+      <w:tabs>
+        <w:tab w:val="center" w:pos="4680"/>
+        <w:tab w:val="right" w:pos="9360"/>
+      </w:tabs>
+      <w:spacing w:after="0" w:line="240" w:lineRule="auto"/>
+    </w:pPr>
+  </w:style>
+  <w:style w:type="character" w:customStyle="1" w:styleId="FooterChar">
+    <w:name w:val="Footer Char"/>
+    <w:basedOn w:val="DefaultParagraphFont"/>
+    <w:link w:val="Footer"/>
+    <w:uiPriority w:val="99"/>
+    <w:rsid w:val="00933376"/>
+    <w:rPr>
+      <w:rFonts w:ascii="Times New Roman" w:hAnsi="Times New Roman"/>
+      <w:sz w:val="24"/>
+    </w:rPr>
   </w:style>
 </w:styles>
 </file>

--- a/Outline.docx
+++ b/Outline.docx
@@ -340,7 +340,19 @@
         </w:numPr>
       </w:pPr>
       <w:r>
-        <w:t xml:space="preserve">This unconditional trust makes Akiko realize that she might actually be attracted to Cassandra, but she </w:t>
+        <w:t xml:space="preserve">This trust </w:t>
+      </w:r>
+      <w:r>
+        <w:t>startles</w:t>
+      </w:r>
+      <w:r>
+        <w:t xml:space="preserve"> Akiko</w:t>
+      </w:r>
+      <w:r>
+        <w:t xml:space="preserve"> and makes her</w:t>
+      </w:r>
+      <w:r>
+        <w:t xml:space="preserve"> realize that she might actually be attracted to Cassandra, but she </w:t>
       </w:r>
       <w:r>
         <w:t>tries to bury that feeling out of fear that it is inappropriate under the current circumstances.</w:t>
@@ -492,6 +504,24 @@
       <w:r>
         <w:t>Akiko phones Cassandra to warn her about the trap, enabling her and Jackson to escape just in time. They return to Vancouver and regroup with the others</w:t>
       </w:r>
+      <w:r>
+        <w:t>, opting to lay low at Elias’ restaurant to avoid capture.</w:t>
+      </w:r>
+    </w:p>
+    <w:p>
+      <w:pPr>
+        <w:pStyle w:val="ListParagraph"/>
+        <w:numPr>
+          <w:ilvl w:val="0"/>
+          <w:numId w:val="2"/>
+        </w:numPr>
+      </w:pPr>
+      <w:r>
+        <w:t xml:space="preserve">After Akiko tells Cassandra what Lancaster offered her, the group decides to investigate the mnemonic matrix, which is </w:t>
+      </w:r>
+      <w:r>
+        <w:t>kept in a basement on the main campus. Jackson, still believing that this is a futile suicide mission, refuses to join them.</w:t>
+      </w:r>
     </w:p>
     <w:p>
       <w:r>
@@ -499,147 +529,8 @@
       </w:r>
     </w:p>
     <w:p>
-      <w:pPr>
-        <w:pStyle w:val="ListParagraph"/>
-        <w:numPr>
-          <w:ilvl w:val="0"/>
-          <w:numId w:val="2"/>
-        </w:numPr>
-      </w:pPr>
-      <w:r>
-        <w:t xml:space="preserve">Jackson catches up, realizes they know the truth, and says he has orders from his father to cover it up, threatening them with a gun. </w:t>
-      </w:r>
-    </w:p>
-    <w:p>
-      <w:pPr>
-        <w:pStyle w:val="ListParagraph"/>
-        <w:numPr>
-          <w:ilvl w:val="0"/>
-          <w:numId w:val="2"/>
-        </w:numPr>
-      </w:pPr>
-      <w:r>
-        <w:t>Cassandra argues that he can’t take all three of them, Jackson retorts that his weapon will level the playing field, since if he takes out Xiang, the two scrawny girls will be no threat. He feels like he has to do this in order to earn his father’s love.</w:t>
-      </w:r>
-    </w:p>
-    <w:p>
-      <w:pPr>
-        <w:pStyle w:val="ListParagraph"/>
-        <w:numPr>
-          <w:ilvl w:val="0"/>
-          <w:numId w:val="2"/>
-        </w:numPr>
-      </w:pPr>
-      <w:r>
-        <w:lastRenderedPageBreak/>
-        <w:t>Xiang tries to stop him, but Jackson shoots and kills him, only to be overcome with shock over what he’s just done. Akiko convinces him to stand down by appealing to their shared past</w:t>
-      </w:r>
-      <w:r>
-        <w:t>.</w:t>
-      </w:r>
-    </w:p>
-    <w:p>
-      <w:pPr>
-        <w:pStyle w:val="ListParagraph"/>
-        <w:numPr>
-          <w:ilvl w:val="0"/>
-          <w:numId w:val="2"/>
-        </w:numPr>
-      </w:pPr>
-      <w:r>
-        <w:t xml:space="preserve">Ashamed of his actions, Jackson surrenders. </w:t>
-      </w:r>
-      <w:r>
-        <w:t xml:space="preserve">He reveals that his father was aware of Lancaster’s efforts to </w:t>
-      </w:r>
-      <w:r>
-        <w:t>frame the Montreal campus</w:t>
-      </w:r>
-      <w:r>
-        <w:t xml:space="preserve"> but allowed it to happen, believing the resulting conflict will </w:t>
-      </w:r>
-      <w:r>
-        <w:t>ruin</w:t>
-      </w:r>
-      <w:r>
-        <w:t xml:space="preserve"> the company that killed his daughter.</w:t>
-      </w:r>
-    </w:p>
-    <w:p>
-      <w:pPr>
-        <w:pStyle w:val="ListParagraph"/>
-        <w:numPr>
-          <w:ilvl w:val="0"/>
-          <w:numId w:val="2"/>
-        </w:numPr>
-      </w:pPr>
-      <w:r>
-        <w:t xml:space="preserve">The women </w:t>
-      </w:r>
-      <w:r>
-        <w:t>tie Jackson up and go to treat Cassandra’s wounds.</w:t>
-      </w:r>
-    </w:p>
-    <w:p>
       <w:r>
         <w:t xml:space="preserve">Chapter 9 </w:t>
-      </w:r>
-    </w:p>
-    <w:p>
-      <w:pPr>
-        <w:pStyle w:val="ListParagraph"/>
-        <w:numPr>
-          <w:ilvl w:val="0"/>
-          <w:numId w:val="2"/>
-        </w:numPr>
-      </w:pPr>
-      <w:r>
-        <w:t xml:space="preserve">They turn Jackson over to the </w:t>
-      </w:r>
-      <w:r>
-        <w:t>authorities</w:t>
-      </w:r>
-      <w:r>
-        <w:t xml:space="preserve">, and Xiang’s body is taken away for </w:t>
-      </w:r>
-      <w:r>
-        <w:t>autopsy and burial</w:t>
-      </w:r>
-      <w:r>
-        <w:t xml:space="preserve">. </w:t>
-      </w:r>
-      <w:r>
-        <w:t xml:space="preserve">Although Jackson says he will confess everything to the </w:t>
-      </w:r>
-      <w:r>
-        <w:t>p</w:t>
-      </w:r>
-      <w:r>
-        <w:t>olice, Cassandra</w:t>
-      </w:r>
-      <w:r>
-        <w:t xml:space="preserve"> privately expresses doubt that anything will come of </w:t>
-      </w:r>
-      <w:r>
-        <w:t>his</w:t>
-      </w:r>
-      <w:r>
-        <w:t xml:space="preserve"> testimony without evidence to back it up.</w:t>
-      </w:r>
-    </w:p>
-    <w:p>
-      <w:pPr>
-        <w:pStyle w:val="ListParagraph"/>
-        <w:numPr>
-          <w:ilvl w:val="0"/>
-          <w:numId w:val="2"/>
-        </w:numPr>
-      </w:pPr>
-      <w:r>
-        <w:t>Distraught over losing both Chenmei and Xiang</w:t>
-      </w:r>
-      <w:r>
-        <w:t xml:space="preserve">, Cassandra tries to use the mnemonic matrix to erase her own memories, but Akiko intervenes, becoming infuriated at her cowardice. Though Cassandra is convinced not to go through with it, their relationship is somewhat soured. </w:t>
       </w:r>
     </w:p>
     <w:p>

--- a/Outline.docx
+++ b/Outline.docx
@@ -423,7 +423,13 @@
         </w:numPr>
       </w:pPr>
       <w:r>
-        <w:t>Their discussion with the director of Madelyn-Rash is unfruitful, but they do learn about Rose House’s interest in the Mnemonic Matrix. Cassandra thinks that they should investigate it, but Jackson insists it is a waste of time.</w:t>
+        <w:t xml:space="preserve">Their discussion with the director of Madelyn-Rash is unfruitful, but they do learn about Rose House’s interest in the </w:t>
+      </w:r>
+      <w:r>
+        <w:t>mnemonics department</w:t>
+      </w:r>
+      <w:r>
+        <w:t>. Cassandra thinks that they should investigate it, but Jackson insists it is a waste of time.</w:t>
       </w:r>
     </w:p>
     <w:p>
@@ -520,7 +526,13 @@
         <w:t xml:space="preserve">After Akiko tells Cassandra what Lancaster offered her, the group decides to investigate the mnemonic matrix, which is </w:t>
       </w:r>
       <w:r>
-        <w:t>kept in a basement on the main campus. Jackson, still believing that this is a futile suicide mission, refuses to join them.</w:t>
+        <w:t xml:space="preserve">kept in a basement on the main campus. Jackson, still believing that this is </w:t>
+      </w:r>
+      <w:r>
+        <w:t>too dangerous</w:t>
+      </w:r>
+      <w:r>
+        <w:t>, refuses to join them.</w:t>
       </w:r>
     </w:p>
     <w:p>
@@ -529,11 +541,84 @@
       </w:r>
     </w:p>
     <w:p>
+      <w:pPr>
+        <w:pStyle w:val="ListParagraph"/>
+        <w:numPr>
+          <w:ilvl w:val="0"/>
+          <w:numId w:val="2"/>
+        </w:numPr>
+      </w:pPr>
+      <w:r>
+        <w:t xml:space="preserve">Cassandra uses her security clearance to get </w:t>
+      </w:r>
+      <w:r>
+        <w:t>herself, Akiko, and Xiang</w:t>
+      </w:r>
+      <w:r>
+        <w:t xml:space="preserve"> into the mnemonics department.</w:t>
+      </w:r>
+      <w:r>
+        <w:t xml:space="preserve"> Inside, they find both Zhiyi’s and Akiko’s memories on file. </w:t>
+      </w:r>
+      <w:r>
+        <w:lastRenderedPageBreak/>
+        <w:t>Since Cassandra and Xiang are both hesitant to inspect the former, they send Akiko into the machine, after some comforting words from Cassandra.</w:t>
+      </w:r>
+    </w:p>
+    <w:p>
       <w:r>
         <w:t xml:space="preserve">Chapter 9 </w:t>
       </w:r>
     </w:p>
     <w:p>
+      <w:pPr>
+        <w:pStyle w:val="ListParagraph"/>
+        <w:numPr>
+          <w:ilvl w:val="0"/>
+          <w:numId w:val="2"/>
+        </w:numPr>
+      </w:pPr>
+      <w:r>
+        <w:t>Akiko relives her missing memories, immediately learning that she and Zhiyi were once close friends</w:t>
+      </w:r>
+      <w:r>
+        <w:t xml:space="preserve"> before she used their own project to kill herself.</w:t>
+      </w:r>
+    </w:p>
+    <w:p>
+      <w:pPr>
+        <w:pStyle w:val="ListParagraph"/>
+        <w:numPr>
+          <w:ilvl w:val="0"/>
+          <w:numId w:val="2"/>
+        </w:numPr>
+      </w:pPr>
+      <w:r>
+        <w:t xml:space="preserve">Due to pressure from headquarters to finish the mnemonic matrix ASAP so it can be licensed to defense and security contractors, the project proceeds without adequate testing, despite protests from the team. Still grieving Zhiyi’s death, Akiko fails to notice this when beginning the test run, and their first test subject </w:t>
+      </w:r>
+      <w:r>
+        <w:t>dies in much the same way that Zhiyi did</w:t>
+      </w:r>
+      <w:r>
+        <w:t>.</w:t>
+      </w:r>
+    </w:p>
+    <w:p>
+      <w:pPr>
+        <w:pStyle w:val="ListParagraph"/>
+        <w:numPr>
+          <w:ilvl w:val="0"/>
+          <w:numId w:val="2"/>
+        </w:numPr>
+      </w:pPr>
+      <w:r>
+        <w:t>To cover up the incident, Marcus pressures his staff to erase their memories</w:t>
+      </w:r>
+      <w:r>
+        <w:t>, and Akiko complies out of shame.</w:t>
+      </w:r>
+    </w:p>
+    <w:p>
       <w:r>
         <w:t xml:space="preserve">Chapter 10 </w:t>
       </w:r>
@@ -546,16 +631,48 @@
           <w:numId w:val="2"/>
         </w:numPr>
       </w:pPr>
+      <w:r>
+        <w:t xml:space="preserve">They look into the identity of the deceased test subject and learn that she was Lancaster’s daughter, Lena, giving them a clue as to his real motives for investigating the mnemonics department. </w:t>
+      </w:r>
+    </w:p>
+    <w:p>
+      <w:pPr>
+        <w:pStyle w:val="ListParagraph"/>
+        <w:numPr>
+          <w:ilvl w:val="0"/>
+          <w:numId w:val="2"/>
+        </w:numPr>
+      </w:pPr>
+      <w:r>
+        <w:t>Jackson catches up to them</w:t>
+      </w:r>
+      <w:r>
+        <w:t>, illegally carrying a handgun. Clearly unstable, he tries to force them to erase the memories they just witnessed, and a fight breaks out. Xiang is severely wounded</w:t>
+      </w:r>
+      <w:r>
+        <w:t>, but they manage to subdue him.</w:t>
+      </w:r>
+    </w:p>
+    <w:p>
+      <w:pPr>
+        <w:pStyle w:val="ListParagraph"/>
+        <w:numPr>
+          <w:ilvl w:val="0"/>
+          <w:numId w:val="2"/>
+        </w:numPr>
+      </w:pPr>
+      <w:r>
+        <w:t xml:space="preserve">While bound, Jackson reveals the truth. After the mnemonics incident, both </w:t>
+      </w:r>
+      <w:r>
+        <w:t>companies</w:t>
+      </w:r>
+      <w:r>
+        <w:t xml:space="preserve"> agreed to cover it up, as the truth getting out would be bad for both of them. </w:t>
+      </w:r>
     </w:p>
     <w:p/>
-    <w:p>
-      <w:r>
-        <w:t>Climax – as the defence initiative is being deliberated by the board, Cassandra and Akiko must rush to publish evidence of Lancaster’s crimes to help their side win</w:t>
-      </w:r>
-      <w:r>
-        <w:t xml:space="preserve"> the debate.</w:t>
-      </w:r>
-    </w:p>
+    <w:p/>
     <w:sectPr>
       <w:pgSz w:w="12240" w:h="15840"/>
       <w:pgMar w:top="1440" w:right="1440" w:bottom="1440" w:left="1440" w:header="720" w:footer="720" w:gutter="0"/>

--- a/Outline.docx
+++ b/Outline.docx
@@ -376,12 +376,18 @@
         <w:rPr>
           <w:lang w:val="en-CA"/>
         </w:rPr>
-        <w:t>invites Akiko to lunch, wherein he reveals that he leaked the VSI to the Olympic Village campus, intentionally starting a riot so that she would have an excuse to stay at the Cloud Garden immediately.</w:t>
+        <w:t>invites Akiko to lunch</w:t>
       </w:r>
       <w:r>
         <w:rPr>
           <w:lang w:val="en-CA"/>
         </w:rPr>
+        <w:t xml:space="preserve"> and reveals more about his plans.</w:t>
+      </w:r>
+      <w:r>
+        <w:rPr>
+          <w:lang w:val="en-CA"/>
+        </w:rPr>
         <w:t xml:space="preserve"> She begins to doubt the morality of helping </w:t>
       </w:r>
       <w:r>
@@ -423,13 +429,10 @@
         </w:numPr>
       </w:pPr>
       <w:r>
-        <w:t xml:space="preserve">Their discussion with the director of Madelyn-Rash is unfruitful, but they do learn about Rose House’s interest in the </w:t>
-      </w:r>
-      <w:r>
-        <w:t>mnemonics department</w:t>
-      </w:r>
-      <w:r>
-        <w:t>. Cassandra thinks that they should investigate it, but Jackson insists it is a waste of time.</w:t>
+        <w:t>Their discussion with the director of Madelyn-Rash is unfruitful</w:t>
+      </w:r>
+      <w:r>
+        <w:t>.</w:t>
       </w:r>
     </w:p>
     <w:p>
@@ -489,6 +492,26 @@
       </w:r>
     </w:p>
     <w:p>
+      <w:pPr>
+        <w:pStyle w:val="ListParagraph"/>
+        <w:numPr>
+          <w:ilvl w:val="0"/>
+          <w:numId w:val="2"/>
+        </w:numPr>
+        <w:rPr>
+          <w:b/>
+          <w:bCs/>
+        </w:rPr>
+      </w:pPr>
+      <w:r>
+        <w:rPr>
+          <w:b/>
+          <w:bCs/>
+        </w:rPr>
+        <w:t>Characters introduced: Xiang</w:t>
+      </w:r>
+    </w:p>
+    <w:p>
       <w:r>
         <w:t xml:space="preserve">Chapter </w:t>
       </w:r>
@@ -508,31 +531,49 @@
         </w:numPr>
       </w:pPr>
       <w:r>
-        <w:t>Akiko phones Cassandra to warn her about the trap, enabling her and Jackson to escape just in time. They return to Vancouver and regroup with the others</w:t>
-      </w:r>
-      <w:r>
-        <w:t>, opting to lay low at Elias’ restaurant to avoid capture.</w:t>
-      </w:r>
-    </w:p>
-    <w:p>
-      <w:pPr>
-        <w:pStyle w:val="ListParagraph"/>
-        <w:numPr>
-          <w:ilvl w:val="0"/>
-          <w:numId w:val="2"/>
-        </w:numPr>
-      </w:pPr>
-      <w:r>
-        <w:t xml:space="preserve">After Akiko tells Cassandra what Lancaster offered her, the group decides to investigate the mnemonic matrix, which is </w:t>
-      </w:r>
-      <w:r>
-        <w:t xml:space="preserve">kept in a basement on the main campus. Jackson, still believing that this is </w:t>
-      </w:r>
-      <w:r>
-        <w:t>too dangerous</w:t>
-      </w:r>
-      <w:r>
-        <w:t>, refuses to join them.</w:t>
+        <w:t xml:space="preserve">Akiko phones Cassandra to warn her about the trap, enabling her and Jackson to escape just in time. They return to Vancouver and regroup </w:t>
+      </w:r>
+      <w:r>
+        <w:t xml:space="preserve">at Elias’ restaurant </w:t>
+      </w:r>
+      <w:r>
+        <w:t>before finding a motel where they can lay low. Akiko and Cassandra share one room, while Jackson and Xiang share another.</w:t>
+      </w:r>
+    </w:p>
+    <w:p>
+      <w:pPr>
+        <w:pStyle w:val="ListParagraph"/>
+        <w:numPr>
+          <w:ilvl w:val="0"/>
+          <w:numId w:val="2"/>
+        </w:numPr>
+      </w:pPr>
+      <w:r>
+        <w:t>After Akiko tells Cassandra what Lancaster offered her, the group</w:t>
+      </w:r>
+      <w:r>
+        <w:t xml:space="preserve"> realizes that both Akiko and Xiang have similar gaps in their memories, which is unlikely to be a coincidence. They</w:t>
+      </w:r>
+      <w:r>
+        <w:t xml:space="preserve"> decide to investigate the mnemonic matrix</w:t>
+      </w:r>
+      <w:r>
+        <w:t xml:space="preserve"> themselves</w:t>
+      </w:r>
+      <w:r>
+        <w:t xml:space="preserve">, which is </w:t>
+      </w:r>
+      <w:r>
+        <w:t>kept in a basement on the main campus. Jackson</w:t>
+      </w:r>
+      <w:r>
+        <w:t xml:space="preserve"> </w:t>
+      </w:r>
+      <w:r>
+        <w:t>refuses to join them</w:t>
+      </w:r>
+      <w:r>
+        <w:t xml:space="preserve"> but will not elaborate as to why.</w:t>
       </w:r>
     </w:p>
     <w:p>
@@ -632,46 +673,86 @@
         </w:numPr>
       </w:pPr>
       <w:r>
-        <w:t xml:space="preserve">They look into the identity of the deceased test subject and learn that she was Lancaster’s daughter, Lena, giving them a clue as to his real motives for investigating the mnemonics department. </w:t>
-      </w:r>
-    </w:p>
-    <w:p>
-      <w:pPr>
-        <w:pStyle w:val="ListParagraph"/>
-        <w:numPr>
-          <w:ilvl w:val="0"/>
-          <w:numId w:val="2"/>
-        </w:numPr>
-      </w:pPr>
-      <w:r>
         <w:t>Jackson catches up to them</w:t>
       </w:r>
       <w:r>
         <w:t>, illegally carrying a handgun. Clearly unstable, he tries to force them to erase the memories they just witnessed, and a fight breaks out. Xiang is severely wounded</w:t>
       </w:r>
       <w:r>
-        <w:t>, but they manage to subdue him.</w:t>
-      </w:r>
-    </w:p>
-    <w:p>
-      <w:pPr>
-        <w:pStyle w:val="ListParagraph"/>
-        <w:numPr>
-          <w:ilvl w:val="0"/>
-          <w:numId w:val="2"/>
-        </w:numPr>
-      </w:pPr>
-      <w:r>
-        <w:t xml:space="preserve">While bound, Jackson reveals the truth. After the mnemonics incident, both </w:t>
+        <w:t>, but they manage to subdue hi</w:t>
+      </w:r>
+      <w:r>
+        <w:t>m and convince him to tell them the truth.</w:t>
+      </w:r>
+    </w:p>
+    <w:p>
+      <w:pPr>
+        <w:pStyle w:val="ListParagraph"/>
+        <w:numPr>
+          <w:ilvl w:val="0"/>
+          <w:numId w:val="2"/>
+        </w:numPr>
+      </w:pPr>
+      <w:r>
+        <w:t>Jackson complies and reveals what he knows</w:t>
+      </w:r>
+      <w:r>
+        <w:t xml:space="preserve">. After the incident, both </w:t>
       </w:r>
       <w:r>
         <w:t>companies</w:t>
       </w:r>
       <w:r>
-        <w:t xml:space="preserve"> agreed to cover it up, as the truth getting out would be bad for both of them. </w:t>
+        <w:t xml:space="preserve"> agreed to </w:t>
+      </w:r>
+      <w:r>
+        <w:t>jointly cover it up</w:t>
+      </w:r>
+      <w:r>
+        <w:t xml:space="preserve">, as the truth getting out would be bad for both of them. </w:t>
+      </w:r>
+      <w:r>
+        <w:t>Marcus kept the memory files as leverage against Rose House, which they are now trying to destroy in time for the VSI vote. Th</w:t>
+      </w:r>
+      <w:r>
+        <w:t>is is why he is going to such lengths to keep it hidden.</w:t>
+      </w:r>
+    </w:p>
+    <w:p>
+      <w:pPr>
+        <w:pStyle w:val="ListParagraph"/>
+        <w:numPr>
+          <w:ilvl w:val="0"/>
+          <w:numId w:val="2"/>
+        </w:numPr>
+      </w:pPr>
+      <w:r>
+        <w:t>Akiko, Cassandra, and Xiang discuss what to do. Since Xiang’s life is in danger, they call</w:t>
+      </w:r>
+      <w:r>
+        <w:t xml:space="preserve"> 911</w:t>
       </w:r>
     </w:p>
     <w:p/>
+    <w:p/>
+    <w:p/>
+    <w:p/>
+    <w:p/>
+    <w:p>
+      <w:r>
+        <w:t>HQ: Knows about data but not where it is, trying to destroy the records to remove Marcus’ leverage</w:t>
+      </w:r>
+    </w:p>
+    <w:p>
+      <w:r>
+        <w:t>Lancaster: Suspected foul play in his daughter’s death, trying to find proof so he can expose the truth. Bergstrom’s investigation gives him the first clues, so he recruits Akiko to look further after Bergstrom his killed.</w:t>
+      </w:r>
+    </w:p>
+    <w:p>
+      <w:r>
+        <w:t>Marcus: Trying to keep his records as leverage to stop HQ from taking over the branch campus</w:t>
+      </w:r>
+    </w:p>
     <w:p/>
     <w:sectPr>
       <w:pgSz w:w="12240" w:h="15840"/>
